--- a/Zavrsni_rad_tvz.docx
+++ b/Zavrsni_rad_tvz.docx
@@ -309,7 +309,14 @@
     <w:sdt>
       <w:sdtPr>
         <w:rPr>
-          <w:rFonts w:ascii="Times New Roman" w:hAnsi="Times New Roman" w:cs="Times New Roman"/>
+          <w:rFonts w:ascii="Times New Roman" w:eastAsiaTheme="minorHAnsi" w:hAnsi="Times New Roman" w:cs="Times New Roman"/>
+          <w:noProof/>
+          <w:color w:val="auto"/>
+          <w:kern w:val="2"/>
+          <w:sz w:val="24"/>
+          <w:szCs w:val="24"/>
+          <w:lang w:val="hr-HR"/>
+          <w14:ligatures w14:val="standardContextual"/>
         </w:rPr>
         <w:id w:val="-313258023"/>
         <w:docPartObj>
@@ -319,16 +326,8 @@
       </w:sdtPr>
       <w:sdtEndPr>
         <w:rPr>
-          <w:rFonts w:eastAsiaTheme="minorHAnsi"/>
           <w:b/>
           <w:bCs/>
-          <w:noProof/>
-          <w:color w:val="auto"/>
-          <w:kern w:val="2"/>
-          <w:sz w:val="24"/>
-          <w:szCs w:val="24"/>
-          <w:lang w:val="hr-HR"/>
-          <w14:ligatures w14:val="standardContextual"/>
         </w:rPr>
       </w:sdtEndPr>
       <w:sdtContent>
@@ -354,7 +353,8 @@
               <w:tab w:val="right" w:leader="dot" w:pos="9394"/>
             </w:tabs>
             <w:rPr>
-              <w:rFonts w:ascii="Times New Roman" w:hAnsi="Times New Roman" w:cs="Times New Roman"/>
+              <w:rFonts w:eastAsiaTheme="minorEastAsia"/>
+              <w:lang w:val="en-US"/>
             </w:rPr>
           </w:pPr>
           <w:r>
@@ -375,7 +375,7 @@
             </w:rPr>
             <w:fldChar w:fldCharType="separate"/>
           </w:r>
-          <w:hyperlink w:anchor="_Toc232595986" w:history="1">
+          <w:hyperlink w:anchor="_Toc232776087" w:history="1">
             <w:r>
               <w:rPr>
                 <w:rStyle w:val="Hyperlink"/>
@@ -387,7 +387,8 @@
             </w:r>
             <w:r>
               <w:rPr>
-                <w:rFonts w:ascii="Times New Roman" w:hAnsi="Times New Roman" w:cs="Times New Roman"/>
+                <w:rFonts w:eastAsiaTheme="minorEastAsia"/>
+                <w:lang w:val="en-US"/>
               </w:rPr>
               <w:tab/>
             </w:r>
@@ -402,48 +403,41 @@
             </w:r>
             <w:r>
               <w:rPr>
-                <w:rFonts w:ascii="Times New Roman" w:hAnsi="Times New Roman" w:cs="Times New Roman"/>
                 <w:webHidden/>
               </w:rPr>
               <w:tab/>
             </w:r>
             <w:r>
               <w:rPr>
-                <w:rFonts w:ascii="Times New Roman" w:hAnsi="Times New Roman" w:cs="Times New Roman"/>
                 <w:webHidden/>
               </w:rPr>
               <w:fldChar w:fldCharType="begin"/>
             </w:r>
             <w:r>
               <w:rPr>
-                <w:rFonts w:ascii="Times New Roman" w:hAnsi="Times New Roman" w:cs="Times New Roman"/>
                 <w:webHidden/>
               </w:rPr>
-              <w:instrText xml:space="preserve"> PAGEREF _Toc232595986 \h </w:instrText>
-            </w:r>
-            <w:r>
-              <w:rPr>
-                <w:rFonts w:ascii="Times New Roman" w:hAnsi="Times New Roman" w:cs="Times New Roman"/>
+              <w:instrText xml:space="preserve"> PAGEREF _Toc232776087 \h </w:instrText>
+            </w:r>
+            <w:r>
+              <w:rPr>
                 <w:webHidden/>
               </w:rPr>
             </w:r>
             <w:r>
               <w:rPr>
-                <w:rFonts w:ascii="Times New Roman" w:hAnsi="Times New Roman" w:cs="Times New Roman"/>
                 <w:webHidden/>
               </w:rPr>
               <w:fldChar w:fldCharType="separate"/>
             </w:r>
             <w:r>
               <w:rPr>
-                <w:rFonts w:ascii="Times New Roman" w:hAnsi="Times New Roman" w:cs="Times New Roman"/>
                 <w:webHidden/>
               </w:rPr>
               <w:t>3</w:t>
             </w:r>
             <w:r>
               <w:rPr>
-                <w:rFonts w:ascii="Times New Roman" w:hAnsi="Times New Roman" w:cs="Times New Roman"/>
                 <w:webHidden/>
               </w:rPr>
               <w:fldChar w:fldCharType="end"/>
@@ -458,10 +452,11 @@
               <w:tab w:val="right" w:leader="dot" w:pos="9394"/>
             </w:tabs>
             <w:rPr>
-              <w:rFonts w:ascii="Times New Roman" w:hAnsi="Times New Roman" w:cs="Times New Roman"/>
+              <w:rFonts w:eastAsiaTheme="minorEastAsia"/>
+              <w:lang w:val="en-US"/>
             </w:rPr>
           </w:pPr>
-          <w:hyperlink w:anchor="_Toc232595987" w:history="1">
+          <w:hyperlink w:anchor="_Toc232776088" w:history="1">
             <w:r>
               <w:rPr>
                 <w:rStyle w:val="Hyperlink"/>
@@ -473,7 +468,8 @@
             </w:r>
             <w:r>
               <w:rPr>
-                <w:rFonts w:ascii="Times New Roman" w:hAnsi="Times New Roman" w:cs="Times New Roman"/>
+                <w:rFonts w:eastAsiaTheme="minorEastAsia"/>
+                <w:lang w:val="en-US"/>
               </w:rPr>
               <w:tab/>
             </w:r>
@@ -488,48 +484,460 @@
             </w:r>
             <w:r>
               <w:rPr>
+                <w:webHidden/>
+              </w:rPr>
+              <w:tab/>
+            </w:r>
+            <w:r>
+              <w:rPr>
+                <w:webHidden/>
+              </w:rPr>
+              <w:fldChar w:fldCharType="begin"/>
+            </w:r>
+            <w:r>
+              <w:rPr>
+                <w:webHidden/>
+              </w:rPr>
+              <w:instrText xml:space="preserve"> PAGEREF _Toc232776088 \h </w:instrText>
+            </w:r>
+            <w:r>
+              <w:rPr>
+                <w:webHidden/>
+              </w:rPr>
+            </w:r>
+            <w:r>
+              <w:rPr>
+                <w:webHidden/>
+              </w:rPr>
+              <w:fldChar w:fldCharType="separate"/>
+            </w:r>
+            <w:r>
+              <w:rPr>
+                <w:webHidden/>
+              </w:rPr>
+              <w:t>4</w:t>
+            </w:r>
+            <w:r>
+              <w:rPr>
+                <w:webHidden/>
+              </w:rPr>
+              <w:fldChar w:fldCharType="end"/>
+            </w:r>
+          </w:hyperlink>
+        </w:p>
+        <w:p>
+          <w:pPr>
+            <w:pStyle w:val="TOC2"/>
+            <w:tabs>
+              <w:tab w:val="right" w:leader="dot" w:pos="9394"/>
+            </w:tabs>
+          </w:pPr>
+          <w:hyperlink w:anchor="_Toc232776089" w:history="1">
+            <w:r>
+              <w:rPr>
+                <w:rStyle w:val="Hyperlink"/>
                 <w:rFonts w:ascii="Times New Roman" w:hAnsi="Times New Roman" w:cs="Times New Roman"/>
+                <w:b/>
+                <w:bCs/>
+              </w:rPr>
+              <w:t>2.1 REST API</w:t>
+            </w:r>
+            <w:r>
+              <w:rPr>
                 <w:webHidden/>
               </w:rPr>
               <w:tab/>
             </w:r>
             <w:r>
               <w:rPr>
+                <w:webHidden/>
+              </w:rPr>
+              <w:fldChar w:fldCharType="begin"/>
+            </w:r>
+            <w:r>
+              <w:rPr>
+                <w:webHidden/>
+              </w:rPr>
+              <w:instrText xml:space="preserve"> PAGEREF _Toc232776089 \h </w:instrText>
+            </w:r>
+            <w:r>
+              <w:rPr>
+                <w:webHidden/>
+              </w:rPr>
+            </w:r>
+            <w:r>
+              <w:rPr>
+                <w:webHidden/>
+              </w:rPr>
+              <w:fldChar w:fldCharType="separate"/>
+            </w:r>
+            <w:r>
+              <w:rPr>
+                <w:webHidden/>
+              </w:rPr>
+              <w:t>4</w:t>
+            </w:r>
+            <w:r>
+              <w:rPr>
+                <w:webHidden/>
+              </w:rPr>
+              <w:fldChar w:fldCharType="end"/>
+            </w:r>
+          </w:hyperlink>
+        </w:p>
+        <w:p>
+          <w:pPr>
+            <w:pStyle w:val="TOC2"/>
+            <w:tabs>
+              <w:tab w:val="right" w:leader="dot" w:pos="9394"/>
+            </w:tabs>
+          </w:pPr>
+          <w:hyperlink w:anchor="_Toc232776090" w:history="1">
+            <w:r>
+              <w:rPr>
+                <w:rStyle w:val="Hyperlink"/>
                 <w:rFonts w:ascii="Times New Roman" w:hAnsi="Times New Roman" w:cs="Times New Roman"/>
+                <w:b/>
+                <w:bCs/>
+              </w:rPr>
+              <w:t>2.2 Python / Flask</w:t>
+            </w:r>
+            <w:r>
+              <w:rPr>
                 <w:webHidden/>
               </w:rPr>
+              <w:tab/>
+            </w:r>
+            <w:r>
+              <w:rPr>
+                <w:webHidden/>
+              </w:rPr>
               <w:fldChar w:fldCharType="begin"/>
             </w:r>
             <w:r>
               <w:rPr>
+                <w:webHidden/>
+              </w:rPr>
+              <w:instrText xml:space="preserve"> PAGEREF _Toc232776090 \h </w:instrText>
+            </w:r>
+            <w:r>
+              <w:rPr>
+                <w:webHidden/>
+              </w:rPr>
+            </w:r>
+            <w:r>
+              <w:rPr>
+                <w:webHidden/>
+              </w:rPr>
+              <w:fldChar w:fldCharType="separate"/>
+            </w:r>
+            <w:r>
+              <w:rPr>
+                <w:webHidden/>
+              </w:rPr>
+              <w:t>5</w:t>
+            </w:r>
+            <w:r>
+              <w:rPr>
+                <w:webHidden/>
+              </w:rPr>
+              <w:fldChar w:fldCharType="end"/>
+            </w:r>
+          </w:hyperlink>
+        </w:p>
+        <w:p>
+          <w:pPr>
+            <w:pStyle w:val="TOC3"/>
+            <w:tabs>
+              <w:tab w:val="right" w:leader="dot" w:pos="9394"/>
+            </w:tabs>
+          </w:pPr>
+          <w:hyperlink w:anchor="_Toc232776091" w:history="1">
+            <w:r>
+              <w:rPr>
+                <w:rStyle w:val="Hyperlink"/>
                 <w:rFonts w:ascii="Times New Roman" w:hAnsi="Times New Roman" w:cs="Times New Roman"/>
+                <w:b/>
+                <w:bCs/>
+              </w:rPr>
+              <w:t>2.2.1 Blueprintovi</w:t>
+            </w:r>
+            <w:r>
+              <w:rPr>
                 <w:webHidden/>
               </w:rPr>
-              <w:instrText xml:space="preserve"> PAGEREF _Toc232595987 \h </w:instrText>
-            </w:r>
-            <w:r>
-              <w:rPr>
+              <w:tab/>
+            </w:r>
+            <w:r>
+              <w:rPr>
+                <w:webHidden/>
+              </w:rPr>
+              <w:fldChar w:fldCharType="begin"/>
+            </w:r>
+            <w:r>
+              <w:rPr>
+                <w:webHidden/>
+              </w:rPr>
+              <w:instrText xml:space="preserve"> PAGEREF _Toc232776091 \h </w:instrText>
+            </w:r>
+            <w:r>
+              <w:rPr>
+                <w:webHidden/>
+              </w:rPr>
+            </w:r>
+            <w:r>
+              <w:rPr>
+                <w:webHidden/>
+              </w:rPr>
+              <w:fldChar w:fldCharType="separate"/>
+            </w:r>
+            <w:r>
+              <w:rPr>
+                <w:webHidden/>
+              </w:rPr>
+              <w:t>5</w:t>
+            </w:r>
+            <w:r>
+              <w:rPr>
+                <w:webHidden/>
+              </w:rPr>
+              <w:fldChar w:fldCharType="end"/>
+            </w:r>
+          </w:hyperlink>
+        </w:p>
+        <w:p>
+          <w:pPr>
+            <w:pStyle w:val="TOC3"/>
+            <w:tabs>
+              <w:tab w:val="right" w:leader="dot" w:pos="9394"/>
+            </w:tabs>
+          </w:pPr>
+          <w:hyperlink w:anchor="_Toc232776092" w:history="1">
+            <w:r>
+              <w:rPr>
+                <w:rStyle w:val="Hyperlink"/>
                 <w:rFonts w:ascii="Times New Roman" w:hAnsi="Times New Roman" w:cs="Times New Roman"/>
+                <w:b/>
+                <w:bCs/>
+              </w:rPr>
+              <w:t>2.2.2 Servisni sloj</w:t>
+            </w:r>
+            <w:r>
+              <w:rPr>
                 <w:webHidden/>
               </w:rPr>
-            </w:r>
-            <w:r>
-              <w:rPr>
+              <w:tab/>
+            </w:r>
+            <w:r>
+              <w:rPr>
+                <w:webHidden/>
+              </w:rPr>
+              <w:fldChar w:fldCharType="begin"/>
+            </w:r>
+            <w:r>
+              <w:rPr>
+                <w:webHidden/>
+              </w:rPr>
+              <w:instrText xml:space="preserve"> PAGEREF _Toc232776092 \h </w:instrText>
+            </w:r>
+            <w:r>
+              <w:rPr>
+                <w:webHidden/>
+              </w:rPr>
+            </w:r>
+            <w:r>
+              <w:rPr>
+                <w:webHidden/>
+              </w:rPr>
+              <w:fldChar w:fldCharType="separate"/>
+            </w:r>
+            <w:r>
+              <w:rPr>
+                <w:webHidden/>
+              </w:rPr>
+              <w:t>6</w:t>
+            </w:r>
+            <w:r>
+              <w:rPr>
+                <w:webHidden/>
+              </w:rPr>
+              <w:fldChar w:fldCharType="end"/>
+            </w:r>
+          </w:hyperlink>
+        </w:p>
+        <w:p>
+          <w:pPr>
+            <w:pStyle w:val="TOC3"/>
+            <w:tabs>
+              <w:tab w:val="right" w:leader="dot" w:pos="9394"/>
+            </w:tabs>
+          </w:pPr>
+          <w:hyperlink w:anchor="_Toc232776093" w:history="1">
+            <w:r>
+              <w:rPr>
+                <w:rStyle w:val="Hyperlink"/>
                 <w:rFonts w:ascii="Times New Roman" w:hAnsi="Times New Roman" w:cs="Times New Roman"/>
+                <w:b/>
+                <w:bCs/>
+              </w:rPr>
+              <w:t>2.2.3 Autentifikacija i zaštita ruta</w:t>
+            </w:r>
+            <w:r>
+              <w:rPr>
                 <w:webHidden/>
               </w:rPr>
+              <w:tab/>
+            </w:r>
+            <w:r>
+              <w:rPr>
+                <w:webHidden/>
+              </w:rPr>
+              <w:fldChar w:fldCharType="begin"/>
+            </w:r>
+            <w:r>
+              <w:rPr>
+                <w:webHidden/>
+              </w:rPr>
+              <w:instrText xml:space="preserve"> PAGEREF _Toc232776093 \h </w:instrText>
+            </w:r>
+            <w:r>
+              <w:rPr>
+                <w:webHidden/>
+              </w:rPr>
+            </w:r>
+            <w:r>
+              <w:rPr>
+                <w:webHidden/>
+              </w:rPr>
               <w:fldChar w:fldCharType="separate"/>
             </w:r>
             <w:r>
               <w:rPr>
+                <w:webHidden/>
+              </w:rPr>
+              <w:t>6</w:t>
+            </w:r>
+            <w:r>
+              <w:rPr>
+                <w:webHidden/>
+              </w:rPr>
+              <w:fldChar w:fldCharType="end"/>
+            </w:r>
+          </w:hyperlink>
+        </w:p>
+        <w:p>
+          <w:pPr>
+            <w:pStyle w:val="TOC3"/>
+            <w:tabs>
+              <w:tab w:val="right" w:leader="dot" w:pos="9394"/>
+            </w:tabs>
+          </w:pPr>
+          <w:hyperlink w:anchor="_Toc232776094" w:history="1">
+            <w:r>
+              <w:rPr>
+                <w:rStyle w:val="Hyperlink"/>
                 <w:rFonts w:ascii="Times New Roman" w:hAnsi="Times New Roman" w:cs="Times New Roman"/>
+                <w:b/>
+                <w:bCs/>
+              </w:rPr>
+              <w:t>2.2.4 Rukovanje greškama</w:t>
+            </w:r>
+            <w:r>
+              <w:rPr>
                 <w:webHidden/>
               </w:rPr>
-              <w:t>4</w:t>
-            </w:r>
-            <w:r>
-              <w:rPr>
-                <w:rFonts w:ascii="Times New Roman" w:hAnsi="Times New Roman" w:cs="Times New Roman"/>
+              <w:tab/>
+            </w:r>
+            <w:r>
+              <w:rPr>
+                <w:webHidden/>
+              </w:rPr>
+              <w:fldChar w:fldCharType="begin"/>
+            </w:r>
+            <w:r>
+              <w:rPr>
+                <w:webHidden/>
+              </w:rPr>
+              <w:instrText xml:space="preserve"> PAGEREF _Toc232776094 \h </w:instrText>
+            </w:r>
+            <w:r>
+              <w:rPr>
+                <w:webHidden/>
+              </w:rPr>
+            </w:r>
+            <w:r>
+              <w:rPr>
+                <w:webHidden/>
+              </w:rPr>
+              <w:fldChar w:fldCharType="separate"/>
+            </w:r>
+            <w:r>
+              <w:rPr>
+                <w:webHidden/>
+              </w:rPr>
+              <w:t>7</w:t>
+            </w:r>
+            <w:r>
+              <w:rPr>
+                <w:webHidden/>
+              </w:rPr>
+              <w:fldChar w:fldCharType="end"/>
+            </w:r>
+          </w:hyperlink>
+        </w:p>
+        <w:p>
+          <w:pPr>
+            <w:pStyle w:val="TOC3"/>
+            <w:tabs>
+              <w:tab w:val="right" w:leader="dot" w:pos="9394"/>
+            </w:tabs>
+          </w:pPr>
+          <w:hyperlink w:anchor="_Toc232776095" w:history="1">
+            <w:r>
+              <w:rPr>
+                <w:rStyle w:val="Hyperlink"/>
+                <w:b/>
+                <w:bCs/>
+              </w:rPr>
+              <w:t>2.2.5 CORS</w:t>
+            </w:r>
+            <w:r>
+              <w:rPr>
+                <w:webHidden/>
+              </w:rPr>
+              <w:tab/>
+            </w:r>
+            <w:r>
+              <w:rPr>
+                <w:webHidden/>
+              </w:rPr>
+              <w:fldChar w:fldCharType="begin"/>
+            </w:r>
+            <w:r>
+              <w:rPr>
+                <w:webHidden/>
+              </w:rPr>
+              <w:instrText xml:space="preserve"> PAGEREF _Toc232776095 \h </w:instrText>
+            </w:r>
+            <w:r>
+              <w:rPr>
+                <w:webHidden/>
+              </w:rPr>
+            </w:r>
+            <w:r>
+              <w:rPr>
+                <w:webHidden/>
+              </w:rPr>
+              <w:fldChar w:fldCharType="separate"/>
+            </w:r>
+            <w:r>
+              <w:rPr>
+                <w:webHidden/>
+              </w:rPr>
+              <w:t>7</w:t>
+            </w:r>
+            <w:r>
+              <w:rPr>
                 <w:webHidden/>
               </w:rPr>
               <w:fldChar w:fldCharType="end"/>
@@ -602,7 +1010,7 @@
           <w:szCs w:val="32"/>
         </w:rPr>
       </w:pPr>
-      <w:bookmarkStart w:id="0" w:name="_Toc232595986"/>
+      <w:bookmarkStart w:id="0" w:name="_Toc232776087"/>
       <w:r>
         <w:rPr>
           <w:rFonts w:ascii="Times New Roman" w:hAnsi="Times New Roman" w:cs="Times New Roman"/>
@@ -685,7 +1093,7 @@
           <w:szCs w:val="32"/>
         </w:rPr>
       </w:pPr>
-      <w:bookmarkStart w:id="1" w:name="_Toc232595987"/>
+      <w:bookmarkStart w:id="1" w:name="_Toc232776088"/>
       <w:r>
         <w:rPr>
           <w:rFonts w:ascii="Times New Roman" w:hAnsi="Times New Roman" w:cs="Times New Roman"/>
@@ -725,6 +1133,7 @@
           <w:szCs w:val="28"/>
         </w:rPr>
       </w:pPr>
+      <w:bookmarkStart w:id="2" w:name="_Toc232776089"/>
       <w:r>
         <w:rPr>
           <w:rFonts w:ascii="Times New Roman" w:hAnsi="Times New Roman" w:cs="Times New Roman"/>
@@ -747,6 +1156,7 @@
         </w:rPr>
         <w:t xml:space="preserve"> API</w:t>
       </w:r>
+      <w:bookmarkEnd w:id="2"/>
     </w:p>
     <w:p>
       <w:pPr>
@@ -780,13 +1190,6 @@
           <w:rFonts w:ascii="Times New Roman" w:hAnsi="Times New Roman" w:cs="Times New Roman"/>
         </w:rPr>
       </w:pPr>
-    </w:p>
-    <w:p>
-      <w:pPr>
-        <w:rPr>
-          <w:rFonts w:ascii="Times New Roman" w:hAnsi="Times New Roman" w:cs="Times New Roman"/>
-        </w:rPr>
-      </w:pPr>
       <w:r>
         <w:rPr>
           <w:rFonts w:ascii="Times New Roman" w:hAnsi="Times New Roman" w:cs="Times New Roman"/>
@@ -796,8 +1199,5678 @@
     </w:p>
     <w:p>
       <w:pPr>
-        <w:spacing w:line="360" w:lineRule="auto"/>
-        <w:jc w:val="center"/>
+        <w:pStyle w:val="Heading2"/>
+        <w:rPr>
+          <w:rFonts w:ascii="Times New Roman" w:hAnsi="Times New Roman" w:cs="Times New Roman"/>
+          <w:b/>
+          <w:bCs/>
+          <w:sz w:val="28"/>
+          <w:szCs w:val="28"/>
+        </w:rPr>
+      </w:pPr>
+      <w:bookmarkStart w:id="3" w:name="_Toc232776090"/>
+      <w:r>
+        <w:rPr>
+          <w:rFonts w:ascii="Times New Roman" w:hAnsi="Times New Roman" w:cs="Times New Roman"/>
+          <w:b/>
+          <w:bCs/>
+          <w:sz w:val="28"/>
+          <w:szCs w:val="28"/>
+        </w:rPr>
+        <w:lastRenderedPageBreak/>
+        <w:t>2.2 Python / Flask</w:t>
+      </w:r>
+      <w:bookmarkEnd w:id="3"/>
+    </w:p>
+    <w:p>
+      <w:r>
+        <w:t>Python je programski jezik visoke razine koji se pretežito fokusira na čitljivost, jednostavnost i jednostavno pisanje koda. Python podupire više programskih paradigmi ali sa istaknutim značajem na objektno orjentirano programiranje.</w:t>
+      </w:r>
+    </w:p>
+    <w:p>
+      <w:r>
+        <w:t>Za razvoj backend dijela mrežne stranice KvartStory odabran je Flask, mikro web framework za Python. Flask ne nameće strukturu projekta niti dolazi sa ugrađenim komponentama poput autentifikacijskog sustava te ga točno to čini idealni za projekte gdje je potrebna fleksibilnost i kontrola nad svkim dijelom aplikacije.</w:t>
+      </w:r>
+    </w:p>
+    <w:p/>
+    <w:p>
+      <w:r>
+        <w:t>Backend mrežne stranice organiziran je u nekoliko slojeva:</w:t>
+      </w:r>
+    </w:p>
+    <w:p>
+      <w:pPr>
+        <w:pStyle w:val="ListParagraph"/>
+        <w:numPr>
+          <w:ilvl w:val="0"/>
+          <w:numId w:val="2"/>
+        </w:numPr>
+      </w:pPr>
+      <w:r>
+        <w:t>App.py – ulazna točka mrežne stranice, inicijlaziacija Flaska i registracija blueprintova</w:t>
+      </w:r>
+    </w:p>
+    <w:p>
+      <w:pPr>
+        <w:pStyle w:val="ListParagraph"/>
+        <w:numPr>
+          <w:ilvl w:val="0"/>
+          <w:numId w:val="2"/>
+        </w:numPr>
+      </w:pPr>
+      <w:r>
+        <w:t>Routes/ - definicija API endpoint-ova, organizirane po resursima</w:t>
+      </w:r>
+    </w:p>
+    <w:p>
+      <w:pPr>
+        <w:pStyle w:val="ListParagraph"/>
+        <w:numPr>
+          <w:ilvl w:val="0"/>
+          <w:numId w:val="2"/>
+        </w:numPr>
+      </w:pPr>
+      <w:r>
+        <w:t>Services/ - poslovna logika i komunikacija s bazom podataka</w:t>
+      </w:r>
+    </w:p>
+    <w:p>
+      <w:pPr>
+        <w:pStyle w:val="ListParagraph"/>
+        <w:numPr>
+          <w:ilvl w:val="0"/>
+          <w:numId w:val="2"/>
+        </w:numPr>
+      </w:pPr>
+      <w:r>
+        <w:t>Auth.py – JWT autentifikacija i zaštita ruta</w:t>
+      </w:r>
+    </w:p>
+    <w:p>
+      <w:pPr>
+        <w:pStyle w:val="ListParagraph"/>
+        <w:numPr>
+          <w:ilvl w:val="0"/>
+          <w:numId w:val="2"/>
+        </w:numPr>
+      </w:pPr>
+      <w:r>
+        <w:t>Db.py – upravljanje konekcijama s bazom podataka</w:t>
+      </w:r>
+    </w:p>
+    <w:p>
+      <w:pPr>
+        <w:pStyle w:val="Heading3"/>
+      </w:pPr>
+    </w:p>
+    <w:p>
+      <w:pPr>
+        <w:pStyle w:val="Heading3"/>
+        <w:rPr>
+          <w:rFonts w:ascii="Times New Roman" w:hAnsi="Times New Roman" w:cs="Times New Roman"/>
+          <w:b/>
+          <w:bCs/>
+          <w:color w:val="000000" w:themeColor="text1"/>
+          <w:sz w:val="24"/>
+          <w:szCs w:val="24"/>
+        </w:rPr>
+      </w:pPr>
+      <w:bookmarkStart w:id="4" w:name="_Toc232776091"/>
+      <w:r>
+        <w:rPr>
+          <w:rFonts w:ascii="Times New Roman" w:hAnsi="Times New Roman" w:cs="Times New Roman"/>
+          <w:b/>
+          <w:bCs/>
+          <w:color w:val="000000" w:themeColor="text1"/>
+          <w:sz w:val="24"/>
+          <w:szCs w:val="24"/>
+        </w:rPr>
+        <w:t>2.2.1</w:t>
+      </w:r>
+      <w:r>
+        <w:rPr>
+          <w:rFonts w:ascii="Times New Roman" w:hAnsi="Times New Roman" w:cs="Times New Roman"/>
+          <w:b/>
+          <w:bCs/>
+          <w:color w:val="000000" w:themeColor="text1"/>
+          <w:sz w:val="24"/>
+          <w:szCs w:val="24"/>
+        </w:rPr>
+        <w:t xml:space="preserve"> </w:t>
+      </w:r>
+      <w:r>
+        <w:rPr>
+          <w:rFonts w:ascii="Times New Roman" w:hAnsi="Times New Roman" w:cs="Times New Roman"/>
+          <w:b/>
+          <w:bCs/>
+          <w:color w:val="000000" w:themeColor="text1"/>
+          <w:sz w:val="24"/>
+          <w:szCs w:val="24"/>
+        </w:rPr>
+        <w:t>Blueprintovi</w:t>
+      </w:r>
+      <w:bookmarkEnd w:id="4"/>
+    </w:p>
+    <w:p>
+      <w:r>
+        <w:t>Blueprinti omogućuju flasku organizaciju ruta jer su to zapravo moduli koji grupiraju srodne rute, to možemo na mrežnoj stranici KvartStory vidjeti da svaki resurs ima vlastiti blueprint:</w:t>
+      </w:r>
+      <w:r>
+        <w:br/>
+      </w:r>
+    </w:p>
+    <w:p>
+      <w:pPr>
+        <w:shd w:val="clear" w:color="auto" w:fill="121314"/>
+        <w:spacing w:after="0" w:line="285" w:lineRule="atLeast"/>
+        <w:rPr>
+          <w:rFonts w:ascii="Consolas" w:eastAsia="Times New Roman" w:hAnsi="Consolas" w:cs="Times New Roman"/>
+          <w:noProof w:val="0"/>
+          <w:color w:val="BBBEBF"/>
+          <w:kern w:val="0"/>
+          <w:sz w:val="21"/>
+          <w:szCs w:val="21"/>
+          <w:lang w:val="en-US"/>
+          <w14:ligatures w14:val="none"/>
+        </w:rPr>
+      </w:pPr>
+      <w:proofErr w:type="spellStart"/>
+      <w:r>
+        <w:rPr>
+          <w:rFonts w:ascii="Consolas" w:eastAsia="Times New Roman" w:hAnsi="Consolas" w:cs="Times New Roman"/>
+          <w:noProof w:val="0"/>
+          <w:color w:val="C9D1D9"/>
+          <w:kern w:val="0"/>
+          <w:sz w:val="21"/>
+          <w:szCs w:val="21"/>
+          <w:lang w:val="en-US"/>
+          <w14:ligatures w14:val="none"/>
+        </w:rPr>
+        <w:t>events_bp</w:t>
+      </w:r>
+      <w:proofErr w:type="spellEnd"/>
+      <w:r>
+        <w:rPr>
+          <w:rFonts w:ascii="Consolas" w:eastAsia="Times New Roman" w:hAnsi="Consolas" w:cs="Times New Roman"/>
+          <w:noProof w:val="0"/>
+          <w:color w:val="BBBEBF"/>
+          <w:kern w:val="0"/>
+          <w:sz w:val="21"/>
+          <w:szCs w:val="21"/>
+          <w:lang w:val="en-US"/>
+          <w14:ligatures w14:val="none"/>
+        </w:rPr>
+        <w:t xml:space="preserve"> </w:t>
+      </w:r>
+      <w:r>
+        <w:rPr>
+          <w:rFonts w:ascii="Consolas" w:eastAsia="Times New Roman" w:hAnsi="Consolas" w:cs="Times New Roman"/>
+          <w:noProof w:val="0"/>
+          <w:color w:val="D4D4D4"/>
+          <w:kern w:val="0"/>
+          <w:sz w:val="21"/>
+          <w:szCs w:val="21"/>
+          <w:lang w:val="en-US"/>
+          <w14:ligatures w14:val="none"/>
+        </w:rPr>
+        <w:t>=</w:t>
+      </w:r>
+      <w:r>
+        <w:rPr>
+          <w:rFonts w:ascii="Consolas" w:eastAsia="Times New Roman" w:hAnsi="Consolas" w:cs="Times New Roman"/>
+          <w:noProof w:val="0"/>
+          <w:color w:val="BBBEBF"/>
+          <w:kern w:val="0"/>
+          <w:sz w:val="21"/>
+          <w:szCs w:val="21"/>
+          <w:lang w:val="en-US"/>
+          <w14:ligatures w14:val="none"/>
+        </w:rPr>
+        <w:t xml:space="preserve"> </w:t>
+      </w:r>
+      <w:proofErr w:type="gramStart"/>
+      <w:r>
+        <w:rPr>
+          <w:rFonts w:ascii="Consolas" w:eastAsia="Times New Roman" w:hAnsi="Consolas" w:cs="Times New Roman"/>
+          <w:noProof w:val="0"/>
+          <w:color w:val="BBBEBF"/>
+          <w:kern w:val="0"/>
+          <w:sz w:val="21"/>
+          <w:szCs w:val="21"/>
+          <w:lang w:val="en-US"/>
+          <w14:ligatures w14:val="none"/>
+        </w:rPr>
+        <w:t>Blueprint(</w:t>
+      </w:r>
+      <w:proofErr w:type="gramEnd"/>
+      <w:r>
+        <w:rPr>
+          <w:rFonts w:ascii="Consolas" w:eastAsia="Times New Roman" w:hAnsi="Consolas" w:cs="Times New Roman"/>
+          <w:noProof w:val="0"/>
+          <w:color w:val="A5D6FF"/>
+          <w:kern w:val="0"/>
+          <w:sz w:val="21"/>
+          <w:szCs w:val="21"/>
+          <w:lang w:val="en-US"/>
+          <w14:ligatures w14:val="none"/>
+        </w:rPr>
+        <w:t>"events"</w:t>
+      </w:r>
+      <w:r>
+        <w:rPr>
+          <w:rFonts w:ascii="Consolas" w:eastAsia="Times New Roman" w:hAnsi="Consolas" w:cs="Times New Roman"/>
+          <w:noProof w:val="0"/>
+          <w:color w:val="BBBEBF"/>
+          <w:kern w:val="0"/>
+          <w:sz w:val="21"/>
+          <w:szCs w:val="21"/>
+          <w:lang w:val="en-US"/>
+          <w14:ligatures w14:val="none"/>
+        </w:rPr>
+        <w:t xml:space="preserve">, </w:t>
+      </w:r>
+      <w:r>
+        <w:rPr>
+          <w:rFonts w:ascii="Consolas" w:eastAsia="Times New Roman" w:hAnsi="Consolas" w:cs="Times New Roman"/>
+          <w:noProof w:val="0"/>
+          <w:color w:val="C9D1D9"/>
+          <w:kern w:val="0"/>
+          <w:sz w:val="21"/>
+          <w:szCs w:val="21"/>
+          <w:lang w:val="en-US"/>
+          <w14:ligatures w14:val="none"/>
+        </w:rPr>
+        <w:t>__name__</w:t>
+      </w:r>
+      <w:r>
+        <w:rPr>
+          <w:rFonts w:ascii="Consolas" w:eastAsia="Times New Roman" w:hAnsi="Consolas" w:cs="Times New Roman"/>
+          <w:noProof w:val="0"/>
+          <w:color w:val="BBBEBF"/>
+          <w:kern w:val="0"/>
+          <w:sz w:val="21"/>
+          <w:szCs w:val="21"/>
+          <w:lang w:val="en-US"/>
+          <w14:ligatures w14:val="none"/>
+        </w:rPr>
+        <w:t>)</w:t>
+      </w:r>
+    </w:p>
+    <w:p>
+      <w:pPr>
+        <w:shd w:val="clear" w:color="auto" w:fill="121314"/>
+        <w:spacing w:after="0" w:line="285" w:lineRule="atLeast"/>
+        <w:rPr>
+          <w:rFonts w:ascii="Consolas" w:eastAsia="Times New Roman" w:hAnsi="Consolas" w:cs="Times New Roman"/>
+          <w:noProof w:val="0"/>
+          <w:color w:val="BBBEBF"/>
+          <w:kern w:val="0"/>
+          <w:sz w:val="21"/>
+          <w:szCs w:val="21"/>
+          <w:lang w:val="en-US"/>
+          <w14:ligatures w14:val="none"/>
+        </w:rPr>
+      </w:pPr>
+    </w:p>
+    <w:p>
+      <w:pPr>
+        <w:shd w:val="clear" w:color="auto" w:fill="121314"/>
+        <w:spacing w:after="0" w:line="285" w:lineRule="atLeast"/>
+        <w:rPr>
+          <w:rFonts w:ascii="Consolas" w:eastAsia="Times New Roman" w:hAnsi="Consolas" w:cs="Times New Roman"/>
+          <w:noProof w:val="0"/>
+          <w:color w:val="BBBEBF"/>
+          <w:kern w:val="0"/>
+          <w:sz w:val="21"/>
+          <w:szCs w:val="21"/>
+          <w:lang w:val="en-US"/>
+          <w14:ligatures w14:val="none"/>
+        </w:rPr>
+      </w:pPr>
+      <w:proofErr w:type="gramStart"/>
+      <w:r>
+        <w:rPr>
+          <w:rFonts w:ascii="Consolas" w:eastAsia="Times New Roman" w:hAnsi="Consolas" w:cs="Times New Roman"/>
+          <w:noProof w:val="0"/>
+          <w:color w:val="D2A8FF"/>
+          <w:kern w:val="0"/>
+          <w:sz w:val="21"/>
+          <w:szCs w:val="21"/>
+          <w:lang w:val="en-US"/>
+          <w14:ligatures w14:val="none"/>
+        </w:rPr>
+        <w:t>@</w:t>
+      </w:r>
+      <w:r>
+        <w:rPr>
+          <w:rFonts w:ascii="Consolas" w:eastAsia="Times New Roman" w:hAnsi="Consolas" w:cs="Times New Roman"/>
+          <w:noProof w:val="0"/>
+          <w:color w:val="C9D1D9"/>
+          <w:kern w:val="0"/>
+          <w:sz w:val="21"/>
+          <w:szCs w:val="21"/>
+          <w:lang w:val="en-US"/>
+          <w14:ligatures w14:val="none"/>
+        </w:rPr>
+        <w:t>events</w:t>
+      </w:r>
+      <w:proofErr w:type="gramEnd"/>
+      <w:r>
+        <w:rPr>
+          <w:rFonts w:ascii="Consolas" w:eastAsia="Times New Roman" w:hAnsi="Consolas" w:cs="Times New Roman"/>
+          <w:noProof w:val="0"/>
+          <w:color w:val="C9D1D9"/>
+          <w:kern w:val="0"/>
+          <w:sz w:val="21"/>
+          <w:szCs w:val="21"/>
+          <w:lang w:val="en-US"/>
+          <w14:ligatures w14:val="none"/>
+        </w:rPr>
+        <w:t>_</w:t>
+      </w:r>
+      <w:proofErr w:type="gramStart"/>
+      <w:r>
+        <w:rPr>
+          <w:rFonts w:ascii="Consolas" w:eastAsia="Times New Roman" w:hAnsi="Consolas" w:cs="Times New Roman"/>
+          <w:noProof w:val="0"/>
+          <w:color w:val="C9D1D9"/>
+          <w:kern w:val="0"/>
+          <w:sz w:val="21"/>
+          <w:szCs w:val="21"/>
+          <w:lang w:val="en-US"/>
+          <w14:ligatures w14:val="none"/>
+        </w:rPr>
+        <w:t>bp</w:t>
+      </w:r>
+      <w:r>
+        <w:rPr>
+          <w:rFonts w:ascii="Consolas" w:eastAsia="Times New Roman" w:hAnsi="Consolas" w:cs="Times New Roman"/>
+          <w:noProof w:val="0"/>
+          <w:color w:val="D2A8FF"/>
+          <w:kern w:val="0"/>
+          <w:sz w:val="21"/>
+          <w:szCs w:val="21"/>
+          <w:lang w:val="en-US"/>
+          <w14:ligatures w14:val="none"/>
+        </w:rPr>
+        <w:t>.route</w:t>
+      </w:r>
+      <w:proofErr w:type="gramEnd"/>
+      <w:r>
+        <w:rPr>
+          <w:rFonts w:ascii="Consolas" w:eastAsia="Times New Roman" w:hAnsi="Consolas" w:cs="Times New Roman"/>
+          <w:noProof w:val="0"/>
+          <w:color w:val="BBBEBF"/>
+          <w:kern w:val="0"/>
+          <w:sz w:val="21"/>
+          <w:szCs w:val="21"/>
+          <w:lang w:val="en-US"/>
+          <w14:ligatures w14:val="none"/>
+        </w:rPr>
+        <w:t>(</w:t>
+      </w:r>
+      <w:r>
+        <w:rPr>
+          <w:rFonts w:ascii="Consolas" w:eastAsia="Times New Roman" w:hAnsi="Consolas" w:cs="Times New Roman"/>
+          <w:noProof w:val="0"/>
+          <w:color w:val="A5D6FF"/>
+          <w:kern w:val="0"/>
+          <w:sz w:val="21"/>
+          <w:szCs w:val="21"/>
+          <w:lang w:val="en-US"/>
+          <w14:ligatures w14:val="none"/>
+        </w:rPr>
+        <w:t>"/events"</w:t>
+      </w:r>
+      <w:r>
+        <w:rPr>
+          <w:rFonts w:ascii="Consolas" w:eastAsia="Times New Roman" w:hAnsi="Consolas" w:cs="Times New Roman"/>
+          <w:noProof w:val="0"/>
+          <w:color w:val="BBBEBF"/>
+          <w:kern w:val="0"/>
+          <w:sz w:val="21"/>
+          <w:szCs w:val="21"/>
+          <w:lang w:val="en-US"/>
+          <w14:ligatures w14:val="none"/>
+        </w:rPr>
+        <w:t xml:space="preserve">, </w:t>
+      </w:r>
+      <w:r>
+        <w:rPr>
+          <w:rFonts w:ascii="Consolas" w:eastAsia="Times New Roman" w:hAnsi="Consolas" w:cs="Times New Roman"/>
+          <w:noProof w:val="0"/>
+          <w:color w:val="FFA657"/>
+          <w:kern w:val="0"/>
+          <w:sz w:val="21"/>
+          <w:szCs w:val="21"/>
+          <w:lang w:val="en-US"/>
+          <w14:ligatures w14:val="none"/>
+        </w:rPr>
+        <w:t>methods</w:t>
+      </w:r>
+      <w:r>
+        <w:rPr>
+          <w:rFonts w:ascii="Consolas" w:eastAsia="Times New Roman" w:hAnsi="Consolas" w:cs="Times New Roman"/>
+          <w:noProof w:val="0"/>
+          <w:color w:val="D4D4D4"/>
+          <w:kern w:val="0"/>
+          <w:sz w:val="21"/>
+          <w:szCs w:val="21"/>
+          <w:lang w:val="en-US"/>
+          <w14:ligatures w14:val="none"/>
+        </w:rPr>
+        <w:t>=</w:t>
+      </w:r>
+      <w:r>
+        <w:rPr>
+          <w:rFonts w:ascii="Consolas" w:eastAsia="Times New Roman" w:hAnsi="Consolas" w:cs="Times New Roman"/>
+          <w:noProof w:val="0"/>
+          <w:color w:val="BBBEBF"/>
+          <w:kern w:val="0"/>
+          <w:sz w:val="21"/>
+          <w:szCs w:val="21"/>
+          <w:lang w:val="en-US"/>
+          <w14:ligatures w14:val="none"/>
+        </w:rPr>
+        <w:t>[</w:t>
+      </w:r>
+      <w:r>
+        <w:rPr>
+          <w:rFonts w:ascii="Consolas" w:eastAsia="Times New Roman" w:hAnsi="Consolas" w:cs="Times New Roman"/>
+          <w:noProof w:val="0"/>
+          <w:color w:val="A5D6FF"/>
+          <w:kern w:val="0"/>
+          <w:sz w:val="21"/>
+          <w:szCs w:val="21"/>
+          <w:lang w:val="en-US"/>
+          <w14:ligatures w14:val="none"/>
+        </w:rPr>
+        <w:t>"GET"</w:t>
+      </w:r>
+      <w:r>
+        <w:rPr>
+          <w:rFonts w:ascii="Consolas" w:eastAsia="Times New Roman" w:hAnsi="Consolas" w:cs="Times New Roman"/>
+          <w:noProof w:val="0"/>
+          <w:color w:val="BBBEBF"/>
+          <w:kern w:val="0"/>
+          <w:sz w:val="21"/>
+          <w:szCs w:val="21"/>
+          <w:lang w:val="en-US"/>
+          <w14:ligatures w14:val="none"/>
+        </w:rPr>
+        <w:t>])</w:t>
+      </w:r>
+    </w:p>
+    <w:p>
+      <w:pPr>
+        <w:shd w:val="clear" w:color="auto" w:fill="121314"/>
+        <w:spacing w:after="0" w:line="285" w:lineRule="atLeast"/>
+        <w:rPr>
+          <w:rFonts w:ascii="Consolas" w:eastAsia="Times New Roman" w:hAnsi="Consolas" w:cs="Times New Roman"/>
+          <w:noProof w:val="0"/>
+          <w:color w:val="BBBEBF"/>
+          <w:kern w:val="0"/>
+          <w:sz w:val="21"/>
+          <w:szCs w:val="21"/>
+          <w:lang w:val="en-US"/>
+          <w14:ligatures w14:val="none"/>
+        </w:rPr>
+      </w:pPr>
+      <w:r>
+        <w:rPr>
+          <w:rFonts w:ascii="Consolas" w:eastAsia="Times New Roman" w:hAnsi="Consolas" w:cs="Times New Roman"/>
+          <w:noProof w:val="0"/>
+          <w:color w:val="FF7B72"/>
+          <w:kern w:val="0"/>
+          <w:sz w:val="21"/>
+          <w:szCs w:val="21"/>
+          <w:lang w:val="en-US"/>
+          <w14:ligatures w14:val="none"/>
+        </w:rPr>
+        <w:t>def</w:t>
+      </w:r>
+      <w:r>
+        <w:rPr>
+          <w:rFonts w:ascii="Consolas" w:eastAsia="Times New Roman" w:hAnsi="Consolas" w:cs="Times New Roman"/>
+          <w:noProof w:val="0"/>
+          <w:color w:val="BBBEBF"/>
+          <w:kern w:val="0"/>
+          <w:sz w:val="21"/>
+          <w:szCs w:val="21"/>
+          <w:lang w:val="en-US"/>
+          <w14:ligatures w14:val="none"/>
+        </w:rPr>
+        <w:t xml:space="preserve"> </w:t>
+      </w:r>
+      <w:proofErr w:type="spellStart"/>
+      <w:r>
+        <w:rPr>
+          <w:rFonts w:ascii="Consolas" w:eastAsia="Times New Roman" w:hAnsi="Consolas" w:cs="Times New Roman"/>
+          <w:noProof w:val="0"/>
+          <w:color w:val="D2A8FF"/>
+          <w:kern w:val="0"/>
+          <w:sz w:val="21"/>
+          <w:szCs w:val="21"/>
+          <w:lang w:val="en-US"/>
+          <w14:ligatures w14:val="none"/>
+        </w:rPr>
+        <w:t>get_</w:t>
+      </w:r>
+      <w:proofErr w:type="gramStart"/>
+      <w:r>
+        <w:rPr>
+          <w:rFonts w:ascii="Consolas" w:eastAsia="Times New Roman" w:hAnsi="Consolas" w:cs="Times New Roman"/>
+          <w:noProof w:val="0"/>
+          <w:color w:val="D2A8FF"/>
+          <w:kern w:val="0"/>
+          <w:sz w:val="21"/>
+          <w:szCs w:val="21"/>
+          <w:lang w:val="en-US"/>
+          <w14:ligatures w14:val="none"/>
+        </w:rPr>
+        <w:t>events</w:t>
+      </w:r>
+      <w:proofErr w:type="spellEnd"/>
+      <w:r>
+        <w:rPr>
+          <w:rFonts w:ascii="Consolas" w:eastAsia="Times New Roman" w:hAnsi="Consolas" w:cs="Times New Roman"/>
+          <w:noProof w:val="0"/>
+          <w:color w:val="BBBEBF"/>
+          <w:kern w:val="0"/>
+          <w:sz w:val="21"/>
+          <w:szCs w:val="21"/>
+          <w:lang w:val="en-US"/>
+          <w14:ligatures w14:val="none"/>
+        </w:rPr>
+        <w:t>(</w:t>
+      </w:r>
+      <w:proofErr w:type="gramEnd"/>
+      <w:r>
+        <w:rPr>
+          <w:rFonts w:ascii="Consolas" w:eastAsia="Times New Roman" w:hAnsi="Consolas" w:cs="Times New Roman"/>
+          <w:noProof w:val="0"/>
+          <w:color w:val="BBBEBF"/>
+          <w:kern w:val="0"/>
+          <w:sz w:val="21"/>
+          <w:szCs w:val="21"/>
+          <w:lang w:val="en-US"/>
+          <w14:ligatures w14:val="none"/>
+        </w:rPr>
+        <w:t>):</w:t>
+      </w:r>
+    </w:p>
+    <w:p>
+      <w:pPr>
+        <w:shd w:val="clear" w:color="auto" w:fill="121314"/>
+        <w:spacing w:after="0" w:line="285" w:lineRule="atLeast"/>
+        <w:rPr>
+          <w:rFonts w:ascii="Consolas" w:eastAsia="Times New Roman" w:hAnsi="Consolas" w:cs="Times New Roman"/>
+          <w:noProof w:val="0"/>
+          <w:color w:val="BBBEBF"/>
+          <w:kern w:val="0"/>
+          <w:sz w:val="21"/>
+          <w:szCs w:val="21"/>
+          <w:lang w:val="en-US"/>
+          <w14:ligatures w14:val="none"/>
+        </w:rPr>
+      </w:pPr>
+      <w:r>
+        <w:rPr>
+          <w:rFonts w:ascii="Consolas" w:eastAsia="Times New Roman" w:hAnsi="Consolas" w:cs="Times New Roman"/>
+          <w:noProof w:val="0"/>
+          <w:color w:val="BBBEBF"/>
+          <w:kern w:val="0"/>
+          <w:sz w:val="21"/>
+          <w:szCs w:val="21"/>
+          <w:lang w:val="en-US"/>
+          <w14:ligatures w14:val="none"/>
+        </w:rPr>
+        <w:t xml:space="preserve">    </w:t>
+      </w:r>
+      <w:r>
+        <w:rPr>
+          <w:rFonts w:ascii="Consolas" w:eastAsia="Times New Roman" w:hAnsi="Consolas" w:cs="Times New Roman"/>
+          <w:noProof w:val="0"/>
+          <w:color w:val="79C0FF"/>
+          <w:kern w:val="0"/>
+          <w:sz w:val="21"/>
+          <w:szCs w:val="21"/>
+          <w:lang w:val="en-US"/>
+          <w14:ligatures w14:val="none"/>
+        </w:rPr>
+        <w:t>...</w:t>
+      </w:r>
+    </w:p>
+    <w:p/>
+    <w:p>
+      <w:r>
+        <w:t>Blueprinti se registriraju u glavnoj aplikaciji:</w:t>
+      </w:r>
+    </w:p>
+    <w:p>
+      <w:pPr>
+        <w:shd w:val="clear" w:color="auto" w:fill="121314"/>
+        <w:spacing w:after="0" w:line="285" w:lineRule="atLeast"/>
+        <w:rPr>
+          <w:rFonts w:ascii="Consolas" w:eastAsia="Times New Roman" w:hAnsi="Consolas" w:cs="Times New Roman"/>
+          <w:noProof w:val="0"/>
+          <w:color w:val="BBBEBF"/>
+          <w:kern w:val="0"/>
+          <w:sz w:val="21"/>
+          <w:szCs w:val="21"/>
+          <w:lang w:val="en-US"/>
+          <w14:ligatures w14:val="none"/>
+        </w:rPr>
+      </w:pPr>
+      <w:proofErr w:type="spellStart"/>
+      <w:proofErr w:type="gramStart"/>
+      <w:r>
+        <w:rPr>
+          <w:rFonts w:ascii="Consolas" w:eastAsia="Times New Roman" w:hAnsi="Consolas" w:cs="Times New Roman"/>
+          <w:noProof w:val="0"/>
+          <w:color w:val="BBBEBF"/>
+          <w:kern w:val="0"/>
+          <w:sz w:val="21"/>
+          <w:szCs w:val="21"/>
+          <w:lang w:val="en-US"/>
+          <w14:ligatures w14:val="none"/>
+        </w:rPr>
+        <w:t>app.register</w:t>
+      </w:r>
+      <w:proofErr w:type="gramEnd"/>
+      <w:r>
+        <w:rPr>
+          <w:rFonts w:ascii="Consolas" w:eastAsia="Times New Roman" w:hAnsi="Consolas" w:cs="Times New Roman"/>
+          <w:noProof w:val="0"/>
+          <w:color w:val="BBBEBF"/>
+          <w:kern w:val="0"/>
+          <w:sz w:val="21"/>
+          <w:szCs w:val="21"/>
+          <w:lang w:val="en-US"/>
+          <w14:ligatures w14:val="none"/>
+        </w:rPr>
+        <w:t>_blueprint</w:t>
+      </w:r>
+      <w:proofErr w:type="spellEnd"/>
+      <w:r>
+        <w:rPr>
+          <w:rFonts w:ascii="Consolas" w:eastAsia="Times New Roman" w:hAnsi="Consolas" w:cs="Times New Roman"/>
+          <w:noProof w:val="0"/>
+          <w:color w:val="BBBEBF"/>
+          <w:kern w:val="0"/>
+          <w:sz w:val="21"/>
+          <w:szCs w:val="21"/>
+          <w:lang w:val="en-US"/>
+          <w14:ligatures w14:val="none"/>
+        </w:rPr>
+        <w:t>(</w:t>
+      </w:r>
+      <w:proofErr w:type="spellStart"/>
+      <w:r>
+        <w:rPr>
+          <w:rFonts w:ascii="Consolas" w:eastAsia="Times New Roman" w:hAnsi="Consolas" w:cs="Times New Roman"/>
+          <w:noProof w:val="0"/>
+          <w:color w:val="BBBEBF"/>
+          <w:kern w:val="0"/>
+          <w:sz w:val="21"/>
+          <w:szCs w:val="21"/>
+          <w:lang w:val="en-US"/>
+          <w14:ligatures w14:val="none"/>
+        </w:rPr>
+        <w:t>events_bp</w:t>
+      </w:r>
+      <w:proofErr w:type="spellEnd"/>
+      <w:r>
+        <w:rPr>
+          <w:rFonts w:ascii="Consolas" w:eastAsia="Times New Roman" w:hAnsi="Consolas" w:cs="Times New Roman"/>
+          <w:noProof w:val="0"/>
+          <w:color w:val="BBBEBF"/>
+          <w:kern w:val="0"/>
+          <w:sz w:val="21"/>
+          <w:szCs w:val="21"/>
+          <w:lang w:val="en-US"/>
+          <w14:ligatures w14:val="none"/>
+        </w:rPr>
+        <w:t>)</w:t>
+      </w:r>
+    </w:p>
+    <w:p>
+      <w:pPr>
+        <w:shd w:val="clear" w:color="auto" w:fill="121314"/>
+        <w:spacing w:after="0" w:line="285" w:lineRule="atLeast"/>
+        <w:rPr>
+          <w:rFonts w:ascii="Consolas" w:eastAsia="Times New Roman" w:hAnsi="Consolas" w:cs="Times New Roman"/>
+          <w:noProof w:val="0"/>
+          <w:color w:val="BBBEBF"/>
+          <w:kern w:val="0"/>
+          <w:sz w:val="21"/>
+          <w:szCs w:val="21"/>
+          <w:lang w:val="en-US"/>
+          <w14:ligatures w14:val="none"/>
+        </w:rPr>
+      </w:pPr>
+      <w:proofErr w:type="spellStart"/>
+      <w:proofErr w:type="gramStart"/>
+      <w:r>
+        <w:rPr>
+          <w:rFonts w:ascii="Consolas" w:eastAsia="Times New Roman" w:hAnsi="Consolas" w:cs="Times New Roman"/>
+          <w:noProof w:val="0"/>
+          <w:color w:val="BBBEBF"/>
+          <w:kern w:val="0"/>
+          <w:sz w:val="21"/>
+          <w:szCs w:val="21"/>
+          <w:lang w:val="en-US"/>
+          <w14:ligatures w14:val="none"/>
+        </w:rPr>
+        <w:t>app.register</w:t>
+      </w:r>
+      <w:proofErr w:type="gramEnd"/>
+      <w:r>
+        <w:rPr>
+          <w:rFonts w:ascii="Consolas" w:eastAsia="Times New Roman" w:hAnsi="Consolas" w:cs="Times New Roman"/>
+          <w:noProof w:val="0"/>
+          <w:color w:val="BBBEBF"/>
+          <w:kern w:val="0"/>
+          <w:sz w:val="21"/>
+          <w:szCs w:val="21"/>
+          <w:lang w:val="en-US"/>
+          <w14:ligatures w14:val="none"/>
+        </w:rPr>
+        <w:t>_blueprint</w:t>
+      </w:r>
+      <w:proofErr w:type="spellEnd"/>
+      <w:r>
+        <w:rPr>
+          <w:rFonts w:ascii="Consolas" w:eastAsia="Times New Roman" w:hAnsi="Consolas" w:cs="Times New Roman"/>
+          <w:noProof w:val="0"/>
+          <w:color w:val="BBBEBF"/>
+          <w:kern w:val="0"/>
+          <w:sz w:val="21"/>
+          <w:szCs w:val="21"/>
+          <w:lang w:val="en-US"/>
+          <w14:ligatures w14:val="none"/>
+        </w:rPr>
+        <w:t>(</w:t>
+      </w:r>
+      <w:proofErr w:type="spellStart"/>
+      <w:r>
+        <w:rPr>
+          <w:rFonts w:ascii="Consolas" w:eastAsia="Times New Roman" w:hAnsi="Consolas" w:cs="Times New Roman"/>
+          <w:noProof w:val="0"/>
+          <w:color w:val="BBBEBF"/>
+          <w:kern w:val="0"/>
+          <w:sz w:val="21"/>
+          <w:szCs w:val="21"/>
+          <w:lang w:val="en-US"/>
+          <w14:ligatures w14:val="none"/>
+        </w:rPr>
+        <w:t>users_bp</w:t>
+      </w:r>
+      <w:proofErr w:type="spellEnd"/>
+      <w:r>
+        <w:rPr>
+          <w:rFonts w:ascii="Consolas" w:eastAsia="Times New Roman" w:hAnsi="Consolas" w:cs="Times New Roman"/>
+          <w:noProof w:val="0"/>
+          <w:color w:val="BBBEBF"/>
+          <w:kern w:val="0"/>
+          <w:sz w:val="21"/>
+          <w:szCs w:val="21"/>
+          <w:lang w:val="en-US"/>
+          <w14:ligatures w14:val="none"/>
+        </w:rPr>
+        <w:t>)</w:t>
+      </w:r>
+    </w:p>
+    <w:p>
+      <w:pPr>
+        <w:shd w:val="clear" w:color="auto" w:fill="121314"/>
+        <w:spacing w:after="0" w:line="285" w:lineRule="atLeast"/>
+        <w:rPr>
+          <w:rFonts w:ascii="Consolas" w:eastAsia="Times New Roman" w:hAnsi="Consolas" w:cs="Times New Roman"/>
+          <w:noProof w:val="0"/>
+          <w:color w:val="BBBEBF"/>
+          <w:kern w:val="0"/>
+          <w:sz w:val="21"/>
+          <w:szCs w:val="21"/>
+          <w:lang w:val="en-US"/>
+          <w14:ligatures w14:val="none"/>
+        </w:rPr>
+      </w:pPr>
+      <w:proofErr w:type="spellStart"/>
+      <w:proofErr w:type="gramStart"/>
+      <w:r>
+        <w:rPr>
+          <w:rFonts w:ascii="Consolas" w:eastAsia="Times New Roman" w:hAnsi="Consolas" w:cs="Times New Roman"/>
+          <w:noProof w:val="0"/>
+          <w:color w:val="BBBEBF"/>
+          <w:kern w:val="0"/>
+          <w:sz w:val="21"/>
+          <w:szCs w:val="21"/>
+          <w:lang w:val="en-US"/>
+          <w14:ligatures w14:val="none"/>
+        </w:rPr>
+        <w:t>app.register</w:t>
+      </w:r>
+      <w:proofErr w:type="gramEnd"/>
+      <w:r>
+        <w:rPr>
+          <w:rFonts w:ascii="Consolas" w:eastAsia="Times New Roman" w:hAnsi="Consolas" w:cs="Times New Roman"/>
+          <w:noProof w:val="0"/>
+          <w:color w:val="BBBEBF"/>
+          <w:kern w:val="0"/>
+          <w:sz w:val="21"/>
+          <w:szCs w:val="21"/>
+          <w:lang w:val="en-US"/>
+          <w14:ligatures w14:val="none"/>
+        </w:rPr>
+        <w:t>_blueprint</w:t>
+      </w:r>
+      <w:proofErr w:type="spellEnd"/>
+      <w:r>
+        <w:rPr>
+          <w:rFonts w:ascii="Consolas" w:eastAsia="Times New Roman" w:hAnsi="Consolas" w:cs="Times New Roman"/>
+          <w:noProof w:val="0"/>
+          <w:color w:val="BBBEBF"/>
+          <w:kern w:val="0"/>
+          <w:sz w:val="21"/>
+          <w:szCs w:val="21"/>
+          <w:lang w:val="en-US"/>
+          <w14:ligatures w14:val="none"/>
+        </w:rPr>
+        <w:t>(</w:t>
+      </w:r>
+      <w:proofErr w:type="spellStart"/>
+      <w:r>
+        <w:rPr>
+          <w:rFonts w:ascii="Consolas" w:eastAsia="Times New Roman" w:hAnsi="Consolas" w:cs="Times New Roman"/>
+          <w:noProof w:val="0"/>
+          <w:color w:val="BBBEBF"/>
+          <w:kern w:val="0"/>
+          <w:sz w:val="21"/>
+          <w:szCs w:val="21"/>
+          <w:lang w:val="en-US"/>
+          <w14:ligatures w14:val="none"/>
+        </w:rPr>
+        <w:t>admin_bp</w:t>
+      </w:r>
+      <w:proofErr w:type="spellEnd"/>
+      <w:r>
+        <w:rPr>
+          <w:rFonts w:ascii="Consolas" w:eastAsia="Times New Roman" w:hAnsi="Consolas" w:cs="Times New Roman"/>
+          <w:noProof w:val="0"/>
+          <w:color w:val="BBBEBF"/>
+          <w:kern w:val="0"/>
+          <w:sz w:val="21"/>
+          <w:szCs w:val="21"/>
+          <w:lang w:val="en-US"/>
+          <w14:ligatures w14:val="none"/>
+        </w:rPr>
+        <w:t>)</w:t>
+      </w:r>
+    </w:p>
+    <w:p/>
+    <w:p>
+      <w:r>
+        <w:t>Ovakav način organizacije povećava čitljivost i olakšava održavanje jer je svaki resurs izoliran u vlastiti modul.</w:t>
+      </w:r>
+    </w:p>
+    <w:p/>
+    <w:p>
+      <w:pPr>
+        <w:pStyle w:val="Heading3"/>
+        <w:rPr>
+          <w:rFonts w:ascii="Times New Roman" w:hAnsi="Times New Roman" w:cs="Times New Roman"/>
+          <w:b/>
+          <w:bCs/>
+          <w:color w:val="000000" w:themeColor="text1"/>
+          <w:sz w:val="24"/>
+          <w:szCs w:val="24"/>
+        </w:rPr>
+      </w:pPr>
+      <w:bookmarkStart w:id="5" w:name="_Toc232776092"/>
+      <w:r>
+        <w:rPr>
+          <w:rFonts w:ascii="Times New Roman" w:hAnsi="Times New Roman" w:cs="Times New Roman"/>
+          <w:b/>
+          <w:bCs/>
+          <w:color w:val="000000" w:themeColor="text1"/>
+          <w:sz w:val="24"/>
+          <w:szCs w:val="24"/>
+        </w:rPr>
+        <w:t xml:space="preserve">2.2.2 </w:t>
+      </w:r>
+      <w:r>
+        <w:rPr>
+          <w:rFonts w:ascii="Times New Roman" w:hAnsi="Times New Roman" w:cs="Times New Roman"/>
+          <w:b/>
+          <w:bCs/>
+          <w:color w:val="000000" w:themeColor="text1"/>
+          <w:sz w:val="24"/>
+          <w:szCs w:val="24"/>
+        </w:rPr>
+        <w:t>Servisni sloj</w:t>
+      </w:r>
+      <w:bookmarkEnd w:id="5"/>
+    </w:p>
+    <w:p>
+      <w:r>
+        <w:t>Aplikacija koristi razdvojenu arhitekturu gdje su rute i poslovna logika odvojeni. Rute (routes/) isključivo primaju HTTP zahtjev, validiraju ulazne podatke i vraćaju odgovor. Sva poslovna logika i SQL upiti nalaze se u servisnom sloju (services/).</w:t>
+      </w:r>
+    </w:p>
+    <w:p>
+      <w:pPr>
+        <w:shd w:val="clear" w:color="auto" w:fill="121314"/>
+        <w:spacing w:after="0" w:line="285" w:lineRule="atLeast"/>
+        <w:rPr>
+          <w:rFonts w:ascii="Consolas" w:eastAsia="Times New Roman" w:hAnsi="Consolas" w:cs="Times New Roman"/>
+          <w:noProof w:val="0"/>
+          <w:color w:val="BBBEBF"/>
+          <w:kern w:val="0"/>
+          <w:sz w:val="21"/>
+          <w:szCs w:val="21"/>
+          <w:lang w:val="en-US"/>
+          <w14:ligatures w14:val="none"/>
+        </w:rPr>
+      </w:pPr>
+      <w:proofErr w:type="gramStart"/>
+      <w:r>
+        <w:rPr>
+          <w:rFonts w:ascii="Consolas" w:eastAsia="Times New Roman" w:hAnsi="Consolas" w:cs="Times New Roman"/>
+          <w:noProof w:val="0"/>
+          <w:color w:val="D2A8FF"/>
+          <w:kern w:val="0"/>
+          <w:sz w:val="21"/>
+          <w:szCs w:val="21"/>
+          <w:lang w:val="en-US"/>
+          <w14:ligatures w14:val="none"/>
+        </w:rPr>
+        <w:t>@events</w:t>
+      </w:r>
+      <w:proofErr w:type="gramEnd"/>
+      <w:r>
+        <w:rPr>
+          <w:rFonts w:ascii="Consolas" w:eastAsia="Times New Roman" w:hAnsi="Consolas" w:cs="Times New Roman"/>
+          <w:noProof w:val="0"/>
+          <w:color w:val="D2A8FF"/>
+          <w:kern w:val="0"/>
+          <w:sz w:val="21"/>
+          <w:szCs w:val="21"/>
+          <w:lang w:val="en-US"/>
+          <w14:ligatures w14:val="none"/>
+        </w:rPr>
+        <w:t>_</w:t>
+      </w:r>
+      <w:proofErr w:type="gramStart"/>
+      <w:r>
+        <w:rPr>
+          <w:rFonts w:ascii="Consolas" w:eastAsia="Times New Roman" w:hAnsi="Consolas" w:cs="Times New Roman"/>
+          <w:noProof w:val="0"/>
+          <w:color w:val="D2A8FF"/>
+          <w:kern w:val="0"/>
+          <w:sz w:val="21"/>
+          <w:szCs w:val="21"/>
+          <w:lang w:val="en-US"/>
+          <w14:ligatures w14:val="none"/>
+        </w:rPr>
+        <w:t>bp.route</w:t>
+      </w:r>
+      <w:proofErr w:type="gramEnd"/>
+      <w:r>
+        <w:rPr>
+          <w:rFonts w:ascii="Consolas" w:eastAsia="Times New Roman" w:hAnsi="Consolas" w:cs="Times New Roman"/>
+          <w:noProof w:val="0"/>
+          <w:color w:val="BBBEBF"/>
+          <w:kern w:val="0"/>
+          <w:sz w:val="21"/>
+          <w:szCs w:val="21"/>
+          <w:lang w:val="en-US"/>
+          <w14:ligatures w14:val="none"/>
+        </w:rPr>
+        <w:t>(</w:t>
+      </w:r>
+      <w:r>
+        <w:rPr>
+          <w:rFonts w:ascii="Consolas" w:eastAsia="Times New Roman" w:hAnsi="Consolas" w:cs="Times New Roman"/>
+          <w:noProof w:val="0"/>
+          <w:color w:val="A5D6FF"/>
+          <w:kern w:val="0"/>
+          <w:sz w:val="21"/>
+          <w:szCs w:val="21"/>
+          <w:lang w:val="en-US"/>
+          <w14:ligatures w14:val="none"/>
+        </w:rPr>
+        <w:t>"/events"</w:t>
+      </w:r>
+      <w:r>
+        <w:rPr>
+          <w:rFonts w:ascii="Consolas" w:eastAsia="Times New Roman" w:hAnsi="Consolas" w:cs="Times New Roman"/>
+          <w:noProof w:val="0"/>
+          <w:color w:val="BBBEBF"/>
+          <w:kern w:val="0"/>
+          <w:sz w:val="21"/>
+          <w:szCs w:val="21"/>
+          <w:lang w:val="en-US"/>
+          <w14:ligatures w14:val="none"/>
+        </w:rPr>
+        <w:t xml:space="preserve">, </w:t>
+      </w:r>
+      <w:r>
+        <w:rPr>
+          <w:rFonts w:ascii="Consolas" w:eastAsia="Times New Roman" w:hAnsi="Consolas" w:cs="Times New Roman"/>
+          <w:noProof w:val="0"/>
+          <w:color w:val="FFA657"/>
+          <w:kern w:val="0"/>
+          <w:sz w:val="21"/>
+          <w:szCs w:val="21"/>
+          <w:lang w:val="en-US"/>
+          <w14:ligatures w14:val="none"/>
+        </w:rPr>
+        <w:t>methods</w:t>
+      </w:r>
+      <w:r>
+        <w:rPr>
+          <w:rFonts w:ascii="Consolas" w:eastAsia="Times New Roman" w:hAnsi="Consolas" w:cs="Times New Roman"/>
+          <w:noProof w:val="0"/>
+          <w:color w:val="D4D4D4"/>
+          <w:kern w:val="0"/>
+          <w:sz w:val="21"/>
+          <w:szCs w:val="21"/>
+          <w:lang w:val="en-US"/>
+          <w14:ligatures w14:val="none"/>
+        </w:rPr>
+        <w:t>=</w:t>
+      </w:r>
+      <w:r>
+        <w:rPr>
+          <w:rFonts w:ascii="Consolas" w:eastAsia="Times New Roman" w:hAnsi="Consolas" w:cs="Times New Roman"/>
+          <w:noProof w:val="0"/>
+          <w:color w:val="BBBEBF"/>
+          <w:kern w:val="0"/>
+          <w:sz w:val="21"/>
+          <w:szCs w:val="21"/>
+          <w:lang w:val="en-US"/>
+          <w14:ligatures w14:val="none"/>
+        </w:rPr>
+        <w:t>[</w:t>
+      </w:r>
+      <w:r>
+        <w:rPr>
+          <w:rFonts w:ascii="Consolas" w:eastAsia="Times New Roman" w:hAnsi="Consolas" w:cs="Times New Roman"/>
+          <w:noProof w:val="0"/>
+          <w:color w:val="A5D6FF"/>
+          <w:kern w:val="0"/>
+          <w:sz w:val="21"/>
+          <w:szCs w:val="21"/>
+          <w:lang w:val="en-US"/>
+          <w14:ligatures w14:val="none"/>
+        </w:rPr>
+        <w:t>"POST"</w:t>
+      </w:r>
+      <w:r>
+        <w:rPr>
+          <w:rFonts w:ascii="Consolas" w:eastAsia="Times New Roman" w:hAnsi="Consolas" w:cs="Times New Roman"/>
+          <w:noProof w:val="0"/>
+          <w:color w:val="BBBEBF"/>
+          <w:kern w:val="0"/>
+          <w:sz w:val="21"/>
+          <w:szCs w:val="21"/>
+          <w:lang w:val="en-US"/>
+          <w14:ligatures w14:val="none"/>
+        </w:rPr>
+        <w:t>])</w:t>
+      </w:r>
+    </w:p>
+    <w:p>
+      <w:pPr>
+        <w:shd w:val="clear" w:color="auto" w:fill="121314"/>
+        <w:spacing w:after="0" w:line="285" w:lineRule="atLeast"/>
+        <w:rPr>
+          <w:rFonts w:ascii="Consolas" w:eastAsia="Times New Roman" w:hAnsi="Consolas" w:cs="Times New Roman"/>
+          <w:noProof w:val="0"/>
+          <w:color w:val="BBBEBF"/>
+          <w:kern w:val="0"/>
+          <w:sz w:val="21"/>
+          <w:szCs w:val="21"/>
+          <w:lang w:val="en-US"/>
+          <w14:ligatures w14:val="none"/>
+        </w:rPr>
+      </w:pPr>
+      <w:proofErr w:type="gramStart"/>
+      <w:r>
+        <w:rPr>
+          <w:rFonts w:ascii="Consolas" w:eastAsia="Times New Roman" w:hAnsi="Consolas" w:cs="Times New Roman"/>
+          <w:noProof w:val="0"/>
+          <w:color w:val="D2A8FF"/>
+          <w:kern w:val="0"/>
+          <w:sz w:val="21"/>
+          <w:szCs w:val="21"/>
+          <w:lang w:val="en-US"/>
+          <w14:ligatures w14:val="none"/>
+        </w:rPr>
+        <w:t>@require</w:t>
+      </w:r>
+      <w:proofErr w:type="gramEnd"/>
+      <w:r>
+        <w:rPr>
+          <w:rFonts w:ascii="Consolas" w:eastAsia="Times New Roman" w:hAnsi="Consolas" w:cs="Times New Roman"/>
+          <w:noProof w:val="0"/>
+          <w:color w:val="D2A8FF"/>
+          <w:kern w:val="0"/>
+          <w:sz w:val="21"/>
+          <w:szCs w:val="21"/>
+          <w:lang w:val="en-US"/>
+          <w14:ligatures w14:val="none"/>
+        </w:rPr>
+        <w:t>_auth</w:t>
+      </w:r>
+    </w:p>
+    <w:p>
+      <w:pPr>
+        <w:shd w:val="clear" w:color="auto" w:fill="121314"/>
+        <w:spacing w:after="0" w:line="285" w:lineRule="atLeast"/>
+        <w:rPr>
+          <w:rFonts w:ascii="Consolas" w:eastAsia="Times New Roman" w:hAnsi="Consolas" w:cs="Times New Roman"/>
+          <w:noProof w:val="0"/>
+          <w:color w:val="BBBEBF"/>
+          <w:kern w:val="0"/>
+          <w:sz w:val="21"/>
+          <w:szCs w:val="21"/>
+          <w:lang w:val="en-US"/>
+          <w14:ligatures w14:val="none"/>
+        </w:rPr>
+      </w:pPr>
+      <w:r>
+        <w:rPr>
+          <w:rFonts w:ascii="Consolas" w:eastAsia="Times New Roman" w:hAnsi="Consolas" w:cs="Times New Roman"/>
+          <w:noProof w:val="0"/>
+          <w:color w:val="FF7B72"/>
+          <w:kern w:val="0"/>
+          <w:sz w:val="21"/>
+          <w:szCs w:val="21"/>
+          <w:lang w:val="en-US"/>
+          <w14:ligatures w14:val="none"/>
+        </w:rPr>
+        <w:t>def</w:t>
+      </w:r>
+      <w:r>
+        <w:rPr>
+          <w:rFonts w:ascii="Consolas" w:eastAsia="Times New Roman" w:hAnsi="Consolas" w:cs="Times New Roman"/>
+          <w:noProof w:val="0"/>
+          <w:color w:val="BBBEBF"/>
+          <w:kern w:val="0"/>
+          <w:sz w:val="21"/>
+          <w:szCs w:val="21"/>
+          <w:lang w:val="en-US"/>
+          <w14:ligatures w14:val="none"/>
+        </w:rPr>
+        <w:t xml:space="preserve"> </w:t>
+      </w:r>
+      <w:proofErr w:type="spellStart"/>
+      <w:r>
+        <w:rPr>
+          <w:rFonts w:ascii="Consolas" w:eastAsia="Times New Roman" w:hAnsi="Consolas" w:cs="Times New Roman"/>
+          <w:noProof w:val="0"/>
+          <w:color w:val="D2A8FF"/>
+          <w:kern w:val="0"/>
+          <w:sz w:val="21"/>
+          <w:szCs w:val="21"/>
+          <w:lang w:val="en-US"/>
+          <w14:ligatures w14:val="none"/>
+        </w:rPr>
+        <w:t>add_</w:t>
+      </w:r>
+      <w:proofErr w:type="gramStart"/>
+      <w:r>
+        <w:rPr>
+          <w:rFonts w:ascii="Consolas" w:eastAsia="Times New Roman" w:hAnsi="Consolas" w:cs="Times New Roman"/>
+          <w:noProof w:val="0"/>
+          <w:color w:val="D2A8FF"/>
+          <w:kern w:val="0"/>
+          <w:sz w:val="21"/>
+          <w:szCs w:val="21"/>
+          <w:lang w:val="en-US"/>
+          <w14:ligatures w14:val="none"/>
+        </w:rPr>
+        <w:t>event</w:t>
+      </w:r>
+      <w:proofErr w:type="spellEnd"/>
+      <w:r>
+        <w:rPr>
+          <w:rFonts w:ascii="Consolas" w:eastAsia="Times New Roman" w:hAnsi="Consolas" w:cs="Times New Roman"/>
+          <w:noProof w:val="0"/>
+          <w:color w:val="BBBEBF"/>
+          <w:kern w:val="0"/>
+          <w:sz w:val="21"/>
+          <w:szCs w:val="21"/>
+          <w:lang w:val="en-US"/>
+          <w14:ligatures w14:val="none"/>
+        </w:rPr>
+        <w:t>(</w:t>
+      </w:r>
+      <w:proofErr w:type="gramEnd"/>
+      <w:r>
+        <w:rPr>
+          <w:rFonts w:ascii="Consolas" w:eastAsia="Times New Roman" w:hAnsi="Consolas" w:cs="Times New Roman"/>
+          <w:noProof w:val="0"/>
+          <w:color w:val="BBBEBF"/>
+          <w:kern w:val="0"/>
+          <w:sz w:val="21"/>
+          <w:szCs w:val="21"/>
+          <w:lang w:val="en-US"/>
+          <w14:ligatures w14:val="none"/>
+        </w:rPr>
+        <w:t>):</w:t>
+      </w:r>
+    </w:p>
+    <w:p>
+      <w:pPr>
+        <w:shd w:val="clear" w:color="auto" w:fill="121314"/>
+        <w:spacing w:after="0" w:line="285" w:lineRule="atLeast"/>
+        <w:rPr>
+          <w:rFonts w:ascii="Consolas" w:eastAsia="Times New Roman" w:hAnsi="Consolas" w:cs="Times New Roman"/>
+          <w:noProof w:val="0"/>
+          <w:color w:val="BBBEBF"/>
+          <w:kern w:val="0"/>
+          <w:sz w:val="21"/>
+          <w:szCs w:val="21"/>
+          <w:lang w:val="en-US"/>
+          <w14:ligatures w14:val="none"/>
+        </w:rPr>
+      </w:pPr>
+      <w:r>
+        <w:rPr>
+          <w:rFonts w:ascii="Consolas" w:eastAsia="Times New Roman" w:hAnsi="Consolas" w:cs="Times New Roman"/>
+          <w:noProof w:val="0"/>
+          <w:color w:val="BBBEBF"/>
+          <w:kern w:val="0"/>
+          <w:sz w:val="21"/>
+          <w:szCs w:val="21"/>
+          <w:lang w:val="en-US"/>
+          <w14:ligatures w14:val="none"/>
+        </w:rPr>
+        <w:t xml:space="preserve">    </w:t>
+      </w:r>
+      <w:r>
+        <w:rPr>
+          <w:rFonts w:ascii="Consolas" w:eastAsia="Times New Roman" w:hAnsi="Consolas" w:cs="Times New Roman"/>
+          <w:noProof w:val="0"/>
+          <w:color w:val="C9D1D9"/>
+          <w:kern w:val="0"/>
+          <w:sz w:val="21"/>
+          <w:szCs w:val="21"/>
+          <w:lang w:val="en-US"/>
+          <w14:ligatures w14:val="none"/>
+        </w:rPr>
+        <w:t>data</w:t>
+      </w:r>
+      <w:r>
+        <w:rPr>
+          <w:rFonts w:ascii="Consolas" w:eastAsia="Times New Roman" w:hAnsi="Consolas" w:cs="Times New Roman"/>
+          <w:noProof w:val="0"/>
+          <w:color w:val="BBBEBF"/>
+          <w:kern w:val="0"/>
+          <w:sz w:val="21"/>
+          <w:szCs w:val="21"/>
+          <w:lang w:val="en-US"/>
+          <w14:ligatures w14:val="none"/>
+        </w:rPr>
+        <w:t xml:space="preserve"> </w:t>
+      </w:r>
+      <w:r>
+        <w:rPr>
+          <w:rFonts w:ascii="Consolas" w:eastAsia="Times New Roman" w:hAnsi="Consolas" w:cs="Times New Roman"/>
+          <w:noProof w:val="0"/>
+          <w:color w:val="D4D4D4"/>
+          <w:kern w:val="0"/>
+          <w:sz w:val="21"/>
+          <w:szCs w:val="21"/>
+          <w:lang w:val="en-US"/>
+          <w14:ligatures w14:val="none"/>
+        </w:rPr>
+        <w:t>=</w:t>
+      </w:r>
+      <w:r>
+        <w:rPr>
+          <w:rFonts w:ascii="Consolas" w:eastAsia="Times New Roman" w:hAnsi="Consolas" w:cs="Times New Roman"/>
+          <w:noProof w:val="0"/>
+          <w:color w:val="BBBEBF"/>
+          <w:kern w:val="0"/>
+          <w:sz w:val="21"/>
+          <w:szCs w:val="21"/>
+          <w:lang w:val="en-US"/>
+          <w14:ligatures w14:val="none"/>
+        </w:rPr>
+        <w:t xml:space="preserve"> </w:t>
+      </w:r>
+      <w:proofErr w:type="spellStart"/>
+      <w:proofErr w:type="gramStart"/>
+      <w:r>
+        <w:rPr>
+          <w:rFonts w:ascii="Consolas" w:eastAsia="Times New Roman" w:hAnsi="Consolas" w:cs="Times New Roman"/>
+          <w:noProof w:val="0"/>
+          <w:color w:val="BBBEBF"/>
+          <w:kern w:val="0"/>
+          <w:sz w:val="21"/>
+          <w:szCs w:val="21"/>
+          <w:lang w:val="en-US"/>
+          <w14:ligatures w14:val="none"/>
+        </w:rPr>
+        <w:t>request.json</w:t>
+      </w:r>
+      <w:proofErr w:type="spellEnd"/>
+      <w:proofErr w:type="gramEnd"/>
+      <w:r>
+        <w:rPr>
+          <w:rFonts w:ascii="Consolas" w:eastAsia="Times New Roman" w:hAnsi="Consolas" w:cs="Times New Roman"/>
+          <w:noProof w:val="0"/>
+          <w:color w:val="BBBEBF"/>
+          <w:kern w:val="0"/>
+          <w:sz w:val="21"/>
+          <w:szCs w:val="21"/>
+          <w:lang w:val="en-US"/>
+          <w14:ligatures w14:val="none"/>
+        </w:rPr>
+        <w:t xml:space="preserve"> </w:t>
+      </w:r>
+      <w:r>
+        <w:rPr>
+          <w:rFonts w:ascii="Consolas" w:eastAsia="Times New Roman" w:hAnsi="Consolas" w:cs="Times New Roman"/>
+          <w:noProof w:val="0"/>
+          <w:color w:val="569CD6"/>
+          <w:kern w:val="0"/>
+          <w:sz w:val="21"/>
+          <w:szCs w:val="21"/>
+          <w:lang w:val="en-US"/>
+          <w14:ligatures w14:val="none"/>
+        </w:rPr>
+        <w:t>or</w:t>
+      </w:r>
+      <w:r>
+        <w:rPr>
+          <w:rFonts w:ascii="Consolas" w:eastAsia="Times New Roman" w:hAnsi="Consolas" w:cs="Times New Roman"/>
+          <w:noProof w:val="0"/>
+          <w:color w:val="BBBEBF"/>
+          <w:kern w:val="0"/>
+          <w:sz w:val="21"/>
+          <w:szCs w:val="21"/>
+          <w:lang w:val="en-US"/>
+          <w14:ligatures w14:val="none"/>
+        </w:rPr>
+        <w:t xml:space="preserve"> {}</w:t>
+      </w:r>
+    </w:p>
+    <w:p>
+      <w:pPr>
+        <w:shd w:val="clear" w:color="auto" w:fill="121314"/>
+        <w:spacing w:after="0" w:line="285" w:lineRule="atLeast"/>
+        <w:rPr>
+          <w:rFonts w:ascii="Consolas" w:eastAsia="Times New Roman" w:hAnsi="Consolas" w:cs="Times New Roman"/>
+          <w:noProof w:val="0"/>
+          <w:color w:val="BBBEBF"/>
+          <w:kern w:val="0"/>
+          <w:sz w:val="21"/>
+          <w:szCs w:val="21"/>
+          <w:lang w:val="en-US"/>
+          <w14:ligatures w14:val="none"/>
+        </w:rPr>
+      </w:pPr>
+      <w:r>
+        <w:rPr>
+          <w:rFonts w:ascii="Consolas" w:eastAsia="Times New Roman" w:hAnsi="Consolas" w:cs="Times New Roman"/>
+          <w:noProof w:val="0"/>
+          <w:color w:val="BBBEBF"/>
+          <w:kern w:val="0"/>
+          <w:sz w:val="21"/>
+          <w:szCs w:val="21"/>
+          <w:lang w:val="en-US"/>
+          <w14:ligatures w14:val="none"/>
+        </w:rPr>
+        <w:t xml:space="preserve">    </w:t>
+      </w:r>
+      <w:proofErr w:type="spellStart"/>
+      <w:r>
+        <w:rPr>
+          <w:rFonts w:ascii="Consolas" w:eastAsia="Times New Roman" w:hAnsi="Consolas" w:cs="Times New Roman"/>
+          <w:noProof w:val="0"/>
+          <w:color w:val="C9D1D9"/>
+          <w:kern w:val="0"/>
+          <w:sz w:val="21"/>
+          <w:szCs w:val="21"/>
+          <w:lang w:val="en-US"/>
+          <w14:ligatures w14:val="none"/>
+        </w:rPr>
+        <w:t>event_id</w:t>
+      </w:r>
+      <w:proofErr w:type="spellEnd"/>
+      <w:r>
+        <w:rPr>
+          <w:rFonts w:ascii="Consolas" w:eastAsia="Times New Roman" w:hAnsi="Consolas" w:cs="Times New Roman"/>
+          <w:noProof w:val="0"/>
+          <w:color w:val="BBBEBF"/>
+          <w:kern w:val="0"/>
+          <w:sz w:val="21"/>
+          <w:szCs w:val="21"/>
+          <w:lang w:val="en-US"/>
+          <w14:ligatures w14:val="none"/>
+        </w:rPr>
+        <w:t xml:space="preserve"> </w:t>
+      </w:r>
+      <w:r>
+        <w:rPr>
+          <w:rFonts w:ascii="Consolas" w:eastAsia="Times New Roman" w:hAnsi="Consolas" w:cs="Times New Roman"/>
+          <w:noProof w:val="0"/>
+          <w:color w:val="D4D4D4"/>
+          <w:kern w:val="0"/>
+          <w:sz w:val="21"/>
+          <w:szCs w:val="21"/>
+          <w:lang w:val="en-US"/>
+          <w14:ligatures w14:val="none"/>
+        </w:rPr>
+        <w:t>=</w:t>
+      </w:r>
+      <w:r>
+        <w:rPr>
+          <w:rFonts w:ascii="Consolas" w:eastAsia="Times New Roman" w:hAnsi="Consolas" w:cs="Times New Roman"/>
+          <w:noProof w:val="0"/>
+          <w:color w:val="BBBEBF"/>
+          <w:kern w:val="0"/>
+          <w:sz w:val="21"/>
+          <w:szCs w:val="21"/>
+          <w:lang w:val="en-US"/>
+          <w14:ligatures w14:val="none"/>
+        </w:rPr>
+        <w:t xml:space="preserve"> </w:t>
+      </w:r>
+      <w:proofErr w:type="spellStart"/>
+      <w:r>
+        <w:rPr>
+          <w:rFonts w:ascii="Consolas" w:eastAsia="Times New Roman" w:hAnsi="Consolas" w:cs="Times New Roman"/>
+          <w:noProof w:val="0"/>
+          <w:color w:val="BBBEBF"/>
+          <w:kern w:val="0"/>
+          <w:sz w:val="21"/>
+          <w:szCs w:val="21"/>
+          <w:lang w:val="en-US"/>
+          <w14:ligatures w14:val="none"/>
+        </w:rPr>
+        <w:t>events_</w:t>
+      </w:r>
+      <w:proofErr w:type="gramStart"/>
+      <w:r>
+        <w:rPr>
+          <w:rFonts w:ascii="Consolas" w:eastAsia="Times New Roman" w:hAnsi="Consolas" w:cs="Times New Roman"/>
+          <w:noProof w:val="0"/>
+          <w:color w:val="BBBEBF"/>
+          <w:kern w:val="0"/>
+          <w:sz w:val="21"/>
+          <w:szCs w:val="21"/>
+          <w:lang w:val="en-US"/>
+          <w14:ligatures w14:val="none"/>
+        </w:rPr>
+        <w:t>service.create</w:t>
+      </w:r>
+      <w:proofErr w:type="gramEnd"/>
+      <w:r>
+        <w:rPr>
+          <w:rFonts w:ascii="Consolas" w:eastAsia="Times New Roman" w:hAnsi="Consolas" w:cs="Times New Roman"/>
+          <w:noProof w:val="0"/>
+          <w:color w:val="BBBEBF"/>
+          <w:kern w:val="0"/>
+          <w:sz w:val="21"/>
+          <w:szCs w:val="21"/>
+          <w:lang w:val="en-US"/>
+          <w14:ligatures w14:val="none"/>
+        </w:rPr>
+        <w:t>_event</w:t>
+      </w:r>
+      <w:proofErr w:type="spellEnd"/>
+      <w:r>
+        <w:rPr>
+          <w:rFonts w:ascii="Consolas" w:eastAsia="Times New Roman" w:hAnsi="Consolas" w:cs="Times New Roman"/>
+          <w:noProof w:val="0"/>
+          <w:color w:val="BBBEBF"/>
+          <w:kern w:val="0"/>
+          <w:sz w:val="21"/>
+          <w:szCs w:val="21"/>
+          <w:lang w:val="en-US"/>
+          <w14:ligatures w14:val="none"/>
+        </w:rPr>
+        <w:t>(</w:t>
+      </w:r>
+      <w:r>
+        <w:rPr>
+          <w:rFonts w:ascii="Consolas" w:eastAsia="Times New Roman" w:hAnsi="Consolas" w:cs="Times New Roman"/>
+          <w:noProof w:val="0"/>
+          <w:color w:val="79C0FF"/>
+          <w:kern w:val="0"/>
+          <w:sz w:val="21"/>
+          <w:szCs w:val="21"/>
+          <w:lang w:val="en-US"/>
+          <w14:ligatures w14:val="none"/>
+        </w:rPr>
+        <w:t>...</w:t>
+      </w:r>
+      <w:r>
+        <w:rPr>
+          <w:rFonts w:ascii="Consolas" w:eastAsia="Times New Roman" w:hAnsi="Consolas" w:cs="Times New Roman"/>
+          <w:noProof w:val="0"/>
+          <w:color w:val="BBBEBF"/>
+          <w:kern w:val="0"/>
+          <w:sz w:val="21"/>
+          <w:szCs w:val="21"/>
+          <w:lang w:val="en-US"/>
+          <w14:ligatures w14:val="none"/>
+        </w:rPr>
+        <w:t>)</w:t>
+      </w:r>
+    </w:p>
+    <w:p>
+      <w:pPr>
+        <w:shd w:val="clear" w:color="auto" w:fill="121314"/>
+        <w:spacing w:after="0" w:line="285" w:lineRule="atLeast"/>
+        <w:rPr>
+          <w:rFonts w:ascii="Consolas" w:eastAsia="Times New Roman" w:hAnsi="Consolas" w:cs="Times New Roman"/>
+          <w:noProof w:val="0"/>
+          <w:color w:val="BBBEBF"/>
+          <w:kern w:val="0"/>
+          <w:sz w:val="21"/>
+          <w:szCs w:val="21"/>
+          <w:lang w:val="en-US"/>
+          <w14:ligatures w14:val="none"/>
+        </w:rPr>
+      </w:pPr>
+      <w:r>
+        <w:rPr>
+          <w:rFonts w:ascii="Consolas" w:eastAsia="Times New Roman" w:hAnsi="Consolas" w:cs="Times New Roman"/>
+          <w:noProof w:val="0"/>
+          <w:color w:val="BBBEBF"/>
+          <w:kern w:val="0"/>
+          <w:sz w:val="21"/>
+          <w:szCs w:val="21"/>
+          <w:lang w:val="en-US"/>
+          <w14:ligatures w14:val="none"/>
+        </w:rPr>
+        <w:t xml:space="preserve">    </w:t>
+      </w:r>
+      <w:r>
+        <w:rPr>
+          <w:rFonts w:ascii="Consolas" w:eastAsia="Times New Roman" w:hAnsi="Consolas" w:cs="Times New Roman"/>
+          <w:noProof w:val="0"/>
+          <w:color w:val="C586C0"/>
+          <w:kern w:val="0"/>
+          <w:sz w:val="21"/>
+          <w:szCs w:val="21"/>
+          <w:lang w:val="en-US"/>
+          <w14:ligatures w14:val="none"/>
+        </w:rPr>
+        <w:t>return</w:t>
+      </w:r>
+      <w:r>
+        <w:rPr>
+          <w:rFonts w:ascii="Consolas" w:eastAsia="Times New Roman" w:hAnsi="Consolas" w:cs="Times New Roman"/>
+          <w:noProof w:val="0"/>
+          <w:color w:val="BBBEBF"/>
+          <w:kern w:val="0"/>
+          <w:sz w:val="21"/>
+          <w:szCs w:val="21"/>
+          <w:lang w:val="en-US"/>
+          <w14:ligatures w14:val="none"/>
+        </w:rPr>
+        <w:t xml:space="preserve"> </w:t>
+      </w:r>
+      <w:proofErr w:type="spellStart"/>
+      <w:proofErr w:type="gramStart"/>
+      <w:r>
+        <w:rPr>
+          <w:rFonts w:ascii="Consolas" w:eastAsia="Times New Roman" w:hAnsi="Consolas" w:cs="Times New Roman"/>
+          <w:noProof w:val="0"/>
+          <w:color w:val="BBBEBF"/>
+          <w:kern w:val="0"/>
+          <w:sz w:val="21"/>
+          <w:szCs w:val="21"/>
+          <w:lang w:val="en-US"/>
+          <w14:ligatures w14:val="none"/>
+        </w:rPr>
+        <w:t>jsonify</w:t>
+      </w:r>
+      <w:proofErr w:type="spellEnd"/>
+      <w:r>
+        <w:rPr>
+          <w:rFonts w:ascii="Consolas" w:eastAsia="Times New Roman" w:hAnsi="Consolas" w:cs="Times New Roman"/>
+          <w:noProof w:val="0"/>
+          <w:color w:val="BBBEBF"/>
+          <w:kern w:val="0"/>
+          <w:sz w:val="21"/>
+          <w:szCs w:val="21"/>
+          <w:lang w:val="en-US"/>
+          <w14:ligatures w14:val="none"/>
+        </w:rPr>
+        <w:t>(</w:t>
+      </w:r>
+      <w:proofErr w:type="gramEnd"/>
+      <w:r>
+        <w:rPr>
+          <w:rFonts w:ascii="Consolas" w:eastAsia="Times New Roman" w:hAnsi="Consolas" w:cs="Times New Roman"/>
+          <w:noProof w:val="0"/>
+          <w:color w:val="BBBEBF"/>
+          <w:kern w:val="0"/>
+          <w:sz w:val="21"/>
+          <w:szCs w:val="21"/>
+          <w:lang w:val="en-US"/>
+          <w14:ligatures w14:val="none"/>
+        </w:rPr>
+        <w:t>{</w:t>
+      </w:r>
+      <w:r>
+        <w:rPr>
+          <w:rFonts w:ascii="Consolas" w:eastAsia="Times New Roman" w:hAnsi="Consolas" w:cs="Times New Roman"/>
+          <w:noProof w:val="0"/>
+          <w:color w:val="A5D6FF"/>
+          <w:kern w:val="0"/>
+          <w:sz w:val="21"/>
+          <w:szCs w:val="21"/>
+          <w:lang w:val="en-US"/>
+          <w14:ligatures w14:val="none"/>
+        </w:rPr>
+        <w:t>"message"</w:t>
+      </w:r>
+      <w:r>
+        <w:rPr>
+          <w:rFonts w:ascii="Consolas" w:eastAsia="Times New Roman" w:hAnsi="Consolas" w:cs="Times New Roman"/>
+          <w:noProof w:val="0"/>
+          <w:color w:val="BBBEBF"/>
+          <w:kern w:val="0"/>
+          <w:sz w:val="21"/>
+          <w:szCs w:val="21"/>
+          <w:lang w:val="en-US"/>
+          <w14:ligatures w14:val="none"/>
+        </w:rPr>
+        <w:t xml:space="preserve">: </w:t>
+      </w:r>
+      <w:r>
+        <w:rPr>
+          <w:rFonts w:ascii="Consolas" w:eastAsia="Times New Roman" w:hAnsi="Consolas" w:cs="Times New Roman"/>
+          <w:noProof w:val="0"/>
+          <w:color w:val="A5D6FF"/>
+          <w:kern w:val="0"/>
+          <w:sz w:val="21"/>
+          <w:szCs w:val="21"/>
+          <w:lang w:val="en-US"/>
+          <w14:ligatures w14:val="none"/>
+        </w:rPr>
+        <w:t xml:space="preserve">"Event </w:t>
+      </w:r>
+      <w:proofErr w:type="spellStart"/>
+      <w:r>
+        <w:rPr>
+          <w:rFonts w:ascii="Consolas" w:eastAsia="Times New Roman" w:hAnsi="Consolas" w:cs="Times New Roman"/>
+          <w:noProof w:val="0"/>
+          <w:color w:val="A5D6FF"/>
+          <w:kern w:val="0"/>
+          <w:sz w:val="21"/>
+          <w:szCs w:val="21"/>
+          <w:lang w:val="en-US"/>
+          <w14:ligatures w14:val="none"/>
+        </w:rPr>
+        <w:t>dodan</w:t>
+      </w:r>
+      <w:proofErr w:type="spellEnd"/>
+      <w:r>
+        <w:rPr>
+          <w:rFonts w:ascii="Consolas" w:eastAsia="Times New Roman" w:hAnsi="Consolas" w:cs="Times New Roman"/>
+          <w:noProof w:val="0"/>
+          <w:color w:val="A5D6FF"/>
+          <w:kern w:val="0"/>
+          <w:sz w:val="21"/>
+          <w:szCs w:val="21"/>
+          <w:lang w:val="en-US"/>
+          <w14:ligatures w14:val="none"/>
+        </w:rPr>
+        <w:t>."</w:t>
+      </w:r>
+      <w:r>
+        <w:rPr>
+          <w:rFonts w:ascii="Consolas" w:eastAsia="Times New Roman" w:hAnsi="Consolas" w:cs="Times New Roman"/>
+          <w:noProof w:val="0"/>
+          <w:color w:val="BBBEBF"/>
+          <w:kern w:val="0"/>
+          <w:sz w:val="21"/>
+          <w:szCs w:val="21"/>
+          <w:lang w:val="en-US"/>
+          <w14:ligatures w14:val="none"/>
+        </w:rPr>
+        <w:t xml:space="preserve">, </w:t>
+      </w:r>
+      <w:r>
+        <w:rPr>
+          <w:rFonts w:ascii="Consolas" w:eastAsia="Times New Roman" w:hAnsi="Consolas" w:cs="Times New Roman"/>
+          <w:noProof w:val="0"/>
+          <w:color w:val="A5D6FF"/>
+          <w:kern w:val="0"/>
+          <w:sz w:val="21"/>
+          <w:szCs w:val="21"/>
+          <w:lang w:val="en-US"/>
+          <w14:ligatures w14:val="none"/>
+        </w:rPr>
+        <w:t>"id"</w:t>
+      </w:r>
+      <w:r>
+        <w:rPr>
+          <w:rFonts w:ascii="Consolas" w:eastAsia="Times New Roman" w:hAnsi="Consolas" w:cs="Times New Roman"/>
+          <w:noProof w:val="0"/>
+          <w:color w:val="BBBEBF"/>
+          <w:kern w:val="0"/>
+          <w:sz w:val="21"/>
+          <w:szCs w:val="21"/>
+          <w:lang w:val="en-US"/>
+          <w14:ligatures w14:val="none"/>
+        </w:rPr>
+        <w:t xml:space="preserve">: </w:t>
+      </w:r>
+      <w:proofErr w:type="spellStart"/>
+      <w:r>
+        <w:rPr>
+          <w:rFonts w:ascii="Consolas" w:eastAsia="Times New Roman" w:hAnsi="Consolas" w:cs="Times New Roman"/>
+          <w:noProof w:val="0"/>
+          <w:color w:val="C9D1D9"/>
+          <w:kern w:val="0"/>
+          <w:sz w:val="21"/>
+          <w:szCs w:val="21"/>
+          <w:lang w:val="en-US"/>
+          <w14:ligatures w14:val="none"/>
+        </w:rPr>
+        <w:t>event_</w:t>
+      </w:r>
+      <w:proofErr w:type="gramStart"/>
+      <w:r>
+        <w:rPr>
+          <w:rFonts w:ascii="Consolas" w:eastAsia="Times New Roman" w:hAnsi="Consolas" w:cs="Times New Roman"/>
+          <w:noProof w:val="0"/>
+          <w:color w:val="C9D1D9"/>
+          <w:kern w:val="0"/>
+          <w:sz w:val="21"/>
+          <w:szCs w:val="21"/>
+          <w:lang w:val="en-US"/>
+          <w14:ligatures w14:val="none"/>
+        </w:rPr>
+        <w:t>id</w:t>
+      </w:r>
+      <w:proofErr w:type="spellEnd"/>
+      <w:r>
+        <w:rPr>
+          <w:rFonts w:ascii="Consolas" w:eastAsia="Times New Roman" w:hAnsi="Consolas" w:cs="Times New Roman"/>
+          <w:noProof w:val="0"/>
+          <w:color w:val="BBBEBF"/>
+          <w:kern w:val="0"/>
+          <w:sz w:val="21"/>
+          <w:szCs w:val="21"/>
+          <w:lang w:val="en-US"/>
+          <w14:ligatures w14:val="none"/>
+        </w:rPr>
+        <w:t>})</w:t>
+      </w:r>
+      <w:proofErr w:type="gramEnd"/>
+      <w:r>
+        <w:rPr>
+          <w:rFonts w:ascii="Consolas" w:eastAsia="Times New Roman" w:hAnsi="Consolas" w:cs="Times New Roman"/>
+          <w:noProof w:val="0"/>
+          <w:color w:val="BBBEBF"/>
+          <w:kern w:val="0"/>
+          <w:sz w:val="21"/>
+          <w:szCs w:val="21"/>
+          <w:lang w:val="en-US"/>
+          <w14:ligatures w14:val="none"/>
+        </w:rPr>
+        <w:t xml:space="preserve">, </w:t>
+      </w:r>
+      <w:r>
+        <w:rPr>
+          <w:rFonts w:ascii="Consolas" w:eastAsia="Times New Roman" w:hAnsi="Consolas" w:cs="Times New Roman"/>
+          <w:noProof w:val="0"/>
+          <w:color w:val="B5CEA8"/>
+          <w:kern w:val="0"/>
+          <w:sz w:val="21"/>
+          <w:szCs w:val="21"/>
+          <w:lang w:val="en-US"/>
+          <w14:ligatures w14:val="none"/>
+        </w:rPr>
+        <w:t>201</w:t>
+      </w:r>
+    </w:p>
+    <w:p/>
+    <w:p>
+      <w:r>
+        <w:t>Ovakav pristup poboljšava čitljivost koda i omogućuje lakše testiranje pojedinih dijelova aplikaije neovisno jedan o drugome.</w:t>
+      </w:r>
+    </w:p>
+    <w:p>
+      <w:pPr>
+        <w:pStyle w:val="Heading3"/>
+        <w:rPr>
+          <w:rFonts w:ascii="Times New Roman" w:hAnsi="Times New Roman" w:cs="Times New Roman"/>
+          <w:b/>
+          <w:bCs/>
+          <w:color w:val="000000" w:themeColor="text1"/>
+          <w:sz w:val="24"/>
+          <w:szCs w:val="24"/>
+        </w:rPr>
+      </w:pPr>
+      <w:bookmarkStart w:id="6" w:name="_Toc232776093"/>
+      <w:r>
+        <w:rPr>
+          <w:rFonts w:ascii="Times New Roman" w:hAnsi="Times New Roman" w:cs="Times New Roman"/>
+          <w:b/>
+          <w:bCs/>
+          <w:color w:val="000000" w:themeColor="text1"/>
+          <w:sz w:val="24"/>
+          <w:szCs w:val="24"/>
+        </w:rPr>
+        <w:t xml:space="preserve">2.2.3 </w:t>
+      </w:r>
+      <w:r>
+        <w:rPr>
+          <w:rFonts w:ascii="Times New Roman" w:hAnsi="Times New Roman" w:cs="Times New Roman"/>
+          <w:b/>
+          <w:bCs/>
+          <w:color w:val="000000" w:themeColor="text1"/>
+          <w:sz w:val="24"/>
+          <w:szCs w:val="24"/>
+        </w:rPr>
+        <w:t>Autentifikacija i zaštita ruta</w:t>
+      </w:r>
+      <w:bookmarkEnd w:id="6"/>
+    </w:p>
+    <w:p>
+      <w:r>
+        <w:t>Za autentifikaciju koristi se JWT (JSON Web Token). Makon uspješne prijave, server generira token koji klijent sprema i šalje uz svaki zahtjev koji zahtijeva autentifikaciju.</w:t>
+      </w:r>
+    </w:p>
+    <w:p>
+      <w:r>
+        <w:t>Zaštitna ruta implemenitrana je pomoću Python dekoroatora:</w:t>
+      </w:r>
+    </w:p>
+    <w:p>
+      <w:pPr>
+        <w:shd w:val="clear" w:color="auto" w:fill="121314"/>
+        <w:spacing w:after="0" w:line="285" w:lineRule="atLeast"/>
+        <w:rPr>
+          <w:rFonts w:ascii="Consolas" w:eastAsia="Times New Roman" w:hAnsi="Consolas" w:cs="Times New Roman"/>
+          <w:noProof w:val="0"/>
+          <w:color w:val="BBBEBF"/>
+          <w:kern w:val="0"/>
+          <w:sz w:val="21"/>
+          <w:szCs w:val="21"/>
+          <w:lang w:val="en-US"/>
+          <w14:ligatures w14:val="none"/>
+        </w:rPr>
+      </w:pPr>
+      <w:r>
+        <w:rPr>
+          <w:rFonts w:ascii="Consolas" w:eastAsia="Times New Roman" w:hAnsi="Consolas" w:cs="Times New Roman"/>
+          <w:noProof w:val="0"/>
+          <w:color w:val="FF7B72"/>
+          <w:kern w:val="0"/>
+          <w:sz w:val="21"/>
+          <w:szCs w:val="21"/>
+          <w:lang w:val="en-US"/>
+          <w14:ligatures w14:val="none"/>
+        </w:rPr>
+        <w:t>def</w:t>
+      </w:r>
+      <w:r>
+        <w:rPr>
+          <w:rFonts w:ascii="Consolas" w:eastAsia="Times New Roman" w:hAnsi="Consolas" w:cs="Times New Roman"/>
+          <w:noProof w:val="0"/>
+          <w:color w:val="BBBEBF"/>
+          <w:kern w:val="0"/>
+          <w:sz w:val="21"/>
+          <w:szCs w:val="21"/>
+          <w:lang w:val="en-US"/>
+          <w14:ligatures w14:val="none"/>
+        </w:rPr>
+        <w:t xml:space="preserve"> </w:t>
+      </w:r>
+      <w:proofErr w:type="spellStart"/>
+      <w:r>
+        <w:rPr>
+          <w:rFonts w:ascii="Consolas" w:eastAsia="Times New Roman" w:hAnsi="Consolas" w:cs="Times New Roman"/>
+          <w:noProof w:val="0"/>
+          <w:color w:val="D2A8FF"/>
+          <w:kern w:val="0"/>
+          <w:sz w:val="21"/>
+          <w:szCs w:val="21"/>
+          <w:lang w:val="en-US"/>
+          <w14:ligatures w14:val="none"/>
+        </w:rPr>
+        <w:t>require_auth</w:t>
+      </w:r>
+      <w:proofErr w:type="spellEnd"/>
+      <w:r>
+        <w:rPr>
+          <w:rFonts w:ascii="Consolas" w:eastAsia="Times New Roman" w:hAnsi="Consolas" w:cs="Times New Roman"/>
+          <w:noProof w:val="0"/>
+          <w:color w:val="BBBEBF"/>
+          <w:kern w:val="0"/>
+          <w:sz w:val="21"/>
+          <w:szCs w:val="21"/>
+          <w:lang w:val="en-US"/>
+          <w14:ligatures w14:val="none"/>
+        </w:rPr>
+        <w:t>(</w:t>
+      </w:r>
+      <w:r>
+        <w:rPr>
+          <w:rFonts w:ascii="Consolas" w:eastAsia="Times New Roman" w:hAnsi="Consolas" w:cs="Times New Roman"/>
+          <w:noProof w:val="0"/>
+          <w:color w:val="FFA657"/>
+          <w:kern w:val="0"/>
+          <w:sz w:val="21"/>
+          <w:szCs w:val="21"/>
+          <w:lang w:val="en-US"/>
+          <w14:ligatures w14:val="none"/>
+        </w:rPr>
+        <w:t>f</w:t>
+      </w:r>
+      <w:r>
+        <w:rPr>
+          <w:rFonts w:ascii="Consolas" w:eastAsia="Times New Roman" w:hAnsi="Consolas" w:cs="Times New Roman"/>
+          <w:noProof w:val="0"/>
+          <w:color w:val="BBBEBF"/>
+          <w:kern w:val="0"/>
+          <w:sz w:val="21"/>
+          <w:szCs w:val="21"/>
+          <w:lang w:val="en-US"/>
+          <w14:ligatures w14:val="none"/>
+        </w:rPr>
+        <w:t>):</w:t>
+      </w:r>
+    </w:p>
+    <w:p>
+      <w:pPr>
+        <w:shd w:val="clear" w:color="auto" w:fill="121314"/>
+        <w:spacing w:after="0" w:line="285" w:lineRule="atLeast"/>
+        <w:rPr>
+          <w:rFonts w:ascii="Consolas" w:eastAsia="Times New Roman" w:hAnsi="Consolas" w:cs="Times New Roman"/>
+          <w:noProof w:val="0"/>
+          <w:color w:val="BBBEBF"/>
+          <w:kern w:val="0"/>
+          <w:sz w:val="21"/>
+          <w:szCs w:val="21"/>
+          <w:lang w:val="en-US"/>
+          <w14:ligatures w14:val="none"/>
+        </w:rPr>
+      </w:pPr>
+      <w:r>
+        <w:rPr>
+          <w:rFonts w:ascii="Consolas" w:eastAsia="Times New Roman" w:hAnsi="Consolas" w:cs="Times New Roman"/>
+          <w:noProof w:val="0"/>
+          <w:color w:val="BBBEBF"/>
+          <w:kern w:val="0"/>
+          <w:sz w:val="21"/>
+          <w:szCs w:val="21"/>
+          <w:lang w:val="en-US"/>
+          <w14:ligatures w14:val="none"/>
+        </w:rPr>
+        <w:t xml:space="preserve">    </w:t>
+      </w:r>
+      <w:proofErr w:type="gramStart"/>
+      <w:r>
+        <w:rPr>
+          <w:rFonts w:ascii="Consolas" w:eastAsia="Times New Roman" w:hAnsi="Consolas" w:cs="Times New Roman"/>
+          <w:noProof w:val="0"/>
+          <w:color w:val="D2A8FF"/>
+          <w:kern w:val="0"/>
+          <w:sz w:val="21"/>
+          <w:szCs w:val="21"/>
+          <w:lang w:val="en-US"/>
+          <w14:ligatures w14:val="none"/>
+        </w:rPr>
+        <w:t>@wraps</w:t>
+      </w:r>
+      <w:proofErr w:type="gramEnd"/>
+      <w:r>
+        <w:rPr>
+          <w:rFonts w:ascii="Consolas" w:eastAsia="Times New Roman" w:hAnsi="Consolas" w:cs="Times New Roman"/>
+          <w:noProof w:val="0"/>
+          <w:color w:val="BBBEBF"/>
+          <w:kern w:val="0"/>
+          <w:sz w:val="21"/>
+          <w:szCs w:val="21"/>
+          <w:lang w:val="en-US"/>
+          <w14:ligatures w14:val="none"/>
+        </w:rPr>
+        <w:t>(</w:t>
+      </w:r>
+      <w:r>
+        <w:rPr>
+          <w:rFonts w:ascii="Consolas" w:eastAsia="Times New Roman" w:hAnsi="Consolas" w:cs="Times New Roman"/>
+          <w:noProof w:val="0"/>
+          <w:color w:val="FFA657"/>
+          <w:kern w:val="0"/>
+          <w:sz w:val="21"/>
+          <w:szCs w:val="21"/>
+          <w:lang w:val="en-US"/>
+          <w14:ligatures w14:val="none"/>
+        </w:rPr>
+        <w:t>f</w:t>
+      </w:r>
+      <w:r>
+        <w:rPr>
+          <w:rFonts w:ascii="Consolas" w:eastAsia="Times New Roman" w:hAnsi="Consolas" w:cs="Times New Roman"/>
+          <w:noProof w:val="0"/>
+          <w:color w:val="BBBEBF"/>
+          <w:kern w:val="0"/>
+          <w:sz w:val="21"/>
+          <w:szCs w:val="21"/>
+          <w:lang w:val="en-US"/>
+          <w14:ligatures w14:val="none"/>
+        </w:rPr>
+        <w:t>)</w:t>
+      </w:r>
+    </w:p>
+    <w:p>
+      <w:pPr>
+        <w:shd w:val="clear" w:color="auto" w:fill="121314"/>
+        <w:spacing w:after="0" w:line="285" w:lineRule="atLeast"/>
+        <w:rPr>
+          <w:rFonts w:ascii="Consolas" w:eastAsia="Times New Roman" w:hAnsi="Consolas" w:cs="Times New Roman"/>
+          <w:noProof w:val="0"/>
+          <w:color w:val="BBBEBF"/>
+          <w:kern w:val="0"/>
+          <w:sz w:val="21"/>
+          <w:szCs w:val="21"/>
+          <w:lang w:val="en-US"/>
+          <w14:ligatures w14:val="none"/>
+        </w:rPr>
+      </w:pPr>
+      <w:r>
+        <w:rPr>
+          <w:rFonts w:ascii="Consolas" w:eastAsia="Times New Roman" w:hAnsi="Consolas" w:cs="Times New Roman"/>
+          <w:noProof w:val="0"/>
+          <w:color w:val="BBBEBF"/>
+          <w:kern w:val="0"/>
+          <w:sz w:val="21"/>
+          <w:szCs w:val="21"/>
+          <w:lang w:val="en-US"/>
+          <w14:ligatures w14:val="none"/>
+        </w:rPr>
+        <w:t xml:space="preserve">    </w:t>
+      </w:r>
+      <w:r>
+        <w:rPr>
+          <w:rFonts w:ascii="Consolas" w:eastAsia="Times New Roman" w:hAnsi="Consolas" w:cs="Times New Roman"/>
+          <w:noProof w:val="0"/>
+          <w:color w:val="FF7B72"/>
+          <w:kern w:val="0"/>
+          <w:sz w:val="21"/>
+          <w:szCs w:val="21"/>
+          <w:lang w:val="en-US"/>
+          <w14:ligatures w14:val="none"/>
+        </w:rPr>
+        <w:t>def</w:t>
+      </w:r>
+      <w:r>
+        <w:rPr>
+          <w:rFonts w:ascii="Consolas" w:eastAsia="Times New Roman" w:hAnsi="Consolas" w:cs="Times New Roman"/>
+          <w:noProof w:val="0"/>
+          <w:color w:val="BBBEBF"/>
+          <w:kern w:val="0"/>
+          <w:sz w:val="21"/>
+          <w:szCs w:val="21"/>
+          <w:lang w:val="en-US"/>
+          <w14:ligatures w14:val="none"/>
+        </w:rPr>
+        <w:t xml:space="preserve"> </w:t>
+      </w:r>
+      <w:proofErr w:type="gramStart"/>
+      <w:r>
+        <w:rPr>
+          <w:rFonts w:ascii="Consolas" w:eastAsia="Times New Roman" w:hAnsi="Consolas" w:cs="Times New Roman"/>
+          <w:noProof w:val="0"/>
+          <w:color w:val="D2A8FF"/>
+          <w:kern w:val="0"/>
+          <w:sz w:val="21"/>
+          <w:szCs w:val="21"/>
+          <w:lang w:val="en-US"/>
+          <w14:ligatures w14:val="none"/>
+        </w:rPr>
+        <w:t>decorated</w:t>
+      </w:r>
+      <w:r>
+        <w:rPr>
+          <w:rFonts w:ascii="Consolas" w:eastAsia="Times New Roman" w:hAnsi="Consolas" w:cs="Times New Roman"/>
+          <w:noProof w:val="0"/>
+          <w:color w:val="BBBEBF"/>
+          <w:kern w:val="0"/>
+          <w:sz w:val="21"/>
+          <w:szCs w:val="21"/>
+          <w:lang w:val="en-US"/>
+          <w14:ligatures w14:val="none"/>
+        </w:rPr>
+        <w:t>(</w:t>
+      </w:r>
+      <w:proofErr w:type="gramEnd"/>
+      <w:r>
+        <w:rPr>
+          <w:rFonts w:ascii="Consolas" w:eastAsia="Times New Roman" w:hAnsi="Consolas" w:cs="Times New Roman"/>
+          <w:noProof w:val="0"/>
+          <w:color w:val="D4D4D4"/>
+          <w:kern w:val="0"/>
+          <w:sz w:val="21"/>
+          <w:szCs w:val="21"/>
+          <w:lang w:val="en-US"/>
+          <w14:ligatures w14:val="none"/>
+        </w:rPr>
+        <w:t>*</w:t>
+      </w:r>
+      <w:proofErr w:type="spellStart"/>
+      <w:r>
+        <w:rPr>
+          <w:rFonts w:ascii="Consolas" w:eastAsia="Times New Roman" w:hAnsi="Consolas" w:cs="Times New Roman"/>
+          <w:noProof w:val="0"/>
+          <w:color w:val="FFA657"/>
+          <w:kern w:val="0"/>
+          <w:sz w:val="21"/>
+          <w:szCs w:val="21"/>
+          <w:lang w:val="en-US"/>
+          <w14:ligatures w14:val="none"/>
+        </w:rPr>
+        <w:t>args</w:t>
+      </w:r>
+      <w:proofErr w:type="spellEnd"/>
+      <w:r>
+        <w:rPr>
+          <w:rFonts w:ascii="Consolas" w:eastAsia="Times New Roman" w:hAnsi="Consolas" w:cs="Times New Roman"/>
+          <w:noProof w:val="0"/>
+          <w:color w:val="BBBEBF"/>
+          <w:kern w:val="0"/>
+          <w:sz w:val="21"/>
+          <w:szCs w:val="21"/>
+          <w:lang w:val="en-US"/>
+          <w14:ligatures w14:val="none"/>
+        </w:rPr>
+        <w:t xml:space="preserve">, </w:t>
+      </w:r>
+      <w:r>
+        <w:rPr>
+          <w:rFonts w:ascii="Consolas" w:eastAsia="Times New Roman" w:hAnsi="Consolas" w:cs="Times New Roman"/>
+          <w:noProof w:val="0"/>
+          <w:color w:val="D4D4D4"/>
+          <w:kern w:val="0"/>
+          <w:sz w:val="21"/>
+          <w:szCs w:val="21"/>
+          <w:lang w:val="en-US"/>
+          <w14:ligatures w14:val="none"/>
+        </w:rPr>
+        <w:t>**</w:t>
+      </w:r>
+      <w:proofErr w:type="spellStart"/>
+      <w:r>
+        <w:rPr>
+          <w:rFonts w:ascii="Consolas" w:eastAsia="Times New Roman" w:hAnsi="Consolas" w:cs="Times New Roman"/>
+          <w:noProof w:val="0"/>
+          <w:color w:val="FFA657"/>
+          <w:kern w:val="0"/>
+          <w:sz w:val="21"/>
+          <w:szCs w:val="21"/>
+          <w:lang w:val="en-US"/>
+          <w14:ligatures w14:val="none"/>
+        </w:rPr>
+        <w:t>kwargs</w:t>
+      </w:r>
+      <w:proofErr w:type="spellEnd"/>
+      <w:r>
+        <w:rPr>
+          <w:rFonts w:ascii="Consolas" w:eastAsia="Times New Roman" w:hAnsi="Consolas" w:cs="Times New Roman"/>
+          <w:noProof w:val="0"/>
+          <w:color w:val="BBBEBF"/>
+          <w:kern w:val="0"/>
+          <w:sz w:val="21"/>
+          <w:szCs w:val="21"/>
+          <w:lang w:val="en-US"/>
+          <w14:ligatures w14:val="none"/>
+        </w:rPr>
+        <w:t>):</w:t>
+      </w:r>
+    </w:p>
+    <w:p>
+      <w:pPr>
+        <w:shd w:val="clear" w:color="auto" w:fill="121314"/>
+        <w:spacing w:after="0" w:line="285" w:lineRule="atLeast"/>
+        <w:rPr>
+          <w:rFonts w:ascii="Consolas" w:eastAsia="Times New Roman" w:hAnsi="Consolas" w:cs="Times New Roman"/>
+          <w:noProof w:val="0"/>
+          <w:color w:val="BBBEBF"/>
+          <w:kern w:val="0"/>
+          <w:sz w:val="21"/>
+          <w:szCs w:val="21"/>
+          <w:lang w:val="en-US"/>
+          <w14:ligatures w14:val="none"/>
+        </w:rPr>
+      </w:pPr>
+      <w:r>
+        <w:rPr>
+          <w:rFonts w:ascii="Consolas" w:eastAsia="Times New Roman" w:hAnsi="Consolas" w:cs="Times New Roman"/>
+          <w:noProof w:val="0"/>
+          <w:color w:val="BBBEBF"/>
+          <w:kern w:val="0"/>
+          <w:sz w:val="21"/>
+          <w:szCs w:val="21"/>
+          <w:lang w:val="en-US"/>
+          <w14:ligatures w14:val="none"/>
+        </w:rPr>
+        <w:t xml:space="preserve">        </w:t>
+      </w:r>
+      <w:r>
+        <w:rPr>
+          <w:rFonts w:ascii="Consolas" w:eastAsia="Times New Roman" w:hAnsi="Consolas" w:cs="Times New Roman"/>
+          <w:noProof w:val="0"/>
+          <w:color w:val="C9D1D9"/>
+          <w:kern w:val="0"/>
+          <w:sz w:val="21"/>
+          <w:szCs w:val="21"/>
+          <w:lang w:val="en-US"/>
+          <w14:ligatures w14:val="none"/>
+        </w:rPr>
+        <w:t>token</w:t>
+      </w:r>
+      <w:r>
+        <w:rPr>
+          <w:rFonts w:ascii="Consolas" w:eastAsia="Times New Roman" w:hAnsi="Consolas" w:cs="Times New Roman"/>
+          <w:noProof w:val="0"/>
+          <w:color w:val="BBBEBF"/>
+          <w:kern w:val="0"/>
+          <w:sz w:val="21"/>
+          <w:szCs w:val="21"/>
+          <w:lang w:val="en-US"/>
+          <w14:ligatures w14:val="none"/>
+        </w:rPr>
+        <w:t xml:space="preserve"> </w:t>
+      </w:r>
+      <w:r>
+        <w:rPr>
+          <w:rFonts w:ascii="Consolas" w:eastAsia="Times New Roman" w:hAnsi="Consolas" w:cs="Times New Roman"/>
+          <w:noProof w:val="0"/>
+          <w:color w:val="D4D4D4"/>
+          <w:kern w:val="0"/>
+          <w:sz w:val="21"/>
+          <w:szCs w:val="21"/>
+          <w:lang w:val="en-US"/>
+          <w14:ligatures w14:val="none"/>
+        </w:rPr>
+        <w:t>=</w:t>
+      </w:r>
+      <w:r>
+        <w:rPr>
+          <w:rFonts w:ascii="Consolas" w:eastAsia="Times New Roman" w:hAnsi="Consolas" w:cs="Times New Roman"/>
+          <w:noProof w:val="0"/>
+          <w:color w:val="BBBEBF"/>
+          <w:kern w:val="0"/>
+          <w:sz w:val="21"/>
+          <w:szCs w:val="21"/>
+          <w:lang w:val="en-US"/>
+          <w14:ligatures w14:val="none"/>
+        </w:rPr>
+        <w:t xml:space="preserve"> </w:t>
+      </w:r>
+      <w:proofErr w:type="spellStart"/>
+      <w:proofErr w:type="gramStart"/>
+      <w:r>
+        <w:rPr>
+          <w:rFonts w:ascii="Consolas" w:eastAsia="Times New Roman" w:hAnsi="Consolas" w:cs="Times New Roman"/>
+          <w:noProof w:val="0"/>
+          <w:color w:val="BBBEBF"/>
+          <w:kern w:val="0"/>
+          <w:sz w:val="21"/>
+          <w:szCs w:val="21"/>
+          <w:lang w:val="en-US"/>
+          <w14:ligatures w14:val="none"/>
+        </w:rPr>
+        <w:t>request.headers.get</w:t>
+      </w:r>
+      <w:proofErr w:type="spellEnd"/>
+      <w:r>
+        <w:rPr>
+          <w:rFonts w:ascii="Consolas" w:eastAsia="Times New Roman" w:hAnsi="Consolas" w:cs="Times New Roman"/>
+          <w:noProof w:val="0"/>
+          <w:color w:val="BBBEBF"/>
+          <w:kern w:val="0"/>
+          <w:sz w:val="21"/>
+          <w:szCs w:val="21"/>
+          <w:lang w:val="en-US"/>
+          <w14:ligatures w14:val="none"/>
+        </w:rPr>
+        <w:t>(</w:t>
+      </w:r>
+      <w:proofErr w:type="gramEnd"/>
+      <w:r>
+        <w:rPr>
+          <w:rFonts w:ascii="Consolas" w:eastAsia="Times New Roman" w:hAnsi="Consolas" w:cs="Times New Roman"/>
+          <w:noProof w:val="0"/>
+          <w:color w:val="A5D6FF"/>
+          <w:kern w:val="0"/>
+          <w:sz w:val="21"/>
+          <w:szCs w:val="21"/>
+          <w:lang w:val="en-US"/>
+          <w14:ligatures w14:val="none"/>
+        </w:rPr>
+        <w:t>"Authorization"</w:t>
+      </w:r>
+      <w:r>
+        <w:rPr>
+          <w:rFonts w:ascii="Consolas" w:eastAsia="Times New Roman" w:hAnsi="Consolas" w:cs="Times New Roman"/>
+          <w:noProof w:val="0"/>
+          <w:color w:val="BBBEBF"/>
+          <w:kern w:val="0"/>
+          <w:sz w:val="21"/>
+          <w:szCs w:val="21"/>
+          <w:lang w:val="en-US"/>
+          <w14:ligatures w14:val="none"/>
+        </w:rPr>
+        <w:t xml:space="preserve">, </w:t>
+      </w:r>
+      <w:r>
+        <w:rPr>
+          <w:rFonts w:ascii="Consolas" w:eastAsia="Times New Roman" w:hAnsi="Consolas" w:cs="Times New Roman"/>
+          <w:noProof w:val="0"/>
+          <w:color w:val="A5D6FF"/>
+          <w:kern w:val="0"/>
+          <w:sz w:val="21"/>
+          <w:szCs w:val="21"/>
+          <w:lang w:val="en-US"/>
+          <w14:ligatures w14:val="none"/>
+        </w:rPr>
+        <w:t>"</w:t>
+      </w:r>
+      <w:proofErr w:type="gramStart"/>
+      <w:r>
+        <w:rPr>
+          <w:rFonts w:ascii="Consolas" w:eastAsia="Times New Roman" w:hAnsi="Consolas" w:cs="Times New Roman"/>
+          <w:noProof w:val="0"/>
+          <w:color w:val="A5D6FF"/>
+          <w:kern w:val="0"/>
+          <w:sz w:val="21"/>
+          <w:szCs w:val="21"/>
+          <w:lang w:val="en-US"/>
+          <w14:ligatures w14:val="none"/>
+        </w:rPr>
+        <w:t>"</w:t>
+      </w:r>
+      <w:r>
+        <w:rPr>
+          <w:rFonts w:ascii="Consolas" w:eastAsia="Times New Roman" w:hAnsi="Consolas" w:cs="Times New Roman"/>
+          <w:noProof w:val="0"/>
+          <w:color w:val="BBBEBF"/>
+          <w:kern w:val="0"/>
+          <w:sz w:val="21"/>
+          <w:szCs w:val="21"/>
+          <w:lang w:val="en-US"/>
+          <w14:ligatures w14:val="none"/>
+        </w:rPr>
+        <w:t>)[</w:t>
+      </w:r>
+      <w:proofErr w:type="gramEnd"/>
+      <w:r>
+        <w:rPr>
+          <w:rFonts w:ascii="Consolas" w:eastAsia="Times New Roman" w:hAnsi="Consolas" w:cs="Times New Roman"/>
+          <w:noProof w:val="0"/>
+          <w:color w:val="B5CEA8"/>
+          <w:kern w:val="0"/>
+          <w:sz w:val="21"/>
+          <w:szCs w:val="21"/>
+          <w:lang w:val="en-US"/>
+          <w14:ligatures w14:val="none"/>
+        </w:rPr>
+        <w:t>7</w:t>
+      </w:r>
+      <w:r>
+        <w:rPr>
+          <w:rFonts w:ascii="Consolas" w:eastAsia="Times New Roman" w:hAnsi="Consolas" w:cs="Times New Roman"/>
+          <w:noProof w:val="0"/>
+          <w:color w:val="BBBEBF"/>
+          <w:kern w:val="0"/>
+          <w:sz w:val="21"/>
+          <w:szCs w:val="21"/>
+          <w:lang w:val="en-US"/>
+          <w14:ligatures w14:val="none"/>
+        </w:rPr>
+        <w:t>:]</w:t>
+      </w:r>
+    </w:p>
+    <w:p>
+      <w:pPr>
+        <w:shd w:val="clear" w:color="auto" w:fill="121314"/>
+        <w:spacing w:after="0" w:line="285" w:lineRule="atLeast"/>
+        <w:rPr>
+          <w:rFonts w:ascii="Consolas" w:eastAsia="Times New Roman" w:hAnsi="Consolas" w:cs="Times New Roman"/>
+          <w:noProof w:val="0"/>
+          <w:color w:val="BBBEBF"/>
+          <w:kern w:val="0"/>
+          <w:sz w:val="21"/>
+          <w:szCs w:val="21"/>
+          <w:lang w:val="en-US"/>
+          <w14:ligatures w14:val="none"/>
+        </w:rPr>
+      </w:pPr>
+      <w:r>
+        <w:rPr>
+          <w:rFonts w:ascii="Consolas" w:eastAsia="Times New Roman" w:hAnsi="Consolas" w:cs="Times New Roman"/>
+          <w:noProof w:val="0"/>
+          <w:color w:val="BBBEBF"/>
+          <w:kern w:val="0"/>
+          <w:sz w:val="21"/>
+          <w:szCs w:val="21"/>
+          <w:lang w:val="en-US"/>
+          <w14:ligatures w14:val="none"/>
+        </w:rPr>
+        <w:t xml:space="preserve">        </w:t>
+      </w:r>
+      <w:r>
+        <w:rPr>
+          <w:rFonts w:ascii="Consolas" w:eastAsia="Times New Roman" w:hAnsi="Consolas" w:cs="Times New Roman"/>
+          <w:noProof w:val="0"/>
+          <w:color w:val="C9D1D9"/>
+          <w:kern w:val="0"/>
+          <w:sz w:val="21"/>
+          <w:szCs w:val="21"/>
+          <w:lang w:val="en-US"/>
+          <w14:ligatures w14:val="none"/>
+        </w:rPr>
+        <w:t>payload</w:t>
+      </w:r>
+      <w:r>
+        <w:rPr>
+          <w:rFonts w:ascii="Consolas" w:eastAsia="Times New Roman" w:hAnsi="Consolas" w:cs="Times New Roman"/>
+          <w:noProof w:val="0"/>
+          <w:color w:val="BBBEBF"/>
+          <w:kern w:val="0"/>
+          <w:sz w:val="21"/>
+          <w:szCs w:val="21"/>
+          <w:lang w:val="en-US"/>
+          <w14:ligatures w14:val="none"/>
+        </w:rPr>
+        <w:t xml:space="preserve"> </w:t>
+      </w:r>
+      <w:r>
+        <w:rPr>
+          <w:rFonts w:ascii="Consolas" w:eastAsia="Times New Roman" w:hAnsi="Consolas" w:cs="Times New Roman"/>
+          <w:noProof w:val="0"/>
+          <w:color w:val="D4D4D4"/>
+          <w:kern w:val="0"/>
+          <w:sz w:val="21"/>
+          <w:szCs w:val="21"/>
+          <w:lang w:val="en-US"/>
+          <w14:ligatures w14:val="none"/>
+        </w:rPr>
+        <w:t>=</w:t>
+      </w:r>
+      <w:r>
+        <w:rPr>
+          <w:rFonts w:ascii="Consolas" w:eastAsia="Times New Roman" w:hAnsi="Consolas" w:cs="Times New Roman"/>
+          <w:noProof w:val="0"/>
+          <w:color w:val="BBBEBF"/>
+          <w:kern w:val="0"/>
+          <w:sz w:val="21"/>
+          <w:szCs w:val="21"/>
+          <w:lang w:val="en-US"/>
+          <w14:ligatures w14:val="none"/>
+        </w:rPr>
+        <w:t xml:space="preserve"> </w:t>
+      </w:r>
+      <w:proofErr w:type="spellStart"/>
+      <w:proofErr w:type="gramStart"/>
+      <w:r>
+        <w:rPr>
+          <w:rFonts w:ascii="Consolas" w:eastAsia="Times New Roman" w:hAnsi="Consolas" w:cs="Times New Roman"/>
+          <w:noProof w:val="0"/>
+          <w:color w:val="BBBEBF"/>
+          <w:kern w:val="0"/>
+          <w:sz w:val="21"/>
+          <w:szCs w:val="21"/>
+          <w:lang w:val="en-US"/>
+          <w14:ligatures w14:val="none"/>
+        </w:rPr>
+        <w:t>jwt.decode</w:t>
+      </w:r>
+      <w:proofErr w:type="spellEnd"/>
+      <w:proofErr w:type="gramEnd"/>
+      <w:r>
+        <w:rPr>
+          <w:rFonts w:ascii="Consolas" w:eastAsia="Times New Roman" w:hAnsi="Consolas" w:cs="Times New Roman"/>
+          <w:noProof w:val="0"/>
+          <w:color w:val="BBBEBF"/>
+          <w:kern w:val="0"/>
+          <w:sz w:val="21"/>
+          <w:szCs w:val="21"/>
+          <w:lang w:val="en-US"/>
+          <w14:ligatures w14:val="none"/>
+        </w:rPr>
+        <w:t>(</w:t>
+      </w:r>
+      <w:r>
+        <w:rPr>
+          <w:rFonts w:ascii="Consolas" w:eastAsia="Times New Roman" w:hAnsi="Consolas" w:cs="Times New Roman"/>
+          <w:noProof w:val="0"/>
+          <w:color w:val="C9D1D9"/>
+          <w:kern w:val="0"/>
+          <w:sz w:val="21"/>
+          <w:szCs w:val="21"/>
+          <w:lang w:val="en-US"/>
+          <w14:ligatures w14:val="none"/>
+        </w:rPr>
+        <w:t>token</w:t>
+      </w:r>
+      <w:r>
+        <w:rPr>
+          <w:rFonts w:ascii="Consolas" w:eastAsia="Times New Roman" w:hAnsi="Consolas" w:cs="Times New Roman"/>
+          <w:noProof w:val="0"/>
+          <w:color w:val="BBBEBF"/>
+          <w:kern w:val="0"/>
+          <w:sz w:val="21"/>
+          <w:szCs w:val="21"/>
+          <w:lang w:val="en-US"/>
+          <w14:ligatures w14:val="none"/>
+        </w:rPr>
+        <w:t xml:space="preserve">, </w:t>
+      </w:r>
+      <w:r>
+        <w:rPr>
+          <w:rFonts w:ascii="Consolas" w:eastAsia="Times New Roman" w:hAnsi="Consolas" w:cs="Times New Roman"/>
+          <w:noProof w:val="0"/>
+          <w:color w:val="79C0FF"/>
+          <w:kern w:val="0"/>
+          <w:sz w:val="21"/>
+          <w:szCs w:val="21"/>
+          <w:lang w:val="en-US"/>
+          <w14:ligatures w14:val="none"/>
+        </w:rPr>
+        <w:t>SECRET</w:t>
+      </w:r>
+      <w:r>
+        <w:rPr>
+          <w:rFonts w:ascii="Consolas" w:eastAsia="Times New Roman" w:hAnsi="Consolas" w:cs="Times New Roman"/>
+          <w:noProof w:val="0"/>
+          <w:color w:val="BBBEBF"/>
+          <w:kern w:val="0"/>
+          <w:sz w:val="21"/>
+          <w:szCs w:val="21"/>
+          <w:lang w:val="en-US"/>
+          <w14:ligatures w14:val="none"/>
+        </w:rPr>
+        <w:t xml:space="preserve">, </w:t>
+      </w:r>
+      <w:r>
+        <w:rPr>
+          <w:rFonts w:ascii="Consolas" w:eastAsia="Times New Roman" w:hAnsi="Consolas" w:cs="Times New Roman"/>
+          <w:noProof w:val="0"/>
+          <w:color w:val="FFA657"/>
+          <w:kern w:val="0"/>
+          <w:sz w:val="21"/>
+          <w:szCs w:val="21"/>
+          <w:lang w:val="en-US"/>
+          <w14:ligatures w14:val="none"/>
+        </w:rPr>
+        <w:t>algorithms</w:t>
+      </w:r>
+      <w:r>
+        <w:rPr>
+          <w:rFonts w:ascii="Consolas" w:eastAsia="Times New Roman" w:hAnsi="Consolas" w:cs="Times New Roman"/>
+          <w:noProof w:val="0"/>
+          <w:color w:val="D4D4D4"/>
+          <w:kern w:val="0"/>
+          <w:sz w:val="21"/>
+          <w:szCs w:val="21"/>
+          <w:lang w:val="en-US"/>
+          <w14:ligatures w14:val="none"/>
+        </w:rPr>
+        <w:t>=</w:t>
+      </w:r>
+      <w:r>
+        <w:rPr>
+          <w:rFonts w:ascii="Consolas" w:eastAsia="Times New Roman" w:hAnsi="Consolas" w:cs="Times New Roman"/>
+          <w:noProof w:val="0"/>
+          <w:color w:val="BBBEBF"/>
+          <w:kern w:val="0"/>
+          <w:sz w:val="21"/>
+          <w:szCs w:val="21"/>
+          <w:lang w:val="en-US"/>
+          <w14:ligatures w14:val="none"/>
+        </w:rPr>
+        <w:t>[</w:t>
+      </w:r>
+      <w:r>
+        <w:rPr>
+          <w:rFonts w:ascii="Consolas" w:eastAsia="Times New Roman" w:hAnsi="Consolas" w:cs="Times New Roman"/>
+          <w:noProof w:val="0"/>
+          <w:color w:val="A5D6FF"/>
+          <w:kern w:val="0"/>
+          <w:sz w:val="21"/>
+          <w:szCs w:val="21"/>
+          <w:lang w:val="en-US"/>
+          <w14:ligatures w14:val="none"/>
+        </w:rPr>
+        <w:t>"HS256"</w:t>
+      </w:r>
+      <w:r>
+        <w:rPr>
+          <w:rFonts w:ascii="Consolas" w:eastAsia="Times New Roman" w:hAnsi="Consolas" w:cs="Times New Roman"/>
+          <w:noProof w:val="0"/>
+          <w:color w:val="BBBEBF"/>
+          <w:kern w:val="0"/>
+          <w:sz w:val="21"/>
+          <w:szCs w:val="21"/>
+          <w:lang w:val="en-US"/>
+          <w14:ligatures w14:val="none"/>
+        </w:rPr>
+        <w:t>])</w:t>
+      </w:r>
+    </w:p>
+    <w:p>
+      <w:pPr>
+        <w:shd w:val="clear" w:color="auto" w:fill="121314"/>
+        <w:spacing w:after="0" w:line="285" w:lineRule="atLeast"/>
+        <w:rPr>
+          <w:rFonts w:ascii="Consolas" w:eastAsia="Times New Roman" w:hAnsi="Consolas" w:cs="Times New Roman"/>
+          <w:noProof w:val="0"/>
+          <w:color w:val="BBBEBF"/>
+          <w:kern w:val="0"/>
+          <w:sz w:val="21"/>
+          <w:szCs w:val="21"/>
+          <w:lang w:val="en-US"/>
+          <w14:ligatures w14:val="none"/>
+        </w:rPr>
+      </w:pPr>
+      <w:r>
+        <w:rPr>
+          <w:rFonts w:ascii="Consolas" w:eastAsia="Times New Roman" w:hAnsi="Consolas" w:cs="Times New Roman"/>
+          <w:noProof w:val="0"/>
+          <w:color w:val="BBBEBF"/>
+          <w:kern w:val="0"/>
+          <w:sz w:val="21"/>
+          <w:szCs w:val="21"/>
+          <w:lang w:val="en-US"/>
+          <w14:ligatures w14:val="none"/>
+        </w:rPr>
+        <w:t xml:space="preserve">        </w:t>
+      </w:r>
+      <w:proofErr w:type="spellStart"/>
+      <w:r>
+        <w:rPr>
+          <w:rFonts w:ascii="Consolas" w:eastAsia="Times New Roman" w:hAnsi="Consolas" w:cs="Times New Roman"/>
+          <w:noProof w:val="0"/>
+          <w:color w:val="BBBEBF"/>
+          <w:kern w:val="0"/>
+          <w:sz w:val="21"/>
+          <w:szCs w:val="21"/>
+          <w:lang w:val="en-US"/>
+          <w14:ligatures w14:val="none"/>
+        </w:rPr>
+        <w:t>g.user_id</w:t>
+      </w:r>
+      <w:proofErr w:type="spellEnd"/>
+      <w:r>
+        <w:rPr>
+          <w:rFonts w:ascii="Consolas" w:eastAsia="Times New Roman" w:hAnsi="Consolas" w:cs="Times New Roman"/>
+          <w:noProof w:val="0"/>
+          <w:color w:val="BBBEBF"/>
+          <w:kern w:val="0"/>
+          <w:sz w:val="21"/>
+          <w:szCs w:val="21"/>
+          <w:lang w:val="en-US"/>
+          <w14:ligatures w14:val="none"/>
+        </w:rPr>
+        <w:t xml:space="preserve"> </w:t>
+      </w:r>
+      <w:r>
+        <w:rPr>
+          <w:rFonts w:ascii="Consolas" w:eastAsia="Times New Roman" w:hAnsi="Consolas" w:cs="Times New Roman"/>
+          <w:noProof w:val="0"/>
+          <w:color w:val="D4D4D4"/>
+          <w:kern w:val="0"/>
+          <w:sz w:val="21"/>
+          <w:szCs w:val="21"/>
+          <w:lang w:val="en-US"/>
+          <w14:ligatures w14:val="none"/>
+        </w:rPr>
+        <w:t>=</w:t>
+      </w:r>
+      <w:r>
+        <w:rPr>
+          <w:rFonts w:ascii="Consolas" w:eastAsia="Times New Roman" w:hAnsi="Consolas" w:cs="Times New Roman"/>
+          <w:noProof w:val="0"/>
+          <w:color w:val="BBBEBF"/>
+          <w:kern w:val="0"/>
+          <w:sz w:val="21"/>
+          <w:szCs w:val="21"/>
+          <w:lang w:val="en-US"/>
+          <w14:ligatures w14:val="none"/>
+        </w:rPr>
+        <w:t xml:space="preserve"> </w:t>
+      </w:r>
+      <w:r>
+        <w:rPr>
+          <w:rFonts w:ascii="Consolas" w:eastAsia="Times New Roman" w:hAnsi="Consolas" w:cs="Times New Roman"/>
+          <w:noProof w:val="0"/>
+          <w:color w:val="C9D1D9"/>
+          <w:kern w:val="0"/>
+          <w:sz w:val="21"/>
+          <w:szCs w:val="21"/>
+          <w:lang w:val="en-US"/>
+          <w14:ligatures w14:val="none"/>
+        </w:rPr>
+        <w:t>payload</w:t>
+      </w:r>
+      <w:r>
+        <w:rPr>
+          <w:rFonts w:ascii="Consolas" w:eastAsia="Times New Roman" w:hAnsi="Consolas" w:cs="Times New Roman"/>
+          <w:noProof w:val="0"/>
+          <w:color w:val="BBBEBF"/>
+          <w:kern w:val="0"/>
+          <w:sz w:val="21"/>
+          <w:szCs w:val="21"/>
+          <w:lang w:val="en-US"/>
+          <w14:ligatures w14:val="none"/>
+        </w:rPr>
+        <w:t>[</w:t>
+      </w:r>
+      <w:r>
+        <w:rPr>
+          <w:rFonts w:ascii="Consolas" w:eastAsia="Times New Roman" w:hAnsi="Consolas" w:cs="Times New Roman"/>
+          <w:noProof w:val="0"/>
+          <w:color w:val="A5D6FF"/>
+          <w:kern w:val="0"/>
+          <w:sz w:val="21"/>
+          <w:szCs w:val="21"/>
+          <w:lang w:val="en-US"/>
+          <w14:ligatures w14:val="none"/>
+        </w:rPr>
+        <w:t>"</w:t>
+      </w:r>
+      <w:proofErr w:type="spellStart"/>
+      <w:r>
+        <w:rPr>
+          <w:rFonts w:ascii="Consolas" w:eastAsia="Times New Roman" w:hAnsi="Consolas" w:cs="Times New Roman"/>
+          <w:noProof w:val="0"/>
+          <w:color w:val="A5D6FF"/>
+          <w:kern w:val="0"/>
+          <w:sz w:val="21"/>
+          <w:szCs w:val="21"/>
+          <w:lang w:val="en-US"/>
+          <w14:ligatures w14:val="none"/>
+        </w:rPr>
+        <w:t>user_id</w:t>
+      </w:r>
+      <w:proofErr w:type="spellEnd"/>
+      <w:r>
+        <w:rPr>
+          <w:rFonts w:ascii="Consolas" w:eastAsia="Times New Roman" w:hAnsi="Consolas" w:cs="Times New Roman"/>
+          <w:noProof w:val="0"/>
+          <w:color w:val="A5D6FF"/>
+          <w:kern w:val="0"/>
+          <w:sz w:val="21"/>
+          <w:szCs w:val="21"/>
+          <w:lang w:val="en-US"/>
+          <w14:ligatures w14:val="none"/>
+        </w:rPr>
+        <w:t>"</w:t>
+      </w:r>
+      <w:r>
+        <w:rPr>
+          <w:rFonts w:ascii="Consolas" w:eastAsia="Times New Roman" w:hAnsi="Consolas" w:cs="Times New Roman"/>
+          <w:noProof w:val="0"/>
+          <w:color w:val="BBBEBF"/>
+          <w:kern w:val="0"/>
+          <w:sz w:val="21"/>
+          <w:szCs w:val="21"/>
+          <w:lang w:val="en-US"/>
+          <w14:ligatures w14:val="none"/>
+        </w:rPr>
+        <w:t>]</w:t>
+      </w:r>
+    </w:p>
+    <w:p>
+      <w:pPr>
+        <w:shd w:val="clear" w:color="auto" w:fill="121314"/>
+        <w:spacing w:after="0" w:line="285" w:lineRule="atLeast"/>
+        <w:rPr>
+          <w:rFonts w:ascii="Consolas" w:eastAsia="Times New Roman" w:hAnsi="Consolas" w:cs="Times New Roman"/>
+          <w:noProof w:val="0"/>
+          <w:color w:val="BBBEBF"/>
+          <w:kern w:val="0"/>
+          <w:sz w:val="21"/>
+          <w:szCs w:val="21"/>
+          <w:lang w:val="en-US"/>
+          <w14:ligatures w14:val="none"/>
+        </w:rPr>
+      </w:pPr>
+      <w:r>
+        <w:rPr>
+          <w:rFonts w:ascii="Consolas" w:eastAsia="Times New Roman" w:hAnsi="Consolas" w:cs="Times New Roman"/>
+          <w:noProof w:val="0"/>
+          <w:color w:val="BBBEBF"/>
+          <w:kern w:val="0"/>
+          <w:sz w:val="21"/>
+          <w:szCs w:val="21"/>
+          <w:lang w:val="en-US"/>
+          <w14:ligatures w14:val="none"/>
+        </w:rPr>
+        <w:t xml:space="preserve">        </w:t>
+      </w:r>
+      <w:r>
+        <w:rPr>
+          <w:rFonts w:ascii="Consolas" w:eastAsia="Times New Roman" w:hAnsi="Consolas" w:cs="Times New Roman"/>
+          <w:noProof w:val="0"/>
+          <w:color w:val="C586C0"/>
+          <w:kern w:val="0"/>
+          <w:sz w:val="21"/>
+          <w:szCs w:val="21"/>
+          <w:lang w:val="en-US"/>
+          <w14:ligatures w14:val="none"/>
+        </w:rPr>
+        <w:t>return</w:t>
+      </w:r>
+      <w:r>
+        <w:rPr>
+          <w:rFonts w:ascii="Consolas" w:eastAsia="Times New Roman" w:hAnsi="Consolas" w:cs="Times New Roman"/>
+          <w:noProof w:val="0"/>
+          <w:color w:val="BBBEBF"/>
+          <w:kern w:val="0"/>
+          <w:sz w:val="21"/>
+          <w:szCs w:val="21"/>
+          <w:lang w:val="en-US"/>
+          <w14:ligatures w14:val="none"/>
+        </w:rPr>
+        <w:t xml:space="preserve"> </w:t>
+      </w:r>
+      <w:proofErr w:type="gramStart"/>
+      <w:r>
+        <w:rPr>
+          <w:rFonts w:ascii="Consolas" w:eastAsia="Times New Roman" w:hAnsi="Consolas" w:cs="Times New Roman"/>
+          <w:noProof w:val="0"/>
+          <w:color w:val="FFA657"/>
+          <w:kern w:val="0"/>
+          <w:sz w:val="21"/>
+          <w:szCs w:val="21"/>
+          <w:lang w:val="en-US"/>
+          <w14:ligatures w14:val="none"/>
+        </w:rPr>
+        <w:t>f</w:t>
+      </w:r>
+      <w:r>
+        <w:rPr>
+          <w:rFonts w:ascii="Consolas" w:eastAsia="Times New Roman" w:hAnsi="Consolas" w:cs="Times New Roman"/>
+          <w:noProof w:val="0"/>
+          <w:color w:val="BBBEBF"/>
+          <w:kern w:val="0"/>
+          <w:sz w:val="21"/>
+          <w:szCs w:val="21"/>
+          <w:lang w:val="en-US"/>
+          <w14:ligatures w14:val="none"/>
+        </w:rPr>
+        <w:t>(</w:t>
+      </w:r>
+      <w:proofErr w:type="gramEnd"/>
+      <w:r>
+        <w:rPr>
+          <w:rFonts w:ascii="Consolas" w:eastAsia="Times New Roman" w:hAnsi="Consolas" w:cs="Times New Roman"/>
+          <w:noProof w:val="0"/>
+          <w:color w:val="D4D4D4"/>
+          <w:kern w:val="0"/>
+          <w:sz w:val="21"/>
+          <w:szCs w:val="21"/>
+          <w:lang w:val="en-US"/>
+          <w14:ligatures w14:val="none"/>
+        </w:rPr>
+        <w:t>*</w:t>
+      </w:r>
+      <w:proofErr w:type="spellStart"/>
+      <w:r>
+        <w:rPr>
+          <w:rFonts w:ascii="Consolas" w:eastAsia="Times New Roman" w:hAnsi="Consolas" w:cs="Times New Roman"/>
+          <w:noProof w:val="0"/>
+          <w:color w:val="FFA657"/>
+          <w:kern w:val="0"/>
+          <w:sz w:val="21"/>
+          <w:szCs w:val="21"/>
+          <w:lang w:val="en-US"/>
+          <w14:ligatures w14:val="none"/>
+        </w:rPr>
+        <w:t>args</w:t>
+      </w:r>
+      <w:proofErr w:type="spellEnd"/>
+      <w:r>
+        <w:rPr>
+          <w:rFonts w:ascii="Consolas" w:eastAsia="Times New Roman" w:hAnsi="Consolas" w:cs="Times New Roman"/>
+          <w:noProof w:val="0"/>
+          <w:color w:val="BBBEBF"/>
+          <w:kern w:val="0"/>
+          <w:sz w:val="21"/>
+          <w:szCs w:val="21"/>
+          <w:lang w:val="en-US"/>
+          <w14:ligatures w14:val="none"/>
+        </w:rPr>
+        <w:t xml:space="preserve">, </w:t>
+      </w:r>
+      <w:r>
+        <w:rPr>
+          <w:rFonts w:ascii="Consolas" w:eastAsia="Times New Roman" w:hAnsi="Consolas" w:cs="Times New Roman"/>
+          <w:noProof w:val="0"/>
+          <w:color w:val="D4D4D4"/>
+          <w:kern w:val="0"/>
+          <w:sz w:val="21"/>
+          <w:szCs w:val="21"/>
+          <w:lang w:val="en-US"/>
+          <w14:ligatures w14:val="none"/>
+        </w:rPr>
+        <w:t>**</w:t>
+      </w:r>
+      <w:proofErr w:type="spellStart"/>
+      <w:r>
+        <w:rPr>
+          <w:rFonts w:ascii="Consolas" w:eastAsia="Times New Roman" w:hAnsi="Consolas" w:cs="Times New Roman"/>
+          <w:noProof w:val="0"/>
+          <w:color w:val="FFA657"/>
+          <w:kern w:val="0"/>
+          <w:sz w:val="21"/>
+          <w:szCs w:val="21"/>
+          <w:lang w:val="en-US"/>
+          <w14:ligatures w14:val="none"/>
+        </w:rPr>
+        <w:t>kwargs</w:t>
+      </w:r>
+      <w:proofErr w:type="spellEnd"/>
+      <w:r>
+        <w:rPr>
+          <w:rFonts w:ascii="Consolas" w:eastAsia="Times New Roman" w:hAnsi="Consolas" w:cs="Times New Roman"/>
+          <w:noProof w:val="0"/>
+          <w:color w:val="BBBEBF"/>
+          <w:kern w:val="0"/>
+          <w:sz w:val="21"/>
+          <w:szCs w:val="21"/>
+          <w:lang w:val="en-US"/>
+          <w14:ligatures w14:val="none"/>
+        </w:rPr>
+        <w:t>)</w:t>
+      </w:r>
+    </w:p>
+    <w:p>
+      <w:pPr>
+        <w:shd w:val="clear" w:color="auto" w:fill="121314"/>
+        <w:spacing w:after="0" w:line="285" w:lineRule="atLeast"/>
+        <w:rPr>
+          <w:rFonts w:ascii="Consolas" w:eastAsia="Times New Roman" w:hAnsi="Consolas" w:cs="Times New Roman"/>
+          <w:noProof w:val="0"/>
+          <w:color w:val="BBBEBF"/>
+          <w:kern w:val="0"/>
+          <w:sz w:val="21"/>
+          <w:szCs w:val="21"/>
+          <w:lang w:val="en-US"/>
+          <w14:ligatures w14:val="none"/>
+        </w:rPr>
+      </w:pPr>
+      <w:r>
+        <w:rPr>
+          <w:rFonts w:ascii="Consolas" w:eastAsia="Times New Roman" w:hAnsi="Consolas" w:cs="Times New Roman"/>
+          <w:noProof w:val="0"/>
+          <w:color w:val="BBBEBF"/>
+          <w:kern w:val="0"/>
+          <w:sz w:val="21"/>
+          <w:szCs w:val="21"/>
+          <w:lang w:val="en-US"/>
+          <w14:ligatures w14:val="none"/>
+        </w:rPr>
+        <w:t xml:space="preserve">    </w:t>
+      </w:r>
+      <w:r>
+        <w:rPr>
+          <w:rFonts w:ascii="Consolas" w:eastAsia="Times New Roman" w:hAnsi="Consolas" w:cs="Times New Roman"/>
+          <w:noProof w:val="0"/>
+          <w:color w:val="C586C0"/>
+          <w:kern w:val="0"/>
+          <w:sz w:val="21"/>
+          <w:szCs w:val="21"/>
+          <w:lang w:val="en-US"/>
+          <w14:ligatures w14:val="none"/>
+        </w:rPr>
+        <w:t>return</w:t>
+      </w:r>
+      <w:r>
+        <w:rPr>
+          <w:rFonts w:ascii="Consolas" w:eastAsia="Times New Roman" w:hAnsi="Consolas" w:cs="Times New Roman"/>
+          <w:noProof w:val="0"/>
+          <w:color w:val="BBBEBF"/>
+          <w:kern w:val="0"/>
+          <w:sz w:val="21"/>
+          <w:szCs w:val="21"/>
+          <w:lang w:val="en-US"/>
+          <w14:ligatures w14:val="none"/>
+        </w:rPr>
+        <w:t xml:space="preserve"> </w:t>
+      </w:r>
+      <w:r>
+        <w:rPr>
+          <w:rFonts w:ascii="Consolas" w:eastAsia="Times New Roman" w:hAnsi="Consolas" w:cs="Times New Roman"/>
+          <w:noProof w:val="0"/>
+          <w:color w:val="D2A8FF"/>
+          <w:kern w:val="0"/>
+          <w:sz w:val="21"/>
+          <w:szCs w:val="21"/>
+          <w:lang w:val="en-US"/>
+          <w14:ligatures w14:val="none"/>
+        </w:rPr>
+        <w:t>decorated</w:t>
+      </w:r>
+    </w:p>
+    <w:p/>
+    <w:p>
+      <w:pPr>
+        <w:rPr>
+          <w:rFonts w:ascii="Times New Roman" w:hAnsi="Times New Roman" w:cs="Times New Roman"/>
+        </w:rPr>
+      </w:pPr>
+      <w:r>
+        <w:rPr>
+          <w:rFonts w:ascii="Times New Roman" w:hAnsi="Times New Roman" w:cs="Times New Roman"/>
+        </w:rPr>
+        <w:t>Decorator @require_auth automatski provjerava valjanost tokena prije izvršavanja svake zaštićene rute. Za admin funkcionalsnoti implementiran je dodatni decorator @require_admin koji uz provjeru tokena provjerava i rolu korisnika u bazi podataka.</w:t>
+      </w:r>
+    </w:p>
+    <w:p>
+      <w:pPr>
+        <w:rPr>
+          <w:rFonts w:ascii="Times New Roman" w:hAnsi="Times New Roman" w:cs="Times New Roman"/>
+        </w:rPr>
+      </w:pPr>
+      <w:r>
+        <w:rPr>
+          <w:rFonts w:ascii="Times New Roman" w:hAnsi="Times New Roman" w:cs="Times New Roman"/>
+        </w:rPr>
+        <w:br w:type="page"/>
+      </w:r>
+    </w:p>
+    <w:p>
+      <w:pPr>
+        <w:pStyle w:val="Heading3"/>
+        <w:rPr>
+          <w:rFonts w:ascii="Times New Roman" w:hAnsi="Times New Roman" w:cs="Times New Roman"/>
+          <w:b/>
+          <w:bCs/>
+          <w:color w:val="000000" w:themeColor="text1"/>
+          <w:sz w:val="24"/>
+          <w:szCs w:val="24"/>
+        </w:rPr>
+      </w:pPr>
+      <w:bookmarkStart w:id="7" w:name="_Toc232776094"/>
+      <w:r>
+        <w:rPr>
+          <w:rFonts w:ascii="Times New Roman" w:hAnsi="Times New Roman" w:cs="Times New Roman"/>
+          <w:b/>
+          <w:bCs/>
+          <w:color w:val="000000" w:themeColor="text1"/>
+          <w:sz w:val="24"/>
+          <w:szCs w:val="24"/>
+        </w:rPr>
+        <w:lastRenderedPageBreak/>
+        <w:t xml:space="preserve">2.2.4 </w:t>
+      </w:r>
+      <w:r>
+        <w:rPr>
+          <w:rFonts w:ascii="Times New Roman" w:hAnsi="Times New Roman" w:cs="Times New Roman"/>
+          <w:b/>
+          <w:bCs/>
+          <w:color w:val="000000" w:themeColor="text1"/>
+          <w:sz w:val="24"/>
+          <w:szCs w:val="24"/>
+        </w:rPr>
+        <w:t>Rukovanje greškama</w:t>
+      </w:r>
+      <w:bookmarkEnd w:id="7"/>
+    </w:p>
+    <w:p>
+      <w:pPr>
+        <w:rPr>
+          <w:rFonts w:ascii="Times New Roman" w:hAnsi="Times New Roman" w:cs="Times New Roman"/>
+        </w:rPr>
+      </w:pPr>
+      <w:r>
+        <w:rPr>
+          <w:rFonts w:ascii="Times New Roman" w:hAnsi="Times New Roman" w:cs="Times New Roman"/>
+        </w:rPr>
+        <w:t>Flask omogućuje globalnu obradu grešaka pomoću @app.errorhandler dektoratora. Aplikacija definira handelere za nejčešće HTTP greške:</w:t>
+      </w:r>
+    </w:p>
+    <w:p>
+      <w:pPr>
+        <w:shd w:val="clear" w:color="auto" w:fill="121314"/>
+        <w:spacing w:after="0" w:line="285" w:lineRule="atLeast"/>
+        <w:rPr>
+          <w:rFonts w:ascii="Consolas" w:eastAsia="Times New Roman" w:hAnsi="Consolas" w:cs="Times New Roman"/>
+          <w:noProof w:val="0"/>
+          <w:color w:val="BBBEBF"/>
+          <w:kern w:val="0"/>
+          <w:sz w:val="21"/>
+          <w:szCs w:val="21"/>
+          <w:lang w:val="en-US"/>
+          <w14:ligatures w14:val="none"/>
+        </w:rPr>
+      </w:pPr>
+      <w:r>
+        <w:rPr>
+          <w:rFonts w:ascii="Consolas" w:eastAsia="Times New Roman" w:hAnsi="Consolas" w:cs="Times New Roman"/>
+          <w:noProof w:val="0"/>
+          <w:color w:val="D2A8FF"/>
+          <w:kern w:val="0"/>
+          <w:sz w:val="21"/>
+          <w:szCs w:val="21"/>
+          <w:lang w:val="en-US"/>
+          <w14:ligatures w14:val="none"/>
+        </w:rPr>
+        <w:t>@</w:t>
+      </w:r>
+      <w:proofErr w:type="gramStart"/>
+      <w:r>
+        <w:rPr>
+          <w:rFonts w:ascii="Consolas" w:eastAsia="Times New Roman" w:hAnsi="Consolas" w:cs="Times New Roman"/>
+          <w:noProof w:val="0"/>
+          <w:color w:val="D2A8FF"/>
+          <w:kern w:val="0"/>
+          <w:sz w:val="21"/>
+          <w:szCs w:val="21"/>
+          <w:lang w:val="en-US"/>
+          <w14:ligatures w14:val="none"/>
+        </w:rPr>
+        <w:t>app.errorhandler</w:t>
+      </w:r>
+      <w:proofErr w:type="gramEnd"/>
+      <w:r>
+        <w:rPr>
+          <w:rFonts w:ascii="Consolas" w:eastAsia="Times New Roman" w:hAnsi="Consolas" w:cs="Times New Roman"/>
+          <w:noProof w:val="0"/>
+          <w:color w:val="BBBEBF"/>
+          <w:kern w:val="0"/>
+          <w:sz w:val="21"/>
+          <w:szCs w:val="21"/>
+          <w:lang w:val="en-US"/>
+          <w14:ligatures w14:val="none"/>
+        </w:rPr>
+        <w:t>(</w:t>
+      </w:r>
+      <w:r>
+        <w:rPr>
+          <w:rFonts w:ascii="Consolas" w:eastAsia="Times New Roman" w:hAnsi="Consolas" w:cs="Times New Roman"/>
+          <w:noProof w:val="0"/>
+          <w:color w:val="B5CEA8"/>
+          <w:kern w:val="0"/>
+          <w:sz w:val="21"/>
+          <w:szCs w:val="21"/>
+          <w:lang w:val="en-US"/>
+          <w14:ligatures w14:val="none"/>
+        </w:rPr>
+        <w:t>404</w:t>
+      </w:r>
+      <w:r>
+        <w:rPr>
+          <w:rFonts w:ascii="Consolas" w:eastAsia="Times New Roman" w:hAnsi="Consolas" w:cs="Times New Roman"/>
+          <w:noProof w:val="0"/>
+          <w:color w:val="BBBEBF"/>
+          <w:kern w:val="0"/>
+          <w:sz w:val="21"/>
+          <w:szCs w:val="21"/>
+          <w:lang w:val="en-US"/>
+          <w14:ligatures w14:val="none"/>
+        </w:rPr>
+        <w:t>)</w:t>
+      </w:r>
+    </w:p>
+    <w:p>
+      <w:pPr>
+        <w:shd w:val="clear" w:color="auto" w:fill="121314"/>
+        <w:spacing w:after="0" w:line="285" w:lineRule="atLeast"/>
+        <w:rPr>
+          <w:rFonts w:ascii="Consolas" w:eastAsia="Times New Roman" w:hAnsi="Consolas" w:cs="Times New Roman"/>
+          <w:noProof w:val="0"/>
+          <w:color w:val="BBBEBF"/>
+          <w:kern w:val="0"/>
+          <w:sz w:val="21"/>
+          <w:szCs w:val="21"/>
+          <w:lang w:val="en-US"/>
+          <w14:ligatures w14:val="none"/>
+        </w:rPr>
+      </w:pPr>
+      <w:r>
+        <w:rPr>
+          <w:rFonts w:ascii="Consolas" w:eastAsia="Times New Roman" w:hAnsi="Consolas" w:cs="Times New Roman"/>
+          <w:noProof w:val="0"/>
+          <w:color w:val="FF7B72"/>
+          <w:kern w:val="0"/>
+          <w:sz w:val="21"/>
+          <w:szCs w:val="21"/>
+          <w:lang w:val="en-US"/>
+          <w14:ligatures w14:val="none"/>
+        </w:rPr>
+        <w:t>def</w:t>
+      </w:r>
+      <w:r>
+        <w:rPr>
+          <w:rFonts w:ascii="Consolas" w:eastAsia="Times New Roman" w:hAnsi="Consolas" w:cs="Times New Roman"/>
+          <w:noProof w:val="0"/>
+          <w:color w:val="BBBEBF"/>
+          <w:kern w:val="0"/>
+          <w:sz w:val="21"/>
+          <w:szCs w:val="21"/>
+          <w:lang w:val="en-US"/>
+          <w14:ligatures w14:val="none"/>
+        </w:rPr>
+        <w:t xml:space="preserve"> </w:t>
+      </w:r>
+      <w:proofErr w:type="spellStart"/>
+      <w:r>
+        <w:rPr>
+          <w:rFonts w:ascii="Consolas" w:eastAsia="Times New Roman" w:hAnsi="Consolas" w:cs="Times New Roman"/>
+          <w:noProof w:val="0"/>
+          <w:color w:val="D2A8FF"/>
+          <w:kern w:val="0"/>
+          <w:sz w:val="21"/>
+          <w:szCs w:val="21"/>
+          <w:lang w:val="en-US"/>
+          <w14:ligatures w14:val="none"/>
+        </w:rPr>
+        <w:t>not_found</w:t>
+      </w:r>
+      <w:proofErr w:type="spellEnd"/>
+      <w:r>
+        <w:rPr>
+          <w:rFonts w:ascii="Consolas" w:eastAsia="Times New Roman" w:hAnsi="Consolas" w:cs="Times New Roman"/>
+          <w:noProof w:val="0"/>
+          <w:color w:val="BBBEBF"/>
+          <w:kern w:val="0"/>
+          <w:sz w:val="21"/>
+          <w:szCs w:val="21"/>
+          <w:lang w:val="en-US"/>
+          <w14:ligatures w14:val="none"/>
+        </w:rPr>
+        <w:t>(</w:t>
+      </w:r>
+      <w:r>
+        <w:rPr>
+          <w:rFonts w:ascii="Consolas" w:eastAsia="Times New Roman" w:hAnsi="Consolas" w:cs="Times New Roman"/>
+          <w:noProof w:val="0"/>
+          <w:color w:val="FFA657"/>
+          <w:kern w:val="0"/>
+          <w:sz w:val="21"/>
+          <w:szCs w:val="21"/>
+          <w:lang w:val="en-US"/>
+          <w14:ligatures w14:val="none"/>
+        </w:rPr>
+        <w:t>e</w:t>
+      </w:r>
+      <w:r>
+        <w:rPr>
+          <w:rFonts w:ascii="Consolas" w:eastAsia="Times New Roman" w:hAnsi="Consolas" w:cs="Times New Roman"/>
+          <w:noProof w:val="0"/>
+          <w:color w:val="BBBEBF"/>
+          <w:kern w:val="0"/>
+          <w:sz w:val="21"/>
+          <w:szCs w:val="21"/>
+          <w:lang w:val="en-US"/>
+          <w14:ligatures w14:val="none"/>
+        </w:rPr>
+        <w:t>):</w:t>
+      </w:r>
+    </w:p>
+    <w:p>
+      <w:pPr>
+        <w:shd w:val="clear" w:color="auto" w:fill="121314"/>
+        <w:spacing w:after="0" w:line="285" w:lineRule="atLeast"/>
+        <w:rPr>
+          <w:rFonts w:ascii="Consolas" w:eastAsia="Times New Roman" w:hAnsi="Consolas" w:cs="Times New Roman"/>
+          <w:noProof w:val="0"/>
+          <w:color w:val="BBBEBF"/>
+          <w:kern w:val="0"/>
+          <w:sz w:val="21"/>
+          <w:szCs w:val="21"/>
+          <w:lang w:val="en-US"/>
+          <w14:ligatures w14:val="none"/>
+        </w:rPr>
+      </w:pPr>
+      <w:r>
+        <w:rPr>
+          <w:rFonts w:ascii="Consolas" w:eastAsia="Times New Roman" w:hAnsi="Consolas" w:cs="Times New Roman"/>
+          <w:noProof w:val="0"/>
+          <w:color w:val="BBBEBF"/>
+          <w:kern w:val="0"/>
+          <w:sz w:val="21"/>
+          <w:szCs w:val="21"/>
+          <w:lang w:val="en-US"/>
+          <w14:ligatures w14:val="none"/>
+        </w:rPr>
+        <w:t xml:space="preserve">    </w:t>
+      </w:r>
+      <w:r>
+        <w:rPr>
+          <w:rFonts w:ascii="Consolas" w:eastAsia="Times New Roman" w:hAnsi="Consolas" w:cs="Times New Roman"/>
+          <w:noProof w:val="0"/>
+          <w:color w:val="C586C0"/>
+          <w:kern w:val="0"/>
+          <w:sz w:val="21"/>
+          <w:szCs w:val="21"/>
+          <w:lang w:val="en-US"/>
+          <w14:ligatures w14:val="none"/>
+        </w:rPr>
+        <w:t>return</w:t>
+      </w:r>
+      <w:r>
+        <w:rPr>
+          <w:rFonts w:ascii="Consolas" w:eastAsia="Times New Roman" w:hAnsi="Consolas" w:cs="Times New Roman"/>
+          <w:noProof w:val="0"/>
+          <w:color w:val="BBBEBF"/>
+          <w:kern w:val="0"/>
+          <w:sz w:val="21"/>
+          <w:szCs w:val="21"/>
+          <w:lang w:val="en-US"/>
+          <w14:ligatures w14:val="none"/>
+        </w:rPr>
+        <w:t xml:space="preserve"> </w:t>
+      </w:r>
+      <w:proofErr w:type="spellStart"/>
+      <w:proofErr w:type="gramStart"/>
+      <w:r>
+        <w:rPr>
+          <w:rFonts w:ascii="Consolas" w:eastAsia="Times New Roman" w:hAnsi="Consolas" w:cs="Times New Roman"/>
+          <w:noProof w:val="0"/>
+          <w:color w:val="BBBEBF"/>
+          <w:kern w:val="0"/>
+          <w:sz w:val="21"/>
+          <w:szCs w:val="21"/>
+          <w:lang w:val="en-US"/>
+          <w14:ligatures w14:val="none"/>
+        </w:rPr>
+        <w:t>jsonify</w:t>
+      </w:r>
+      <w:proofErr w:type="spellEnd"/>
+      <w:r>
+        <w:rPr>
+          <w:rFonts w:ascii="Consolas" w:eastAsia="Times New Roman" w:hAnsi="Consolas" w:cs="Times New Roman"/>
+          <w:noProof w:val="0"/>
+          <w:color w:val="BBBEBF"/>
+          <w:kern w:val="0"/>
+          <w:sz w:val="21"/>
+          <w:szCs w:val="21"/>
+          <w:lang w:val="en-US"/>
+          <w14:ligatures w14:val="none"/>
+        </w:rPr>
+        <w:t>(</w:t>
+      </w:r>
+      <w:proofErr w:type="gramEnd"/>
+      <w:r>
+        <w:rPr>
+          <w:rFonts w:ascii="Consolas" w:eastAsia="Times New Roman" w:hAnsi="Consolas" w:cs="Times New Roman"/>
+          <w:noProof w:val="0"/>
+          <w:color w:val="BBBEBF"/>
+          <w:kern w:val="0"/>
+          <w:sz w:val="21"/>
+          <w:szCs w:val="21"/>
+          <w:lang w:val="en-US"/>
+          <w14:ligatures w14:val="none"/>
+        </w:rPr>
+        <w:t>{</w:t>
+      </w:r>
+      <w:r>
+        <w:rPr>
+          <w:rFonts w:ascii="Consolas" w:eastAsia="Times New Roman" w:hAnsi="Consolas" w:cs="Times New Roman"/>
+          <w:noProof w:val="0"/>
+          <w:color w:val="A5D6FF"/>
+          <w:kern w:val="0"/>
+          <w:sz w:val="21"/>
+          <w:szCs w:val="21"/>
+          <w:lang w:val="en-US"/>
+          <w14:ligatures w14:val="none"/>
+        </w:rPr>
+        <w:t>"error"</w:t>
+      </w:r>
+      <w:r>
+        <w:rPr>
+          <w:rFonts w:ascii="Consolas" w:eastAsia="Times New Roman" w:hAnsi="Consolas" w:cs="Times New Roman"/>
+          <w:noProof w:val="0"/>
+          <w:color w:val="BBBEBF"/>
+          <w:kern w:val="0"/>
+          <w:sz w:val="21"/>
+          <w:szCs w:val="21"/>
+          <w:lang w:val="en-US"/>
+          <w14:ligatures w14:val="none"/>
+        </w:rPr>
+        <w:t xml:space="preserve">: </w:t>
+      </w:r>
+      <w:r>
+        <w:rPr>
+          <w:rFonts w:ascii="Consolas" w:eastAsia="Times New Roman" w:hAnsi="Consolas" w:cs="Times New Roman"/>
+          <w:noProof w:val="0"/>
+          <w:color w:val="A5D6FF"/>
+          <w:kern w:val="0"/>
+          <w:sz w:val="21"/>
+          <w:szCs w:val="21"/>
+          <w:lang w:val="en-US"/>
+          <w14:ligatures w14:val="none"/>
+        </w:rPr>
+        <w:t>"</w:t>
+      </w:r>
+      <w:proofErr w:type="spellStart"/>
+      <w:r>
+        <w:rPr>
+          <w:rFonts w:ascii="Consolas" w:eastAsia="Times New Roman" w:hAnsi="Consolas" w:cs="Times New Roman"/>
+          <w:noProof w:val="0"/>
+          <w:color w:val="A5D6FF"/>
+          <w:kern w:val="0"/>
+          <w:sz w:val="21"/>
+          <w:szCs w:val="21"/>
+          <w:lang w:val="en-US"/>
+          <w14:ligatures w14:val="none"/>
+        </w:rPr>
+        <w:t>Resurs</w:t>
+      </w:r>
+      <w:proofErr w:type="spellEnd"/>
+      <w:r>
+        <w:rPr>
+          <w:rFonts w:ascii="Consolas" w:eastAsia="Times New Roman" w:hAnsi="Consolas" w:cs="Times New Roman"/>
+          <w:noProof w:val="0"/>
+          <w:color w:val="A5D6FF"/>
+          <w:kern w:val="0"/>
+          <w:sz w:val="21"/>
+          <w:szCs w:val="21"/>
+          <w:lang w:val="en-US"/>
+          <w14:ligatures w14:val="none"/>
+        </w:rPr>
+        <w:t xml:space="preserve"> </w:t>
+      </w:r>
+      <w:proofErr w:type="spellStart"/>
+      <w:r>
+        <w:rPr>
+          <w:rFonts w:ascii="Consolas" w:eastAsia="Times New Roman" w:hAnsi="Consolas" w:cs="Times New Roman"/>
+          <w:noProof w:val="0"/>
+          <w:color w:val="A5D6FF"/>
+          <w:kern w:val="0"/>
+          <w:sz w:val="21"/>
+          <w:szCs w:val="21"/>
+          <w:lang w:val="en-US"/>
+          <w14:ligatures w14:val="none"/>
+        </w:rPr>
+        <w:t>nije</w:t>
+      </w:r>
+      <w:proofErr w:type="spellEnd"/>
+      <w:r>
+        <w:rPr>
+          <w:rFonts w:ascii="Consolas" w:eastAsia="Times New Roman" w:hAnsi="Consolas" w:cs="Times New Roman"/>
+          <w:noProof w:val="0"/>
+          <w:color w:val="A5D6FF"/>
+          <w:kern w:val="0"/>
+          <w:sz w:val="21"/>
+          <w:szCs w:val="21"/>
+          <w:lang w:val="en-US"/>
+          <w14:ligatures w14:val="none"/>
+        </w:rPr>
+        <w:t xml:space="preserve"> </w:t>
+      </w:r>
+      <w:proofErr w:type="spellStart"/>
+      <w:r>
+        <w:rPr>
+          <w:rFonts w:ascii="Consolas" w:eastAsia="Times New Roman" w:hAnsi="Consolas" w:cs="Times New Roman"/>
+          <w:noProof w:val="0"/>
+          <w:color w:val="A5D6FF"/>
+          <w:kern w:val="0"/>
+          <w:sz w:val="21"/>
+          <w:szCs w:val="21"/>
+          <w:lang w:val="en-US"/>
+          <w14:ligatures w14:val="none"/>
+        </w:rPr>
+        <w:t>pronađen</w:t>
+      </w:r>
+      <w:proofErr w:type="spellEnd"/>
+      <w:r>
+        <w:rPr>
+          <w:rFonts w:ascii="Consolas" w:eastAsia="Times New Roman" w:hAnsi="Consolas" w:cs="Times New Roman"/>
+          <w:noProof w:val="0"/>
+          <w:color w:val="A5D6FF"/>
+          <w:kern w:val="0"/>
+          <w:sz w:val="21"/>
+          <w:szCs w:val="21"/>
+          <w:lang w:val="en-US"/>
+          <w14:ligatures w14:val="none"/>
+        </w:rPr>
+        <w:t>."</w:t>
+      </w:r>
+      <w:r>
+        <w:rPr>
+          <w:rFonts w:ascii="Consolas" w:eastAsia="Times New Roman" w:hAnsi="Consolas" w:cs="Times New Roman"/>
+          <w:noProof w:val="0"/>
+          <w:color w:val="BBBEBF"/>
+          <w:kern w:val="0"/>
+          <w:sz w:val="21"/>
+          <w:szCs w:val="21"/>
+          <w:lang w:val="en-US"/>
+          <w14:ligatures w14:val="none"/>
+        </w:rPr>
+        <w:t xml:space="preserve">}), </w:t>
+      </w:r>
+      <w:r>
+        <w:rPr>
+          <w:rFonts w:ascii="Consolas" w:eastAsia="Times New Roman" w:hAnsi="Consolas" w:cs="Times New Roman"/>
+          <w:noProof w:val="0"/>
+          <w:color w:val="B5CEA8"/>
+          <w:kern w:val="0"/>
+          <w:sz w:val="21"/>
+          <w:szCs w:val="21"/>
+          <w:lang w:val="en-US"/>
+          <w14:ligatures w14:val="none"/>
+        </w:rPr>
+        <w:t>404</w:t>
+      </w:r>
+    </w:p>
+    <w:p>
+      <w:pPr>
+        <w:rPr>
+          <w:rFonts w:ascii="Times New Roman" w:hAnsi="Times New Roman" w:cs="Times New Roman"/>
+        </w:rPr>
+      </w:pPr>
+    </w:p>
+    <w:p>
+      <w:pPr>
+        <w:rPr>
+          <w:rFonts w:ascii="Times New Roman" w:hAnsi="Times New Roman" w:cs="Times New Roman"/>
+        </w:rPr>
+      </w:pPr>
+      <w:r>
+        <w:rPr>
+          <w:rFonts w:ascii="Times New Roman" w:hAnsi="Times New Roman" w:cs="Times New Roman"/>
+        </w:rPr>
+        <w:t>Na ovaj način sve greške vraćaju konzistentan JSON odgovor umjesto zadanog HTML prikaza.</w:t>
+      </w:r>
+    </w:p>
+    <w:p>
+      <w:pPr>
+        <w:pStyle w:val="Heading3"/>
+        <w:rPr>
+          <w:rFonts w:ascii="Times New Roman" w:hAnsi="Times New Roman" w:cs="Times New Roman"/>
+          <w:b/>
+          <w:bCs/>
+          <w:color w:val="000000" w:themeColor="text1"/>
+          <w:sz w:val="24"/>
+          <w:szCs w:val="24"/>
+        </w:rPr>
+      </w:pPr>
+      <w:bookmarkStart w:id="8" w:name="_Toc232776095"/>
+      <w:r>
+        <w:rPr>
+          <w:rFonts w:ascii="Times New Roman" w:hAnsi="Times New Roman" w:cs="Times New Roman"/>
+          <w:b/>
+          <w:bCs/>
+          <w:color w:val="000000" w:themeColor="text1"/>
+          <w:sz w:val="24"/>
+          <w:szCs w:val="24"/>
+        </w:rPr>
+        <w:t>2.2.5 CORS</w:t>
+      </w:r>
+      <w:bookmarkEnd w:id="8"/>
+    </w:p>
+    <w:p>
+      <w:pPr>
+        <w:rPr>
+          <w:rFonts w:ascii="Times New Roman" w:hAnsi="Times New Roman" w:cs="Times New Roman"/>
+        </w:rPr>
+      </w:pPr>
+      <w:r>
+        <w:rPr>
+          <w:rFonts w:ascii="Times New Roman" w:hAnsi="Times New Roman" w:cs="Times New Roman"/>
+        </w:rPr>
+        <w:t>Budući da se frontend i backend nalaze na različitim domenama, potrebno je omogućiti CORS(Cross-Origin Resource Sharing). Biblioteka flask-cors dodaje potrebna HTTP zaglavlja koja pregledniku dopuđtaju slanje zahtjeva na API s druge domene.</w:t>
+      </w:r>
+    </w:p>
+    <w:p>
+      <w:pPr>
+        <w:rPr>
+          <w:rFonts w:ascii="Times New Roman" w:hAnsi="Times New Roman" w:cs="Times New Roman"/>
+        </w:rPr>
+      </w:pPr>
+      <w:r>
+        <w:rPr>
+          <w:rFonts w:ascii="Times New Roman" w:hAnsi="Times New Roman" w:cs="Times New Roman"/>
+        </w:rPr>
+        <w:br w:type="page"/>
+      </w:r>
+      <w:r>
+        <w:rPr>
+          <w:rFonts w:ascii="Times New Roman" w:hAnsi="Times New Roman" w:cs="Times New Roman"/>
+        </w:rPr>
+        <w:lastRenderedPageBreak/>
+        <w:t>2.3 Postgres SQL</w:t>
+      </w:r>
+    </w:p>
+    <w:p>
+      <w:pPr>
+        <w:rPr>
+          <w:rFonts w:ascii="Times New Roman" w:hAnsi="Times New Roman" w:cs="Times New Roman"/>
+        </w:rPr>
+      </w:pPr>
+      <w:r>
+        <w:rPr>
+          <w:rFonts w:ascii="Times New Roman" w:hAnsi="Times New Roman" w:cs="Times New Roman"/>
+        </w:rPr>
+        <w:t>PostgresSQL je open-source objektno-relacijski sustav za upravljanje bazama podataka (RDBMS) poznat po svojoj pouzdanosti, proširivost i podrška za složene SQL upite. Za razliku od jednostavnijih baza pdoataka, PostgresSQL podržava napredne značajke poput transakcija, stranih ključeva, pogleda i okidača.</w:t>
+      </w:r>
+    </w:p>
+    <w:p>
+      <w:pPr>
+        <w:rPr>
+          <w:rFonts w:ascii="Times New Roman" w:hAnsi="Times New Roman" w:cs="Times New Roman"/>
+        </w:rPr>
+      </w:pPr>
+      <w:r>
+        <w:rPr>
+          <w:rFonts w:ascii="Times New Roman" w:hAnsi="Times New Roman" w:cs="Times New Roman"/>
+        </w:rPr>
+        <w:t>Shema baze podataka – sastoji se od šest tablica</w:t>
+      </w:r>
+    </w:p>
+    <w:tbl>
+      <w:tblPr>
+        <w:tblStyle w:val="TableGrid"/>
+        <w:tblW w:w="9524" w:type="dxa"/>
+        <w:tblLook w:val="04A0" w:firstRow="1" w:lastRow="0" w:firstColumn="1" w:lastColumn="0" w:noHBand="0" w:noVBand="1"/>
+      </w:tblPr>
+      <w:tblGrid>
+        <w:gridCol w:w="4762"/>
+        <w:gridCol w:w="4762"/>
+      </w:tblGrid>
+      <w:tr>
+        <w:trPr>
+          <w:trHeight w:val="334"/>
+        </w:trPr>
+        <w:tc>
+          <w:tcPr>
+            <w:tcW w:w="4762" w:type="dxa"/>
+          </w:tcPr>
+          <w:p>
+            <w:pPr>
+              <w:rPr>
+                <w:rFonts w:ascii="Times New Roman" w:hAnsi="Times New Roman" w:cs="Times New Roman"/>
+              </w:rPr>
+            </w:pPr>
+            <w:r>
+              <w:rPr>
+                <w:rFonts w:ascii="Times New Roman" w:hAnsi="Times New Roman" w:cs="Times New Roman"/>
+              </w:rPr>
+              <w:t>Users</w:t>
+            </w:r>
+          </w:p>
+        </w:tc>
+        <w:tc>
+          <w:tcPr>
+            <w:tcW w:w="4762" w:type="dxa"/>
+          </w:tcPr>
+          <w:p>
+            <w:pPr>
+              <w:rPr>
+                <w:rFonts w:ascii="Times New Roman" w:hAnsi="Times New Roman" w:cs="Times New Roman"/>
+              </w:rPr>
+            </w:pPr>
+            <w:r>
+              <w:rPr>
+                <w:rFonts w:ascii="Times New Roman" w:hAnsi="Times New Roman" w:cs="Times New Roman"/>
+              </w:rPr>
+              <w:t>Korisnici sustava</w:t>
+            </w:r>
+          </w:p>
+        </w:tc>
+      </w:tr>
+      <w:tr>
+        <w:trPr>
+          <w:trHeight w:val="334"/>
+        </w:trPr>
+        <w:tc>
+          <w:tcPr>
+            <w:tcW w:w="4762" w:type="dxa"/>
+          </w:tcPr>
+          <w:p>
+            <w:pPr>
+              <w:rPr>
+                <w:rFonts w:ascii="Times New Roman" w:hAnsi="Times New Roman" w:cs="Times New Roman"/>
+              </w:rPr>
+            </w:pPr>
+            <w:r>
+              <w:rPr>
+                <w:rFonts w:ascii="Times New Roman" w:hAnsi="Times New Roman" w:cs="Times New Roman"/>
+              </w:rPr>
+              <w:t>Events</w:t>
+            </w:r>
+          </w:p>
+        </w:tc>
+        <w:tc>
+          <w:tcPr>
+            <w:tcW w:w="4762" w:type="dxa"/>
+          </w:tcPr>
+          <w:p>
+            <w:pPr>
+              <w:rPr>
+                <w:rFonts w:ascii="Times New Roman" w:hAnsi="Times New Roman" w:cs="Times New Roman"/>
+              </w:rPr>
+            </w:pPr>
+            <w:r>
+              <w:rPr>
+                <w:rFonts w:ascii="Times New Roman" w:hAnsi="Times New Roman" w:cs="Times New Roman"/>
+              </w:rPr>
+              <w:t>Događaji</w:t>
+            </w:r>
+          </w:p>
+        </w:tc>
+      </w:tr>
+      <w:tr>
+        <w:trPr>
+          <w:trHeight w:val="319"/>
+        </w:trPr>
+        <w:tc>
+          <w:tcPr>
+            <w:tcW w:w="4762" w:type="dxa"/>
+          </w:tcPr>
+          <w:p>
+            <w:pPr>
+              <w:rPr>
+                <w:rFonts w:ascii="Times New Roman" w:hAnsi="Times New Roman" w:cs="Times New Roman"/>
+              </w:rPr>
+            </w:pPr>
+            <w:r>
+              <w:rPr>
+                <w:rFonts w:ascii="Times New Roman" w:hAnsi="Times New Roman" w:cs="Times New Roman"/>
+              </w:rPr>
+              <w:t>Categories</w:t>
+            </w:r>
+          </w:p>
+        </w:tc>
+        <w:tc>
+          <w:tcPr>
+            <w:tcW w:w="4762" w:type="dxa"/>
+          </w:tcPr>
+          <w:p>
+            <w:pPr>
+              <w:rPr>
+                <w:rFonts w:ascii="Times New Roman" w:hAnsi="Times New Roman" w:cs="Times New Roman"/>
+              </w:rPr>
+            </w:pPr>
+            <w:r>
+              <w:rPr>
+                <w:rFonts w:ascii="Times New Roman" w:hAnsi="Times New Roman" w:cs="Times New Roman"/>
+              </w:rPr>
+              <w:t>Kategorije događaja</w:t>
+            </w:r>
+          </w:p>
+        </w:tc>
+      </w:tr>
+      <w:tr>
+        <w:trPr>
+          <w:trHeight w:val="334"/>
+        </w:trPr>
+        <w:tc>
+          <w:tcPr>
+            <w:tcW w:w="4762" w:type="dxa"/>
+          </w:tcPr>
+          <w:p>
+            <w:pPr>
+              <w:rPr>
+                <w:rFonts w:ascii="Times New Roman" w:hAnsi="Times New Roman" w:cs="Times New Roman"/>
+              </w:rPr>
+            </w:pPr>
+            <w:r>
+              <w:rPr>
+                <w:rFonts w:ascii="Times New Roman" w:hAnsi="Times New Roman" w:cs="Times New Roman"/>
+              </w:rPr>
+              <w:t>Cities</w:t>
+            </w:r>
+          </w:p>
+        </w:tc>
+        <w:tc>
+          <w:tcPr>
+            <w:tcW w:w="4762" w:type="dxa"/>
+          </w:tcPr>
+          <w:p>
+            <w:pPr>
+              <w:rPr>
+                <w:rFonts w:ascii="Times New Roman" w:hAnsi="Times New Roman" w:cs="Times New Roman"/>
+              </w:rPr>
+            </w:pPr>
+            <w:r>
+              <w:rPr>
+                <w:rFonts w:ascii="Times New Roman" w:hAnsi="Times New Roman" w:cs="Times New Roman"/>
+              </w:rPr>
+              <w:t>Gradovi</w:t>
+            </w:r>
+          </w:p>
+        </w:tc>
+      </w:tr>
+      <w:tr>
+        <w:trPr>
+          <w:trHeight w:val="334"/>
+        </w:trPr>
+        <w:tc>
+          <w:tcPr>
+            <w:tcW w:w="4762" w:type="dxa"/>
+          </w:tcPr>
+          <w:p>
+            <w:pPr>
+              <w:rPr>
+                <w:rFonts w:ascii="Times New Roman" w:hAnsi="Times New Roman" w:cs="Times New Roman"/>
+              </w:rPr>
+            </w:pPr>
+            <w:r>
+              <w:rPr>
+                <w:rFonts w:ascii="Times New Roman" w:hAnsi="Times New Roman" w:cs="Times New Roman"/>
+              </w:rPr>
+              <w:t>Neighborhoods</w:t>
+            </w:r>
+          </w:p>
+        </w:tc>
+        <w:tc>
+          <w:tcPr>
+            <w:tcW w:w="4762" w:type="dxa"/>
+          </w:tcPr>
+          <w:p>
+            <w:pPr>
+              <w:rPr>
+                <w:rFonts w:ascii="Times New Roman" w:hAnsi="Times New Roman" w:cs="Times New Roman"/>
+              </w:rPr>
+            </w:pPr>
+            <w:r>
+              <w:rPr>
+                <w:rFonts w:ascii="Times New Roman" w:hAnsi="Times New Roman" w:cs="Times New Roman"/>
+              </w:rPr>
+              <w:t>Kvartovi vezani uz grad</w:t>
+            </w:r>
+          </w:p>
+        </w:tc>
+      </w:tr>
+      <w:tr>
+        <w:trPr>
+          <w:trHeight w:val="668"/>
+        </w:trPr>
+        <w:tc>
+          <w:tcPr>
+            <w:tcW w:w="4762" w:type="dxa"/>
+          </w:tcPr>
+          <w:p>
+            <w:pPr>
+              <w:rPr>
+                <w:rFonts w:ascii="Times New Roman" w:hAnsi="Times New Roman" w:cs="Times New Roman"/>
+              </w:rPr>
+            </w:pPr>
+            <w:r>
+              <w:rPr>
+                <w:rFonts w:ascii="Times New Roman" w:hAnsi="Times New Roman" w:cs="Times New Roman"/>
+              </w:rPr>
+              <w:t>Event_participants</w:t>
+            </w:r>
+          </w:p>
+        </w:tc>
+        <w:tc>
+          <w:tcPr>
+            <w:tcW w:w="4762" w:type="dxa"/>
+          </w:tcPr>
+          <w:p>
+            <w:pPr>
+              <w:rPr>
+                <w:rFonts w:ascii="Times New Roman" w:hAnsi="Times New Roman" w:cs="Times New Roman"/>
+              </w:rPr>
+            </w:pPr>
+            <w:r>
+              <w:rPr>
+                <w:rFonts w:ascii="Times New Roman" w:hAnsi="Times New Roman" w:cs="Times New Roman"/>
+              </w:rPr>
+              <w:t>Veza korisnika i događaja na koje su prijavljeni</w:t>
+            </w:r>
+          </w:p>
+        </w:tc>
+      </w:tr>
+    </w:tbl>
+    <w:p>
+      <w:pPr>
+        <w:rPr>
+          <w:rFonts w:ascii="Times New Roman" w:hAnsi="Times New Roman" w:cs="Times New Roman"/>
+        </w:rPr>
+      </w:pPr>
+    </w:p>
+    <w:p>
+      <w:pPr>
+        <w:rPr>
+          <w:rFonts w:ascii="Times New Roman" w:hAnsi="Times New Roman" w:cs="Times New Roman"/>
+        </w:rPr>
+      </w:pPr>
+      <w:r>
+        <w:rPr>
+          <w:rFonts w:ascii="Times New Roman" w:hAnsi="Times New Roman" w:cs="Times New Roman"/>
+        </w:rPr>
+        <w:t>Upavljanje konekcijama</w:t>
+      </w:r>
+    </w:p>
+    <w:p>
+      <w:pPr>
+        <w:rPr>
+          <w:rFonts w:ascii="Times New Roman" w:hAnsi="Times New Roman" w:cs="Times New Roman"/>
+        </w:rPr>
+      </w:pPr>
+      <w:r>
+        <w:rPr>
+          <w:rFonts w:ascii="Times New Roman" w:hAnsi="Times New Roman" w:cs="Times New Roman"/>
+        </w:rPr>
+        <w:t>Za komunikaciju s PostgresSQL bazom koristi se biblioteka psycopg2. Umjesto otvaranja nove konekcije za svaki zahtjev, aplikacija koristi connection pool – skup unaprijed otvorenih konekcija koje se dijele između zahtjeva:</w:t>
+      </w:r>
+    </w:p>
+    <w:p>
+      <w:pPr>
+        <w:shd w:val="clear" w:color="auto" w:fill="121314"/>
+        <w:spacing w:after="0" w:line="285" w:lineRule="atLeast"/>
+        <w:rPr>
+          <w:rFonts w:ascii="Consolas" w:eastAsia="Times New Roman" w:hAnsi="Consolas" w:cs="Times New Roman"/>
+          <w:noProof w:val="0"/>
+          <w:color w:val="BBBEBF"/>
+          <w:kern w:val="0"/>
+          <w:sz w:val="21"/>
+          <w:szCs w:val="21"/>
+          <w:lang w:val="en-US"/>
+          <w14:ligatures w14:val="none"/>
+        </w:rPr>
+      </w:pPr>
+      <w:r>
+        <w:rPr>
+          <w:rFonts w:ascii="Consolas" w:eastAsia="Times New Roman" w:hAnsi="Consolas" w:cs="Times New Roman"/>
+          <w:noProof w:val="0"/>
+          <w:color w:val="C9D1D9"/>
+          <w:kern w:val="0"/>
+          <w:sz w:val="21"/>
+          <w:szCs w:val="21"/>
+          <w:lang w:val="en-US"/>
+          <w14:ligatures w14:val="none"/>
+        </w:rPr>
+        <w:t>_pool</w:t>
+      </w:r>
+      <w:r>
+        <w:rPr>
+          <w:rFonts w:ascii="Consolas" w:eastAsia="Times New Roman" w:hAnsi="Consolas" w:cs="Times New Roman"/>
+          <w:noProof w:val="0"/>
+          <w:color w:val="BBBEBF"/>
+          <w:kern w:val="0"/>
+          <w:sz w:val="21"/>
+          <w:szCs w:val="21"/>
+          <w:lang w:val="en-US"/>
+          <w14:ligatures w14:val="none"/>
+        </w:rPr>
+        <w:t xml:space="preserve"> </w:t>
+      </w:r>
+      <w:r>
+        <w:rPr>
+          <w:rFonts w:ascii="Consolas" w:eastAsia="Times New Roman" w:hAnsi="Consolas" w:cs="Times New Roman"/>
+          <w:noProof w:val="0"/>
+          <w:color w:val="D4D4D4"/>
+          <w:kern w:val="0"/>
+          <w:sz w:val="21"/>
+          <w:szCs w:val="21"/>
+          <w:lang w:val="en-US"/>
+          <w14:ligatures w14:val="none"/>
+        </w:rPr>
+        <w:t>=</w:t>
+      </w:r>
+      <w:r>
+        <w:rPr>
+          <w:rFonts w:ascii="Consolas" w:eastAsia="Times New Roman" w:hAnsi="Consolas" w:cs="Times New Roman"/>
+          <w:noProof w:val="0"/>
+          <w:color w:val="BBBEBF"/>
+          <w:kern w:val="0"/>
+          <w:sz w:val="21"/>
+          <w:szCs w:val="21"/>
+          <w:lang w:val="en-US"/>
+          <w14:ligatures w14:val="none"/>
+        </w:rPr>
+        <w:t xml:space="preserve"> </w:t>
+      </w:r>
+      <w:proofErr w:type="spellStart"/>
+      <w:proofErr w:type="gramStart"/>
+      <w:r>
+        <w:rPr>
+          <w:rFonts w:ascii="Consolas" w:eastAsia="Times New Roman" w:hAnsi="Consolas" w:cs="Times New Roman"/>
+          <w:noProof w:val="0"/>
+          <w:color w:val="BBBEBF"/>
+          <w:kern w:val="0"/>
+          <w:sz w:val="21"/>
+          <w:szCs w:val="21"/>
+          <w:lang w:val="en-US"/>
+          <w14:ligatures w14:val="none"/>
+        </w:rPr>
+        <w:t>pool.ThreadedConnectionPool</w:t>
+      </w:r>
+      <w:proofErr w:type="spellEnd"/>
+      <w:proofErr w:type="gramEnd"/>
+      <w:r>
+        <w:rPr>
+          <w:rFonts w:ascii="Consolas" w:eastAsia="Times New Roman" w:hAnsi="Consolas" w:cs="Times New Roman"/>
+          <w:noProof w:val="0"/>
+          <w:color w:val="BBBEBF"/>
+          <w:kern w:val="0"/>
+          <w:sz w:val="21"/>
+          <w:szCs w:val="21"/>
+          <w:lang w:val="en-US"/>
+          <w14:ligatures w14:val="none"/>
+        </w:rPr>
+        <w:t>(</w:t>
+      </w:r>
+    </w:p>
+    <w:p>
+      <w:pPr>
+        <w:shd w:val="clear" w:color="auto" w:fill="121314"/>
+        <w:spacing w:after="0" w:line="285" w:lineRule="atLeast"/>
+        <w:rPr>
+          <w:rFonts w:ascii="Consolas" w:eastAsia="Times New Roman" w:hAnsi="Consolas" w:cs="Times New Roman"/>
+          <w:noProof w:val="0"/>
+          <w:color w:val="BBBEBF"/>
+          <w:kern w:val="0"/>
+          <w:sz w:val="21"/>
+          <w:szCs w:val="21"/>
+          <w:lang w:val="en-US"/>
+          <w14:ligatures w14:val="none"/>
+        </w:rPr>
+      </w:pPr>
+      <w:r>
+        <w:rPr>
+          <w:rFonts w:ascii="Consolas" w:eastAsia="Times New Roman" w:hAnsi="Consolas" w:cs="Times New Roman"/>
+          <w:noProof w:val="0"/>
+          <w:color w:val="BBBEBF"/>
+          <w:kern w:val="0"/>
+          <w:sz w:val="21"/>
+          <w:szCs w:val="21"/>
+          <w:lang w:val="en-US"/>
+          <w14:ligatures w14:val="none"/>
+        </w:rPr>
+        <w:t xml:space="preserve">    </w:t>
+      </w:r>
+      <w:proofErr w:type="spellStart"/>
+      <w:r>
+        <w:rPr>
+          <w:rFonts w:ascii="Consolas" w:eastAsia="Times New Roman" w:hAnsi="Consolas" w:cs="Times New Roman"/>
+          <w:noProof w:val="0"/>
+          <w:color w:val="FFA657"/>
+          <w:kern w:val="0"/>
+          <w:sz w:val="21"/>
+          <w:szCs w:val="21"/>
+          <w:lang w:val="en-US"/>
+          <w14:ligatures w14:val="none"/>
+        </w:rPr>
+        <w:t>minconn</w:t>
+      </w:r>
+      <w:proofErr w:type="spellEnd"/>
+      <w:r>
+        <w:rPr>
+          <w:rFonts w:ascii="Consolas" w:eastAsia="Times New Roman" w:hAnsi="Consolas" w:cs="Times New Roman"/>
+          <w:noProof w:val="0"/>
+          <w:color w:val="D4D4D4"/>
+          <w:kern w:val="0"/>
+          <w:sz w:val="21"/>
+          <w:szCs w:val="21"/>
+          <w:lang w:val="en-US"/>
+          <w14:ligatures w14:val="none"/>
+        </w:rPr>
+        <w:t>=</w:t>
+      </w:r>
+      <w:r>
+        <w:rPr>
+          <w:rFonts w:ascii="Consolas" w:eastAsia="Times New Roman" w:hAnsi="Consolas" w:cs="Times New Roman"/>
+          <w:noProof w:val="0"/>
+          <w:color w:val="B5CEA8"/>
+          <w:kern w:val="0"/>
+          <w:sz w:val="21"/>
+          <w:szCs w:val="21"/>
+          <w:lang w:val="en-US"/>
+          <w14:ligatures w14:val="none"/>
+        </w:rPr>
+        <w:t>1</w:t>
+      </w:r>
+      <w:r>
+        <w:rPr>
+          <w:rFonts w:ascii="Consolas" w:eastAsia="Times New Roman" w:hAnsi="Consolas" w:cs="Times New Roman"/>
+          <w:noProof w:val="0"/>
+          <w:color w:val="BBBEBF"/>
+          <w:kern w:val="0"/>
+          <w:sz w:val="21"/>
+          <w:szCs w:val="21"/>
+          <w:lang w:val="en-US"/>
+          <w14:ligatures w14:val="none"/>
+        </w:rPr>
+        <w:t>,</w:t>
+      </w:r>
+    </w:p>
+    <w:p>
+      <w:pPr>
+        <w:shd w:val="clear" w:color="auto" w:fill="121314"/>
+        <w:spacing w:after="0" w:line="285" w:lineRule="atLeast"/>
+        <w:rPr>
+          <w:rFonts w:ascii="Consolas" w:eastAsia="Times New Roman" w:hAnsi="Consolas" w:cs="Times New Roman"/>
+          <w:noProof w:val="0"/>
+          <w:color w:val="BBBEBF"/>
+          <w:kern w:val="0"/>
+          <w:sz w:val="21"/>
+          <w:szCs w:val="21"/>
+          <w:lang w:val="en-US"/>
+          <w14:ligatures w14:val="none"/>
+        </w:rPr>
+      </w:pPr>
+      <w:r>
+        <w:rPr>
+          <w:rFonts w:ascii="Consolas" w:eastAsia="Times New Roman" w:hAnsi="Consolas" w:cs="Times New Roman"/>
+          <w:noProof w:val="0"/>
+          <w:color w:val="BBBEBF"/>
+          <w:kern w:val="0"/>
+          <w:sz w:val="21"/>
+          <w:szCs w:val="21"/>
+          <w:lang w:val="en-US"/>
+          <w14:ligatures w14:val="none"/>
+        </w:rPr>
+        <w:t xml:space="preserve">    </w:t>
+      </w:r>
+      <w:proofErr w:type="spellStart"/>
+      <w:r>
+        <w:rPr>
+          <w:rFonts w:ascii="Consolas" w:eastAsia="Times New Roman" w:hAnsi="Consolas" w:cs="Times New Roman"/>
+          <w:noProof w:val="0"/>
+          <w:color w:val="FFA657"/>
+          <w:kern w:val="0"/>
+          <w:sz w:val="21"/>
+          <w:szCs w:val="21"/>
+          <w:lang w:val="en-US"/>
+          <w14:ligatures w14:val="none"/>
+        </w:rPr>
+        <w:t>maxconn</w:t>
+      </w:r>
+      <w:proofErr w:type="spellEnd"/>
+      <w:r>
+        <w:rPr>
+          <w:rFonts w:ascii="Consolas" w:eastAsia="Times New Roman" w:hAnsi="Consolas" w:cs="Times New Roman"/>
+          <w:noProof w:val="0"/>
+          <w:color w:val="D4D4D4"/>
+          <w:kern w:val="0"/>
+          <w:sz w:val="21"/>
+          <w:szCs w:val="21"/>
+          <w:lang w:val="en-US"/>
+          <w14:ligatures w14:val="none"/>
+        </w:rPr>
+        <w:t>=</w:t>
+      </w:r>
+      <w:r>
+        <w:rPr>
+          <w:rFonts w:ascii="Consolas" w:eastAsia="Times New Roman" w:hAnsi="Consolas" w:cs="Times New Roman"/>
+          <w:noProof w:val="0"/>
+          <w:color w:val="B5CEA8"/>
+          <w:kern w:val="0"/>
+          <w:sz w:val="21"/>
+          <w:szCs w:val="21"/>
+          <w:lang w:val="en-US"/>
+          <w14:ligatures w14:val="none"/>
+        </w:rPr>
+        <w:t>10</w:t>
+      </w:r>
+      <w:r>
+        <w:rPr>
+          <w:rFonts w:ascii="Consolas" w:eastAsia="Times New Roman" w:hAnsi="Consolas" w:cs="Times New Roman"/>
+          <w:noProof w:val="0"/>
+          <w:color w:val="BBBEBF"/>
+          <w:kern w:val="0"/>
+          <w:sz w:val="21"/>
+          <w:szCs w:val="21"/>
+          <w:lang w:val="en-US"/>
+          <w14:ligatures w14:val="none"/>
+        </w:rPr>
+        <w:t>,</w:t>
+      </w:r>
+    </w:p>
+    <w:p>
+      <w:pPr>
+        <w:shd w:val="clear" w:color="auto" w:fill="121314"/>
+        <w:spacing w:after="0" w:line="285" w:lineRule="atLeast"/>
+        <w:rPr>
+          <w:rFonts w:ascii="Consolas" w:eastAsia="Times New Roman" w:hAnsi="Consolas" w:cs="Times New Roman"/>
+          <w:noProof w:val="0"/>
+          <w:color w:val="BBBEBF"/>
+          <w:kern w:val="0"/>
+          <w:sz w:val="21"/>
+          <w:szCs w:val="21"/>
+          <w:lang w:val="en-US"/>
+          <w14:ligatures w14:val="none"/>
+        </w:rPr>
+      </w:pPr>
+      <w:r>
+        <w:rPr>
+          <w:rFonts w:ascii="Consolas" w:eastAsia="Times New Roman" w:hAnsi="Consolas" w:cs="Times New Roman"/>
+          <w:noProof w:val="0"/>
+          <w:color w:val="BBBEBF"/>
+          <w:kern w:val="0"/>
+          <w:sz w:val="21"/>
+          <w:szCs w:val="21"/>
+          <w:lang w:val="en-US"/>
+          <w14:ligatures w14:val="none"/>
+        </w:rPr>
+        <w:t xml:space="preserve">    </w:t>
+      </w:r>
+      <w:r>
+        <w:rPr>
+          <w:rFonts w:ascii="Consolas" w:eastAsia="Times New Roman" w:hAnsi="Consolas" w:cs="Times New Roman"/>
+          <w:noProof w:val="0"/>
+          <w:color w:val="FFA657"/>
+          <w:kern w:val="0"/>
+          <w:sz w:val="21"/>
+          <w:szCs w:val="21"/>
+          <w:lang w:val="en-US"/>
+          <w14:ligatures w14:val="none"/>
+        </w:rPr>
+        <w:t>host</w:t>
+      </w:r>
+      <w:r>
+        <w:rPr>
+          <w:rFonts w:ascii="Consolas" w:eastAsia="Times New Roman" w:hAnsi="Consolas" w:cs="Times New Roman"/>
+          <w:noProof w:val="0"/>
+          <w:color w:val="D4D4D4"/>
+          <w:kern w:val="0"/>
+          <w:sz w:val="21"/>
+          <w:szCs w:val="21"/>
+          <w:lang w:val="en-US"/>
+          <w14:ligatures w14:val="none"/>
+        </w:rPr>
+        <w:t>=</w:t>
+      </w:r>
+      <w:proofErr w:type="spellStart"/>
+      <w:proofErr w:type="gramStart"/>
+      <w:r>
+        <w:rPr>
+          <w:rFonts w:ascii="Consolas" w:eastAsia="Times New Roman" w:hAnsi="Consolas" w:cs="Times New Roman"/>
+          <w:noProof w:val="0"/>
+          <w:color w:val="BBBEBF"/>
+          <w:kern w:val="0"/>
+          <w:sz w:val="21"/>
+          <w:szCs w:val="21"/>
+          <w:lang w:val="en-US"/>
+          <w14:ligatures w14:val="none"/>
+        </w:rPr>
+        <w:t>os.environ</w:t>
+      </w:r>
+      <w:proofErr w:type="spellEnd"/>
+      <w:proofErr w:type="gramEnd"/>
+      <w:r>
+        <w:rPr>
+          <w:rFonts w:ascii="Consolas" w:eastAsia="Times New Roman" w:hAnsi="Consolas" w:cs="Times New Roman"/>
+          <w:noProof w:val="0"/>
+          <w:color w:val="BBBEBF"/>
+          <w:kern w:val="0"/>
+          <w:sz w:val="21"/>
+          <w:szCs w:val="21"/>
+          <w:lang w:val="en-US"/>
+          <w14:ligatures w14:val="none"/>
+        </w:rPr>
+        <w:t>[</w:t>
+      </w:r>
+      <w:r>
+        <w:rPr>
+          <w:rFonts w:ascii="Consolas" w:eastAsia="Times New Roman" w:hAnsi="Consolas" w:cs="Times New Roman"/>
+          <w:noProof w:val="0"/>
+          <w:color w:val="A5D6FF"/>
+          <w:kern w:val="0"/>
+          <w:sz w:val="21"/>
+          <w:szCs w:val="21"/>
+          <w:lang w:val="en-US"/>
+          <w14:ligatures w14:val="none"/>
+        </w:rPr>
+        <w:t>"DB_HOST"</w:t>
+      </w:r>
+      <w:r>
+        <w:rPr>
+          <w:rFonts w:ascii="Consolas" w:eastAsia="Times New Roman" w:hAnsi="Consolas" w:cs="Times New Roman"/>
+          <w:noProof w:val="0"/>
+          <w:color w:val="BBBEBF"/>
+          <w:kern w:val="0"/>
+          <w:sz w:val="21"/>
+          <w:szCs w:val="21"/>
+          <w:lang w:val="en-US"/>
+          <w14:ligatures w14:val="none"/>
+        </w:rPr>
+        <w:t>],</w:t>
+      </w:r>
+    </w:p>
+    <w:p>
+      <w:pPr>
+        <w:shd w:val="clear" w:color="auto" w:fill="121314"/>
+        <w:spacing w:after="0" w:line="285" w:lineRule="atLeast"/>
+        <w:rPr>
+          <w:rFonts w:ascii="Consolas" w:eastAsia="Times New Roman" w:hAnsi="Consolas" w:cs="Times New Roman"/>
+          <w:noProof w:val="0"/>
+          <w:color w:val="BBBEBF"/>
+          <w:kern w:val="0"/>
+          <w:sz w:val="21"/>
+          <w:szCs w:val="21"/>
+          <w:lang w:val="en-US"/>
+          <w14:ligatures w14:val="none"/>
+        </w:rPr>
+      </w:pPr>
+      <w:r>
+        <w:rPr>
+          <w:rFonts w:ascii="Consolas" w:eastAsia="Times New Roman" w:hAnsi="Consolas" w:cs="Times New Roman"/>
+          <w:noProof w:val="0"/>
+          <w:color w:val="BBBEBF"/>
+          <w:kern w:val="0"/>
+          <w:sz w:val="21"/>
+          <w:szCs w:val="21"/>
+          <w:lang w:val="en-US"/>
+          <w14:ligatures w14:val="none"/>
+        </w:rPr>
+        <w:t xml:space="preserve">    </w:t>
+      </w:r>
+      <w:r>
+        <w:rPr>
+          <w:rFonts w:ascii="Consolas" w:eastAsia="Times New Roman" w:hAnsi="Consolas" w:cs="Times New Roman"/>
+          <w:noProof w:val="0"/>
+          <w:color w:val="FFA657"/>
+          <w:kern w:val="0"/>
+          <w:sz w:val="21"/>
+          <w:szCs w:val="21"/>
+          <w:lang w:val="en-US"/>
+          <w14:ligatures w14:val="none"/>
+        </w:rPr>
+        <w:t>database</w:t>
+      </w:r>
+      <w:r>
+        <w:rPr>
+          <w:rFonts w:ascii="Consolas" w:eastAsia="Times New Roman" w:hAnsi="Consolas" w:cs="Times New Roman"/>
+          <w:noProof w:val="0"/>
+          <w:color w:val="D4D4D4"/>
+          <w:kern w:val="0"/>
+          <w:sz w:val="21"/>
+          <w:szCs w:val="21"/>
+          <w:lang w:val="en-US"/>
+          <w14:ligatures w14:val="none"/>
+        </w:rPr>
+        <w:t>=</w:t>
+      </w:r>
+      <w:proofErr w:type="spellStart"/>
+      <w:proofErr w:type="gramStart"/>
+      <w:r>
+        <w:rPr>
+          <w:rFonts w:ascii="Consolas" w:eastAsia="Times New Roman" w:hAnsi="Consolas" w:cs="Times New Roman"/>
+          <w:noProof w:val="0"/>
+          <w:color w:val="BBBEBF"/>
+          <w:kern w:val="0"/>
+          <w:sz w:val="21"/>
+          <w:szCs w:val="21"/>
+          <w:lang w:val="en-US"/>
+          <w14:ligatures w14:val="none"/>
+        </w:rPr>
+        <w:t>os.environ</w:t>
+      </w:r>
+      <w:proofErr w:type="spellEnd"/>
+      <w:proofErr w:type="gramEnd"/>
+      <w:r>
+        <w:rPr>
+          <w:rFonts w:ascii="Consolas" w:eastAsia="Times New Roman" w:hAnsi="Consolas" w:cs="Times New Roman"/>
+          <w:noProof w:val="0"/>
+          <w:color w:val="BBBEBF"/>
+          <w:kern w:val="0"/>
+          <w:sz w:val="21"/>
+          <w:szCs w:val="21"/>
+          <w:lang w:val="en-US"/>
+          <w14:ligatures w14:val="none"/>
+        </w:rPr>
+        <w:t>[</w:t>
+      </w:r>
+      <w:r>
+        <w:rPr>
+          <w:rFonts w:ascii="Consolas" w:eastAsia="Times New Roman" w:hAnsi="Consolas" w:cs="Times New Roman"/>
+          <w:noProof w:val="0"/>
+          <w:color w:val="A5D6FF"/>
+          <w:kern w:val="0"/>
+          <w:sz w:val="21"/>
+          <w:szCs w:val="21"/>
+          <w:lang w:val="en-US"/>
+          <w14:ligatures w14:val="none"/>
+        </w:rPr>
+        <w:t>"DB_NAME"</w:t>
+      </w:r>
+      <w:r>
+        <w:rPr>
+          <w:rFonts w:ascii="Consolas" w:eastAsia="Times New Roman" w:hAnsi="Consolas" w:cs="Times New Roman"/>
+          <w:noProof w:val="0"/>
+          <w:color w:val="BBBEBF"/>
+          <w:kern w:val="0"/>
+          <w:sz w:val="21"/>
+          <w:szCs w:val="21"/>
+          <w:lang w:val="en-US"/>
+          <w14:ligatures w14:val="none"/>
+        </w:rPr>
+        <w:t>],</w:t>
+      </w:r>
+    </w:p>
+    <w:p>
+      <w:pPr>
+        <w:shd w:val="clear" w:color="auto" w:fill="121314"/>
+        <w:spacing w:after="0" w:line="285" w:lineRule="atLeast"/>
+        <w:rPr>
+          <w:rFonts w:ascii="Consolas" w:eastAsia="Times New Roman" w:hAnsi="Consolas" w:cs="Times New Roman"/>
+          <w:noProof w:val="0"/>
+          <w:color w:val="BBBEBF"/>
+          <w:kern w:val="0"/>
+          <w:sz w:val="21"/>
+          <w:szCs w:val="21"/>
+          <w:lang w:val="en-US"/>
+          <w14:ligatures w14:val="none"/>
+        </w:rPr>
+      </w:pPr>
+      <w:r>
+        <w:rPr>
+          <w:rFonts w:ascii="Consolas" w:eastAsia="Times New Roman" w:hAnsi="Consolas" w:cs="Times New Roman"/>
+          <w:noProof w:val="0"/>
+          <w:color w:val="BBBEBF"/>
+          <w:kern w:val="0"/>
+          <w:sz w:val="21"/>
+          <w:szCs w:val="21"/>
+          <w:lang w:val="en-US"/>
+          <w14:ligatures w14:val="none"/>
+        </w:rPr>
+        <w:t xml:space="preserve">    </w:t>
+      </w:r>
+      <w:r>
+        <w:rPr>
+          <w:rFonts w:ascii="Consolas" w:eastAsia="Times New Roman" w:hAnsi="Consolas" w:cs="Times New Roman"/>
+          <w:noProof w:val="0"/>
+          <w:color w:val="FFA657"/>
+          <w:kern w:val="0"/>
+          <w:sz w:val="21"/>
+          <w:szCs w:val="21"/>
+          <w:lang w:val="en-US"/>
+          <w14:ligatures w14:val="none"/>
+        </w:rPr>
+        <w:t>user</w:t>
+      </w:r>
+      <w:r>
+        <w:rPr>
+          <w:rFonts w:ascii="Consolas" w:eastAsia="Times New Roman" w:hAnsi="Consolas" w:cs="Times New Roman"/>
+          <w:noProof w:val="0"/>
+          <w:color w:val="D4D4D4"/>
+          <w:kern w:val="0"/>
+          <w:sz w:val="21"/>
+          <w:szCs w:val="21"/>
+          <w:lang w:val="en-US"/>
+          <w14:ligatures w14:val="none"/>
+        </w:rPr>
+        <w:t>=</w:t>
+      </w:r>
+      <w:proofErr w:type="spellStart"/>
+      <w:proofErr w:type="gramStart"/>
+      <w:r>
+        <w:rPr>
+          <w:rFonts w:ascii="Consolas" w:eastAsia="Times New Roman" w:hAnsi="Consolas" w:cs="Times New Roman"/>
+          <w:noProof w:val="0"/>
+          <w:color w:val="BBBEBF"/>
+          <w:kern w:val="0"/>
+          <w:sz w:val="21"/>
+          <w:szCs w:val="21"/>
+          <w:lang w:val="en-US"/>
+          <w14:ligatures w14:val="none"/>
+        </w:rPr>
+        <w:t>os.environ</w:t>
+      </w:r>
+      <w:proofErr w:type="spellEnd"/>
+      <w:proofErr w:type="gramEnd"/>
+      <w:r>
+        <w:rPr>
+          <w:rFonts w:ascii="Consolas" w:eastAsia="Times New Roman" w:hAnsi="Consolas" w:cs="Times New Roman"/>
+          <w:noProof w:val="0"/>
+          <w:color w:val="BBBEBF"/>
+          <w:kern w:val="0"/>
+          <w:sz w:val="21"/>
+          <w:szCs w:val="21"/>
+          <w:lang w:val="en-US"/>
+          <w14:ligatures w14:val="none"/>
+        </w:rPr>
+        <w:t>[</w:t>
+      </w:r>
+      <w:r>
+        <w:rPr>
+          <w:rFonts w:ascii="Consolas" w:eastAsia="Times New Roman" w:hAnsi="Consolas" w:cs="Times New Roman"/>
+          <w:noProof w:val="0"/>
+          <w:color w:val="A5D6FF"/>
+          <w:kern w:val="0"/>
+          <w:sz w:val="21"/>
+          <w:szCs w:val="21"/>
+          <w:lang w:val="en-US"/>
+          <w14:ligatures w14:val="none"/>
+        </w:rPr>
+        <w:t>"DB_USER"</w:t>
+      </w:r>
+      <w:r>
+        <w:rPr>
+          <w:rFonts w:ascii="Consolas" w:eastAsia="Times New Roman" w:hAnsi="Consolas" w:cs="Times New Roman"/>
+          <w:noProof w:val="0"/>
+          <w:color w:val="BBBEBF"/>
+          <w:kern w:val="0"/>
+          <w:sz w:val="21"/>
+          <w:szCs w:val="21"/>
+          <w:lang w:val="en-US"/>
+          <w14:ligatures w14:val="none"/>
+        </w:rPr>
+        <w:t>],</w:t>
+      </w:r>
+    </w:p>
+    <w:p>
+      <w:pPr>
+        <w:shd w:val="clear" w:color="auto" w:fill="121314"/>
+        <w:spacing w:after="0" w:line="285" w:lineRule="atLeast"/>
+        <w:rPr>
+          <w:rFonts w:ascii="Consolas" w:eastAsia="Times New Roman" w:hAnsi="Consolas" w:cs="Times New Roman"/>
+          <w:noProof w:val="0"/>
+          <w:color w:val="BBBEBF"/>
+          <w:kern w:val="0"/>
+          <w:sz w:val="21"/>
+          <w:szCs w:val="21"/>
+          <w:lang w:val="en-US"/>
+          <w14:ligatures w14:val="none"/>
+        </w:rPr>
+      </w:pPr>
+      <w:r>
+        <w:rPr>
+          <w:rFonts w:ascii="Consolas" w:eastAsia="Times New Roman" w:hAnsi="Consolas" w:cs="Times New Roman"/>
+          <w:noProof w:val="0"/>
+          <w:color w:val="BBBEBF"/>
+          <w:kern w:val="0"/>
+          <w:sz w:val="21"/>
+          <w:szCs w:val="21"/>
+          <w:lang w:val="en-US"/>
+          <w14:ligatures w14:val="none"/>
+        </w:rPr>
+        <w:t xml:space="preserve">    </w:t>
+      </w:r>
+      <w:r>
+        <w:rPr>
+          <w:rFonts w:ascii="Consolas" w:eastAsia="Times New Roman" w:hAnsi="Consolas" w:cs="Times New Roman"/>
+          <w:noProof w:val="0"/>
+          <w:color w:val="FFA657"/>
+          <w:kern w:val="0"/>
+          <w:sz w:val="21"/>
+          <w:szCs w:val="21"/>
+          <w:lang w:val="en-US"/>
+          <w14:ligatures w14:val="none"/>
+        </w:rPr>
+        <w:t>password</w:t>
+      </w:r>
+      <w:r>
+        <w:rPr>
+          <w:rFonts w:ascii="Consolas" w:eastAsia="Times New Roman" w:hAnsi="Consolas" w:cs="Times New Roman"/>
+          <w:noProof w:val="0"/>
+          <w:color w:val="D4D4D4"/>
+          <w:kern w:val="0"/>
+          <w:sz w:val="21"/>
+          <w:szCs w:val="21"/>
+          <w:lang w:val="en-US"/>
+          <w14:ligatures w14:val="none"/>
+        </w:rPr>
+        <w:t>=</w:t>
+      </w:r>
+      <w:proofErr w:type="spellStart"/>
+      <w:proofErr w:type="gramStart"/>
+      <w:r>
+        <w:rPr>
+          <w:rFonts w:ascii="Consolas" w:eastAsia="Times New Roman" w:hAnsi="Consolas" w:cs="Times New Roman"/>
+          <w:noProof w:val="0"/>
+          <w:color w:val="BBBEBF"/>
+          <w:kern w:val="0"/>
+          <w:sz w:val="21"/>
+          <w:szCs w:val="21"/>
+          <w:lang w:val="en-US"/>
+          <w14:ligatures w14:val="none"/>
+        </w:rPr>
+        <w:t>os.environ</w:t>
+      </w:r>
+      <w:proofErr w:type="spellEnd"/>
+      <w:proofErr w:type="gramEnd"/>
+      <w:r>
+        <w:rPr>
+          <w:rFonts w:ascii="Consolas" w:eastAsia="Times New Roman" w:hAnsi="Consolas" w:cs="Times New Roman"/>
+          <w:noProof w:val="0"/>
+          <w:color w:val="BBBEBF"/>
+          <w:kern w:val="0"/>
+          <w:sz w:val="21"/>
+          <w:szCs w:val="21"/>
+          <w:lang w:val="en-US"/>
+          <w14:ligatures w14:val="none"/>
+        </w:rPr>
+        <w:t>[</w:t>
+      </w:r>
+      <w:r>
+        <w:rPr>
+          <w:rFonts w:ascii="Consolas" w:eastAsia="Times New Roman" w:hAnsi="Consolas" w:cs="Times New Roman"/>
+          <w:noProof w:val="0"/>
+          <w:color w:val="A5D6FF"/>
+          <w:kern w:val="0"/>
+          <w:sz w:val="21"/>
+          <w:szCs w:val="21"/>
+          <w:lang w:val="en-US"/>
+          <w14:ligatures w14:val="none"/>
+        </w:rPr>
+        <w:t>"DB_PASSWORD"</w:t>
+      </w:r>
+      <w:r>
+        <w:rPr>
+          <w:rFonts w:ascii="Consolas" w:eastAsia="Times New Roman" w:hAnsi="Consolas" w:cs="Times New Roman"/>
+          <w:noProof w:val="0"/>
+          <w:color w:val="BBBEBF"/>
+          <w:kern w:val="0"/>
+          <w:sz w:val="21"/>
+          <w:szCs w:val="21"/>
+          <w:lang w:val="en-US"/>
+          <w14:ligatures w14:val="none"/>
+        </w:rPr>
+        <w:t>],</w:t>
+      </w:r>
+    </w:p>
+    <w:p>
+      <w:pPr>
+        <w:shd w:val="clear" w:color="auto" w:fill="121314"/>
+        <w:spacing w:after="0" w:line="285" w:lineRule="atLeast"/>
+        <w:rPr>
+          <w:rFonts w:ascii="Consolas" w:eastAsia="Times New Roman" w:hAnsi="Consolas" w:cs="Times New Roman"/>
+          <w:noProof w:val="0"/>
+          <w:color w:val="BBBEBF"/>
+          <w:kern w:val="0"/>
+          <w:sz w:val="21"/>
+          <w:szCs w:val="21"/>
+          <w:lang w:val="en-US"/>
+          <w14:ligatures w14:val="none"/>
+        </w:rPr>
+      </w:pPr>
+      <w:r>
+        <w:rPr>
+          <w:rFonts w:ascii="Consolas" w:eastAsia="Times New Roman" w:hAnsi="Consolas" w:cs="Times New Roman"/>
+          <w:noProof w:val="0"/>
+          <w:color w:val="BBBEBF"/>
+          <w:kern w:val="0"/>
+          <w:sz w:val="21"/>
+          <w:szCs w:val="21"/>
+          <w:lang w:val="en-US"/>
+          <w14:ligatures w14:val="none"/>
+        </w:rPr>
+        <w:t>)</w:t>
+      </w:r>
+    </w:p>
+    <w:p>
+      <w:pPr>
+        <w:rPr>
+          <w:rFonts w:ascii="Times New Roman" w:hAnsi="Times New Roman" w:cs="Times New Roman"/>
+        </w:rPr>
+      </w:pPr>
+      <w:r>
+        <w:rPr>
+          <w:rFonts w:ascii="Times New Roman" w:hAnsi="Times New Roman" w:cs="Times New Roman"/>
+        </w:rPr>
+        <w:t>Ovakav pristup značajno poboljšava performanse aplikacije jer se izbjegava trošak uspostavljanja nove konekcije pri svakom zahtjevu.</w:t>
+      </w:r>
+    </w:p>
+    <w:p>
+      <w:pPr>
+        <w:rPr>
+          <w:rFonts w:ascii="Times New Roman" w:hAnsi="Times New Roman" w:cs="Times New Roman"/>
+        </w:rPr>
+      </w:pPr>
+      <w:r>
+        <w:rPr>
+          <w:rFonts w:ascii="Times New Roman" w:hAnsi="Times New Roman" w:cs="Times New Roman"/>
+        </w:rPr>
+        <w:br w:type="page"/>
+      </w:r>
+    </w:p>
+    <w:p>
+      <w:pPr>
+        <w:rPr>
+          <w:rFonts w:ascii="Times New Roman" w:hAnsi="Times New Roman" w:cs="Times New Roman"/>
+        </w:rPr>
+      </w:pPr>
+      <w:r>
+        <w:rPr>
+          <w:rFonts w:ascii="Times New Roman" w:hAnsi="Times New Roman" w:cs="Times New Roman"/>
+        </w:rPr>
+        <w:lastRenderedPageBreak/>
+        <w:t>Kontekst manager</w:t>
+      </w:r>
+    </w:p>
+    <w:p>
+      <w:pPr>
+        <w:rPr>
+          <w:rFonts w:ascii="Times New Roman" w:hAnsi="Times New Roman" w:cs="Times New Roman"/>
+        </w:rPr>
+      </w:pPr>
+      <w:r>
+        <w:rPr>
+          <w:rFonts w:ascii="Times New Roman" w:hAnsi="Times New Roman" w:cs="Times New Roman"/>
+        </w:rPr>
+        <w:t>Konekcija s bazom upravljana je pomoću Python context mangeera koji automaski potvrđuje transkaciju (commit) u slučaju uspjeha ili je poništava (rollback) u slučaju greške:</w:t>
+      </w:r>
+    </w:p>
+    <w:p>
+      <w:pPr>
+        <w:shd w:val="clear" w:color="auto" w:fill="121314"/>
+        <w:spacing w:after="0" w:line="285" w:lineRule="atLeast"/>
+        <w:rPr>
+          <w:rFonts w:ascii="Consolas" w:eastAsia="Times New Roman" w:hAnsi="Consolas" w:cs="Times New Roman"/>
+          <w:noProof w:val="0"/>
+          <w:color w:val="BBBEBF"/>
+          <w:kern w:val="0"/>
+          <w:sz w:val="21"/>
+          <w:szCs w:val="21"/>
+          <w:lang w:val="en-US"/>
+          <w14:ligatures w14:val="none"/>
+        </w:rPr>
+      </w:pPr>
+      <w:r>
+        <w:rPr>
+          <w:rFonts w:ascii="Consolas" w:eastAsia="Times New Roman" w:hAnsi="Consolas" w:cs="Times New Roman"/>
+          <w:noProof w:val="0"/>
+          <w:color w:val="D2A8FF"/>
+          <w:kern w:val="0"/>
+          <w:sz w:val="21"/>
+          <w:szCs w:val="21"/>
+          <w:lang w:val="en-US"/>
+          <w14:ligatures w14:val="none"/>
+        </w:rPr>
+        <w:t>@contextmanager</w:t>
+      </w:r>
+    </w:p>
+    <w:p>
+      <w:pPr>
+        <w:shd w:val="clear" w:color="auto" w:fill="121314"/>
+        <w:spacing w:after="0" w:line="285" w:lineRule="atLeast"/>
+        <w:rPr>
+          <w:rFonts w:ascii="Consolas" w:eastAsia="Times New Roman" w:hAnsi="Consolas" w:cs="Times New Roman"/>
+          <w:noProof w:val="0"/>
+          <w:color w:val="BBBEBF"/>
+          <w:kern w:val="0"/>
+          <w:sz w:val="21"/>
+          <w:szCs w:val="21"/>
+          <w:lang w:val="en-US"/>
+          <w14:ligatures w14:val="none"/>
+        </w:rPr>
+      </w:pPr>
+      <w:r>
+        <w:rPr>
+          <w:rFonts w:ascii="Consolas" w:eastAsia="Times New Roman" w:hAnsi="Consolas" w:cs="Times New Roman"/>
+          <w:noProof w:val="0"/>
+          <w:color w:val="FF7B72"/>
+          <w:kern w:val="0"/>
+          <w:sz w:val="21"/>
+          <w:szCs w:val="21"/>
+          <w:lang w:val="en-US"/>
+          <w14:ligatures w14:val="none"/>
+        </w:rPr>
+        <w:t>def</w:t>
+      </w:r>
+      <w:r>
+        <w:rPr>
+          <w:rFonts w:ascii="Consolas" w:eastAsia="Times New Roman" w:hAnsi="Consolas" w:cs="Times New Roman"/>
+          <w:noProof w:val="0"/>
+          <w:color w:val="BBBEBF"/>
+          <w:kern w:val="0"/>
+          <w:sz w:val="21"/>
+          <w:szCs w:val="21"/>
+          <w:lang w:val="en-US"/>
+          <w14:ligatures w14:val="none"/>
+        </w:rPr>
+        <w:t xml:space="preserve"> </w:t>
+      </w:r>
+      <w:proofErr w:type="spellStart"/>
+      <w:r>
+        <w:rPr>
+          <w:rFonts w:ascii="Consolas" w:eastAsia="Times New Roman" w:hAnsi="Consolas" w:cs="Times New Roman"/>
+          <w:noProof w:val="0"/>
+          <w:color w:val="D2A8FF"/>
+          <w:kern w:val="0"/>
+          <w:sz w:val="21"/>
+          <w:szCs w:val="21"/>
+          <w:lang w:val="en-US"/>
+          <w14:ligatures w14:val="none"/>
+        </w:rPr>
+        <w:t>get_</w:t>
+      </w:r>
+      <w:proofErr w:type="gramStart"/>
+      <w:r>
+        <w:rPr>
+          <w:rFonts w:ascii="Consolas" w:eastAsia="Times New Roman" w:hAnsi="Consolas" w:cs="Times New Roman"/>
+          <w:noProof w:val="0"/>
+          <w:color w:val="D2A8FF"/>
+          <w:kern w:val="0"/>
+          <w:sz w:val="21"/>
+          <w:szCs w:val="21"/>
+          <w:lang w:val="en-US"/>
+          <w14:ligatures w14:val="none"/>
+        </w:rPr>
+        <w:t>db</w:t>
+      </w:r>
+      <w:proofErr w:type="spellEnd"/>
+      <w:r>
+        <w:rPr>
+          <w:rFonts w:ascii="Consolas" w:eastAsia="Times New Roman" w:hAnsi="Consolas" w:cs="Times New Roman"/>
+          <w:noProof w:val="0"/>
+          <w:color w:val="BBBEBF"/>
+          <w:kern w:val="0"/>
+          <w:sz w:val="21"/>
+          <w:szCs w:val="21"/>
+          <w:lang w:val="en-US"/>
+          <w14:ligatures w14:val="none"/>
+        </w:rPr>
+        <w:t>(</w:t>
+      </w:r>
+      <w:proofErr w:type="gramEnd"/>
+      <w:r>
+        <w:rPr>
+          <w:rFonts w:ascii="Consolas" w:eastAsia="Times New Roman" w:hAnsi="Consolas" w:cs="Times New Roman"/>
+          <w:noProof w:val="0"/>
+          <w:color w:val="BBBEBF"/>
+          <w:kern w:val="0"/>
+          <w:sz w:val="21"/>
+          <w:szCs w:val="21"/>
+          <w:lang w:val="en-US"/>
+          <w14:ligatures w14:val="none"/>
+        </w:rPr>
+        <w:t>):</w:t>
+      </w:r>
+    </w:p>
+    <w:p>
+      <w:pPr>
+        <w:shd w:val="clear" w:color="auto" w:fill="121314"/>
+        <w:spacing w:after="0" w:line="285" w:lineRule="atLeast"/>
+        <w:rPr>
+          <w:rFonts w:ascii="Consolas" w:eastAsia="Times New Roman" w:hAnsi="Consolas" w:cs="Times New Roman"/>
+          <w:noProof w:val="0"/>
+          <w:color w:val="BBBEBF"/>
+          <w:kern w:val="0"/>
+          <w:sz w:val="21"/>
+          <w:szCs w:val="21"/>
+          <w:lang w:val="en-US"/>
+          <w14:ligatures w14:val="none"/>
+        </w:rPr>
+      </w:pPr>
+      <w:r>
+        <w:rPr>
+          <w:rFonts w:ascii="Consolas" w:eastAsia="Times New Roman" w:hAnsi="Consolas" w:cs="Times New Roman"/>
+          <w:noProof w:val="0"/>
+          <w:color w:val="BBBEBF"/>
+          <w:kern w:val="0"/>
+          <w:sz w:val="21"/>
+          <w:szCs w:val="21"/>
+          <w:lang w:val="en-US"/>
+          <w14:ligatures w14:val="none"/>
+        </w:rPr>
+        <w:t xml:space="preserve">    </w:t>
+      </w:r>
+      <w:r>
+        <w:rPr>
+          <w:rFonts w:ascii="Consolas" w:eastAsia="Times New Roman" w:hAnsi="Consolas" w:cs="Times New Roman"/>
+          <w:noProof w:val="0"/>
+          <w:color w:val="C9D1D9"/>
+          <w:kern w:val="0"/>
+          <w:sz w:val="21"/>
+          <w:szCs w:val="21"/>
+          <w:lang w:val="en-US"/>
+          <w14:ligatures w14:val="none"/>
+        </w:rPr>
+        <w:t>conn</w:t>
+      </w:r>
+      <w:r>
+        <w:rPr>
+          <w:rFonts w:ascii="Consolas" w:eastAsia="Times New Roman" w:hAnsi="Consolas" w:cs="Times New Roman"/>
+          <w:noProof w:val="0"/>
+          <w:color w:val="BBBEBF"/>
+          <w:kern w:val="0"/>
+          <w:sz w:val="21"/>
+          <w:szCs w:val="21"/>
+          <w:lang w:val="en-US"/>
+          <w14:ligatures w14:val="none"/>
+        </w:rPr>
+        <w:t xml:space="preserve"> </w:t>
+      </w:r>
+      <w:r>
+        <w:rPr>
+          <w:rFonts w:ascii="Consolas" w:eastAsia="Times New Roman" w:hAnsi="Consolas" w:cs="Times New Roman"/>
+          <w:noProof w:val="0"/>
+          <w:color w:val="D4D4D4"/>
+          <w:kern w:val="0"/>
+          <w:sz w:val="21"/>
+          <w:szCs w:val="21"/>
+          <w:lang w:val="en-US"/>
+          <w14:ligatures w14:val="none"/>
+        </w:rPr>
+        <w:t>=</w:t>
+      </w:r>
+      <w:r>
+        <w:rPr>
+          <w:rFonts w:ascii="Consolas" w:eastAsia="Times New Roman" w:hAnsi="Consolas" w:cs="Times New Roman"/>
+          <w:noProof w:val="0"/>
+          <w:color w:val="BBBEBF"/>
+          <w:kern w:val="0"/>
+          <w:sz w:val="21"/>
+          <w:szCs w:val="21"/>
+          <w:lang w:val="en-US"/>
+          <w14:ligatures w14:val="none"/>
+        </w:rPr>
+        <w:t xml:space="preserve"> _</w:t>
+      </w:r>
+      <w:proofErr w:type="spellStart"/>
+      <w:r>
+        <w:rPr>
+          <w:rFonts w:ascii="Consolas" w:eastAsia="Times New Roman" w:hAnsi="Consolas" w:cs="Times New Roman"/>
+          <w:noProof w:val="0"/>
+          <w:color w:val="BBBEBF"/>
+          <w:kern w:val="0"/>
+          <w:sz w:val="21"/>
+          <w:szCs w:val="21"/>
+          <w:lang w:val="en-US"/>
+          <w14:ligatures w14:val="none"/>
+        </w:rPr>
+        <w:t>get_pool</w:t>
+      </w:r>
+      <w:proofErr w:type="spellEnd"/>
+      <w:r>
+        <w:rPr>
+          <w:rFonts w:ascii="Consolas" w:eastAsia="Times New Roman" w:hAnsi="Consolas" w:cs="Times New Roman"/>
+          <w:noProof w:val="0"/>
+          <w:color w:val="BBBEBF"/>
+          <w:kern w:val="0"/>
+          <w:sz w:val="21"/>
+          <w:szCs w:val="21"/>
+          <w:lang w:val="en-US"/>
+          <w14:ligatures w14:val="none"/>
+        </w:rPr>
+        <w:t>(</w:t>
+      </w:r>
+      <w:proofErr w:type="gramStart"/>
+      <w:r>
+        <w:rPr>
+          <w:rFonts w:ascii="Consolas" w:eastAsia="Times New Roman" w:hAnsi="Consolas" w:cs="Times New Roman"/>
+          <w:noProof w:val="0"/>
+          <w:color w:val="BBBEBF"/>
+          <w:kern w:val="0"/>
+          <w:sz w:val="21"/>
+          <w:szCs w:val="21"/>
+          <w:lang w:val="en-US"/>
+          <w14:ligatures w14:val="none"/>
+        </w:rPr>
+        <w:t>).</w:t>
+      </w:r>
+      <w:proofErr w:type="spellStart"/>
+      <w:r>
+        <w:rPr>
+          <w:rFonts w:ascii="Consolas" w:eastAsia="Times New Roman" w:hAnsi="Consolas" w:cs="Times New Roman"/>
+          <w:noProof w:val="0"/>
+          <w:color w:val="BBBEBF"/>
+          <w:kern w:val="0"/>
+          <w:sz w:val="21"/>
+          <w:szCs w:val="21"/>
+          <w:lang w:val="en-US"/>
+          <w14:ligatures w14:val="none"/>
+        </w:rPr>
+        <w:t>getconn</w:t>
+      </w:r>
+      <w:proofErr w:type="spellEnd"/>
+      <w:proofErr w:type="gramEnd"/>
+      <w:r>
+        <w:rPr>
+          <w:rFonts w:ascii="Consolas" w:eastAsia="Times New Roman" w:hAnsi="Consolas" w:cs="Times New Roman"/>
+          <w:noProof w:val="0"/>
+          <w:color w:val="BBBEBF"/>
+          <w:kern w:val="0"/>
+          <w:sz w:val="21"/>
+          <w:szCs w:val="21"/>
+          <w:lang w:val="en-US"/>
+          <w14:ligatures w14:val="none"/>
+        </w:rPr>
+        <w:t>()</w:t>
+      </w:r>
+    </w:p>
+    <w:p>
+      <w:pPr>
+        <w:shd w:val="clear" w:color="auto" w:fill="121314"/>
+        <w:spacing w:after="0" w:line="285" w:lineRule="atLeast"/>
+        <w:rPr>
+          <w:rFonts w:ascii="Consolas" w:eastAsia="Times New Roman" w:hAnsi="Consolas" w:cs="Times New Roman"/>
+          <w:noProof w:val="0"/>
+          <w:color w:val="BBBEBF"/>
+          <w:kern w:val="0"/>
+          <w:sz w:val="21"/>
+          <w:szCs w:val="21"/>
+          <w:lang w:val="en-US"/>
+          <w14:ligatures w14:val="none"/>
+        </w:rPr>
+      </w:pPr>
+      <w:r>
+        <w:rPr>
+          <w:rFonts w:ascii="Consolas" w:eastAsia="Times New Roman" w:hAnsi="Consolas" w:cs="Times New Roman"/>
+          <w:noProof w:val="0"/>
+          <w:color w:val="BBBEBF"/>
+          <w:kern w:val="0"/>
+          <w:sz w:val="21"/>
+          <w:szCs w:val="21"/>
+          <w:lang w:val="en-US"/>
+          <w14:ligatures w14:val="none"/>
+        </w:rPr>
+        <w:t xml:space="preserve">    </w:t>
+      </w:r>
+      <w:r>
+        <w:rPr>
+          <w:rFonts w:ascii="Consolas" w:eastAsia="Times New Roman" w:hAnsi="Consolas" w:cs="Times New Roman"/>
+          <w:noProof w:val="0"/>
+          <w:color w:val="C586C0"/>
+          <w:kern w:val="0"/>
+          <w:sz w:val="21"/>
+          <w:szCs w:val="21"/>
+          <w:lang w:val="en-US"/>
+          <w14:ligatures w14:val="none"/>
+        </w:rPr>
+        <w:t>try</w:t>
+      </w:r>
+      <w:r>
+        <w:rPr>
+          <w:rFonts w:ascii="Consolas" w:eastAsia="Times New Roman" w:hAnsi="Consolas" w:cs="Times New Roman"/>
+          <w:noProof w:val="0"/>
+          <w:color w:val="BBBEBF"/>
+          <w:kern w:val="0"/>
+          <w:sz w:val="21"/>
+          <w:szCs w:val="21"/>
+          <w:lang w:val="en-US"/>
+          <w14:ligatures w14:val="none"/>
+        </w:rPr>
+        <w:t>:</w:t>
+      </w:r>
+    </w:p>
+    <w:p>
+      <w:pPr>
+        <w:shd w:val="clear" w:color="auto" w:fill="121314"/>
+        <w:spacing w:after="0" w:line="285" w:lineRule="atLeast"/>
+        <w:rPr>
+          <w:rFonts w:ascii="Consolas" w:eastAsia="Times New Roman" w:hAnsi="Consolas" w:cs="Times New Roman"/>
+          <w:noProof w:val="0"/>
+          <w:color w:val="BBBEBF"/>
+          <w:kern w:val="0"/>
+          <w:sz w:val="21"/>
+          <w:szCs w:val="21"/>
+          <w:lang w:val="en-US"/>
+          <w14:ligatures w14:val="none"/>
+        </w:rPr>
+      </w:pPr>
+      <w:r>
+        <w:rPr>
+          <w:rFonts w:ascii="Consolas" w:eastAsia="Times New Roman" w:hAnsi="Consolas" w:cs="Times New Roman"/>
+          <w:noProof w:val="0"/>
+          <w:color w:val="BBBEBF"/>
+          <w:kern w:val="0"/>
+          <w:sz w:val="21"/>
+          <w:szCs w:val="21"/>
+          <w:lang w:val="en-US"/>
+          <w14:ligatures w14:val="none"/>
+        </w:rPr>
+        <w:t xml:space="preserve">        </w:t>
+      </w:r>
+      <w:r>
+        <w:rPr>
+          <w:rFonts w:ascii="Consolas" w:eastAsia="Times New Roman" w:hAnsi="Consolas" w:cs="Times New Roman"/>
+          <w:noProof w:val="0"/>
+          <w:color w:val="C586C0"/>
+          <w:kern w:val="0"/>
+          <w:sz w:val="21"/>
+          <w:szCs w:val="21"/>
+          <w:lang w:val="en-US"/>
+          <w14:ligatures w14:val="none"/>
+        </w:rPr>
+        <w:t>yield</w:t>
+      </w:r>
+      <w:r>
+        <w:rPr>
+          <w:rFonts w:ascii="Consolas" w:eastAsia="Times New Roman" w:hAnsi="Consolas" w:cs="Times New Roman"/>
+          <w:noProof w:val="0"/>
+          <w:color w:val="BBBEBF"/>
+          <w:kern w:val="0"/>
+          <w:sz w:val="21"/>
+          <w:szCs w:val="21"/>
+          <w:lang w:val="en-US"/>
+          <w14:ligatures w14:val="none"/>
+        </w:rPr>
+        <w:t xml:space="preserve"> </w:t>
+      </w:r>
+      <w:proofErr w:type="gramStart"/>
+      <w:r>
+        <w:rPr>
+          <w:rFonts w:ascii="Consolas" w:eastAsia="Times New Roman" w:hAnsi="Consolas" w:cs="Times New Roman"/>
+          <w:noProof w:val="0"/>
+          <w:color w:val="C9D1D9"/>
+          <w:kern w:val="0"/>
+          <w:sz w:val="21"/>
+          <w:szCs w:val="21"/>
+          <w:lang w:val="en-US"/>
+          <w14:ligatures w14:val="none"/>
+        </w:rPr>
+        <w:t>conn</w:t>
+      </w:r>
+      <w:proofErr w:type="gramEnd"/>
+    </w:p>
+    <w:p>
+      <w:pPr>
+        <w:shd w:val="clear" w:color="auto" w:fill="121314"/>
+        <w:spacing w:after="0" w:line="285" w:lineRule="atLeast"/>
+        <w:rPr>
+          <w:rFonts w:ascii="Consolas" w:eastAsia="Times New Roman" w:hAnsi="Consolas" w:cs="Times New Roman"/>
+          <w:noProof w:val="0"/>
+          <w:color w:val="BBBEBF"/>
+          <w:kern w:val="0"/>
+          <w:sz w:val="21"/>
+          <w:szCs w:val="21"/>
+          <w:lang w:val="en-US"/>
+          <w14:ligatures w14:val="none"/>
+        </w:rPr>
+      </w:pPr>
+      <w:r>
+        <w:rPr>
+          <w:rFonts w:ascii="Consolas" w:eastAsia="Times New Roman" w:hAnsi="Consolas" w:cs="Times New Roman"/>
+          <w:noProof w:val="0"/>
+          <w:color w:val="BBBEBF"/>
+          <w:kern w:val="0"/>
+          <w:sz w:val="21"/>
+          <w:szCs w:val="21"/>
+          <w:lang w:val="en-US"/>
+          <w14:ligatures w14:val="none"/>
+        </w:rPr>
+        <w:t xml:space="preserve">        </w:t>
+      </w:r>
+      <w:proofErr w:type="spellStart"/>
+      <w:proofErr w:type="gramStart"/>
+      <w:r>
+        <w:rPr>
+          <w:rFonts w:ascii="Consolas" w:eastAsia="Times New Roman" w:hAnsi="Consolas" w:cs="Times New Roman"/>
+          <w:noProof w:val="0"/>
+          <w:color w:val="C9D1D9"/>
+          <w:kern w:val="0"/>
+          <w:sz w:val="21"/>
+          <w:szCs w:val="21"/>
+          <w:lang w:val="en-US"/>
+          <w14:ligatures w14:val="none"/>
+        </w:rPr>
+        <w:t>conn</w:t>
+      </w:r>
+      <w:r>
+        <w:rPr>
+          <w:rFonts w:ascii="Consolas" w:eastAsia="Times New Roman" w:hAnsi="Consolas" w:cs="Times New Roman"/>
+          <w:noProof w:val="0"/>
+          <w:color w:val="BBBEBF"/>
+          <w:kern w:val="0"/>
+          <w:sz w:val="21"/>
+          <w:szCs w:val="21"/>
+          <w:lang w:val="en-US"/>
+          <w14:ligatures w14:val="none"/>
+        </w:rPr>
+        <w:t>.commit</w:t>
+      </w:r>
+      <w:proofErr w:type="spellEnd"/>
+      <w:proofErr w:type="gramEnd"/>
+      <w:r>
+        <w:rPr>
+          <w:rFonts w:ascii="Consolas" w:eastAsia="Times New Roman" w:hAnsi="Consolas" w:cs="Times New Roman"/>
+          <w:noProof w:val="0"/>
+          <w:color w:val="BBBEBF"/>
+          <w:kern w:val="0"/>
+          <w:sz w:val="21"/>
+          <w:szCs w:val="21"/>
+          <w:lang w:val="en-US"/>
+          <w14:ligatures w14:val="none"/>
+        </w:rPr>
+        <w:t>()</w:t>
+      </w:r>
+    </w:p>
+    <w:p>
+      <w:pPr>
+        <w:shd w:val="clear" w:color="auto" w:fill="121314"/>
+        <w:spacing w:after="0" w:line="285" w:lineRule="atLeast"/>
+        <w:rPr>
+          <w:rFonts w:ascii="Consolas" w:eastAsia="Times New Roman" w:hAnsi="Consolas" w:cs="Times New Roman"/>
+          <w:noProof w:val="0"/>
+          <w:color w:val="BBBEBF"/>
+          <w:kern w:val="0"/>
+          <w:sz w:val="21"/>
+          <w:szCs w:val="21"/>
+          <w:lang w:val="en-US"/>
+          <w14:ligatures w14:val="none"/>
+        </w:rPr>
+      </w:pPr>
+      <w:r>
+        <w:rPr>
+          <w:rFonts w:ascii="Consolas" w:eastAsia="Times New Roman" w:hAnsi="Consolas" w:cs="Times New Roman"/>
+          <w:noProof w:val="0"/>
+          <w:color w:val="BBBEBF"/>
+          <w:kern w:val="0"/>
+          <w:sz w:val="21"/>
+          <w:szCs w:val="21"/>
+          <w:lang w:val="en-US"/>
+          <w14:ligatures w14:val="none"/>
+        </w:rPr>
+        <w:t xml:space="preserve">    </w:t>
+      </w:r>
+      <w:r>
+        <w:rPr>
+          <w:rFonts w:ascii="Consolas" w:eastAsia="Times New Roman" w:hAnsi="Consolas" w:cs="Times New Roman"/>
+          <w:noProof w:val="0"/>
+          <w:color w:val="C586C0"/>
+          <w:kern w:val="0"/>
+          <w:sz w:val="21"/>
+          <w:szCs w:val="21"/>
+          <w:lang w:val="en-US"/>
+          <w14:ligatures w14:val="none"/>
+        </w:rPr>
+        <w:t>except</w:t>
+      </w:r>
+      <w:r>
+        <w:rPr>
+          <w:rFonts w:ascii="Consolas" w:eastAsia="Times New Roman" w:hAnsi="Consolas" w:cs="Times New Roman"/>
+          <w:noProof w:val="0"/>
+          <w:color w:val="BBBEBF"/>
+          <w:kern w:val="0"/>
+          <w:sz w:val="21"/>
+          <w:szCs w:val="21"/>
+          <w:lang w:val="en-US"/>
+          <w14:ligatures w14:val="none"/>
+        </w:rPr>
+        <w:t xml:space="preserve"> </w:t>
+      </w:r>
+      <w:r>
+        <w:rPr>
+          <w:rFonts w:ascii="Consolas" w:eastAsia="Times New Roman" w:hAnsi="Consolas" w:cs="Times New Roman"/>
+          <w:noProof w:val="0"/>
+          <w:color w:val="4EC9B0"/>
+          <w:kern w:val="0"/>
+          <w:sz w:val="21"/>
+          <w:szCs w:val="21"/>
+          <w:lang w:val="en-US"/>
+          <w14:ligatures w14:val="none"/>
+        </w:rPr>
+        <w:t>Exception</w:t>
+      </w:r>
+      <w:r>
+        <w:rPr>
+          <w:rFonts w:ascii="Consolas" w:eastAsia="Times New Roman" w:hAnsi="Consolas" w:cs="Times New Roman"/>
+          <w:noProof w:val="0"/>
+          <w:color w:val="BBBEBF"/>
+          <w:kern w:val="0"/>
+          <w:sz w:val="21"/>
+          <w:szCs w:val="21"/>
+          <w:lang w:val="en-US"/>
+          <w14:ligatures w14:val="none"/>
+        </w:rPr>
+        <w:t>:</w:t>
+      </w:r>
+    </w:p>
+    <w:p>
+      <w:pPr>
+        <w:shd w:val="clear" w:color="auto" w:fill="121314"/>
+        <w:spacing w:after="0" w:line="285" w:lineRule="atLeast"/>
+        <w:rPr>
+          <w:rFonts w:ascii="Consolas" w:eastAsia="Times New Roman" w:hAnsi="Consolas" w:cs="Times New Roman"/>
+          <w:noProof w:val="0"/>
+          <w:color w:val="BBBEBF"/>
+          <w:kern w:val="0"/>
+          <w:sz w:val="21"/>
+          <w:szCs w:val="21"/>
+          <w:lang w:val="en-US"/>
+          <w14:ligatures w14:val="none"/>
+        </w:rPr>
+      </w:pPr>
+      <w:r>
+        <w:rPr>
+          <w:rFonts w:ascii="Consolas" w:eastAsia="Times New Roman" w:hAnsi="Consolas" w:cs="Times New Roman"/>
+          <w:noProof w:val="0"/>
+          <w:color w:val="BBBEBF"/>
+          <w:kern w:val="0"/>
+          <w:sz w:val="21"/>
+          <w:szCs w:val="21"/>
+          <w:lang w:val="en-US"/>
+          <w14:ligatures w14:val="none"/>
+        </w:rPr>
+        <w:t xml:space="preserve">        </w:t>
+      </w:r>
+      <w:proofErr w:type="spellStart"/>
+      <w:proofErr w:type="gramStart"/>
+      <w:r>
+        <w:rPr>
+          <w:rFonts w:ascii="Consolas" w:eastAsia="Times New Roman" w:hAnsi="Consolas" w:cs="Times New Roman"/>
+          <w:noProof w:val="0"/>
+          <w:color w:val="C9D1D9"/>
+          <w:kern w:val="0"/>
+          <w:sz w:val="21"/>
+          <w:szCs w:val="21"/>
+          <w:lang w:val="en-US"/>
+          <w14:ligatures w14:val="none"/>
+        </w:rPr>
+        <w:t>conn</w:t>
+      </w:r>
+      <w:r>
+        <w:rPr>
+          <w:rFonts w:ascii="Consolas" w:eastAsia="Times New Roman" w:hAnsi="Consolas" w:cs="Times New Roman"/>
+          <w:noProof w:val="0"/>
+          <w:color w:val="BBBEBF"/>
+          <w:kern w:val="0"/>
+          <w:sz w:val="21"/>
+          <w:szCs w:val="21"/>
+          <w:lang w:val="en-US"/>
+          <w14:ligatures w14:val="none"/>
+        </w:rPr>
+        <w:t>.rollback</w:t>
+      </w:r>
+      <w:proofErr w:type="spellEnd"/>
+      <w:proofErr w:type="gramEnd"/>
+      <w:r>
+        <w:rPr>
+          <w:rFonts w:ascii="Consolas" w:eastAsia="Times New Roman" w:hAnsi="Consolas" w:cs="Times New Roman"/>
+          <w:noProof w:val="0"/>
+          <w:color w:val="BBBEBF"/>
+          <w:kern w:val="0"/>
+          <w:sz w:val="21"/>
+          <w:szCs w:val="21"/>
+          <w:lang w:val="en-US"/>
+          <w14:ligatures w14:val="none"/>
+        </w:rPr>
+        <w:t>()</w:t>
+      </w:r>
+    </w:p>
+    <w:p>
+      <w:pPr>
+        <w:shd w:val="clear" w:color="auto" w:fill="121314"/>
+        <w:spacing w:after="0" w:line="285" w:lineRule="atLeast"/>
+        <w:rPr>
+          <w:rFonts w:ascii="Consolas" w:eastAsia="Times New Roman" w:hAnsi="Consolas" w:cs="Times New Roman"/>
+          <w:noProof w:val="0"/>
+          <w:color w:val="BBBEBF"/>
+          <w:kern w:val="0"/>
+          <w:sz w:val="21"/>
+          <w:szCs w:val="21"/>
+          <w:lang w:val="en-US"/>
+          <w14:ligatures w14:val="none"/>
+        </w:rPr>
+      </w:pPr>
+      <w:r>
+        <w:rPr>
+          <w:rFonts w:ascii="Consolas" w:eastAsia="Times New Roman" w:hAnsi="Consolas" w:cs="Times New Roman"/>
+          <w:noProof w:val="0"/>
+          <w:color w:val="BBBEBF"/>
+          <w:kern w:val="0"/>
+          <w:sz w:val="21"/>
+          <w:szCs w:val="21"/>
+          <w:lang w:val="en-US"/>
+          <w14:ligatures w14:val="none"/>
+        </w:rPr>
+        <w:t xml:space="preserve">        </w:t>
+      </w:r>
+      <w:r>
+        <w:rPr>
+          <w:rFonts w:ascii="Consolas" w:eastAsia="Times New Roman" w:hAnsi="Consolas" w:cs="Times New Roman"/>
+          <w:noProof w:val="0"/>
+          <w:color w:val="C586C0"/>
+          <w:kern w:val="0"/>
+          <w:sz w:val="21"/>
+          <w:szCs w:val="21"/>
+          <w:lang w:val="en-US"/>
+          <w14:ligatures w14:val="none"/>
+        </w:rPr>
+        <w:t>raise</w:t>
+      </w:r>
+    </w:p>
+    <w:p>
+      <w:pPr>
+        <w:shd w:val="clear" w:color="auto" w:fill="121314"/>
+        <w:spacing w:after="0" w:line="285" w:lineRule="atLeast"/>
+        <w:rPr>
+          <w:rFonts w:ascii="Consolas" w:eastAsia="Times New Roman" w:hAnsi="Consolas" w:cs="Times New Roman"/>
+          <w:noProof w:val="0"/>
+          <w:color w:val="BBBEBF"/>
+          <w:kern w:val="0"/>
+          <w:sz w:val="21"/>
+          <w:szCs w:val="21"/>
+          <w:lang w:val="en-US"/>
+          <w14:ligatures w14:val="none"/>
+        </w:rPr>
+      </w:pPr>
+      <w:r>
+        <w:rPr>
+          <w:rFonts w:ascii="Consolas" w:eastAsia="Times New Roman" w:hAnsi="Consolas" w:cs="Times New Roman"/>
+          <w:noProof w:val="0"/>
+          <w:color w:val="BBBEBF"/>
+          <w:kern w:val="0"/>
+          <w:sz w:val="21"/>
+          <w:szCs w:val="21"/>
+          <w:lang w:val="en-US"/>
+          <w14:ligatures w14:val="none"/>
+        </w:rPr>
+        <w:t xml:space="preserve">    </w:t>
+      </w:r>
+      <w:r>
+        <w:rPr>
+          <w:rFonts w:ascii="Consolas" w:eastAsia="Times New Roman" w:hAnsi="Consolas" w:cs="Times New Roman"/>
+          <w:noProof w:val="0"/>
+          <w:color w:val="C586C0"/>
+          <w:kern w:val="0"/>
+          <w:sz w:val="21"/>
+          <w:szCs w:val="21"/>
+          <w:lang w:val="en-US"/>
+          <w14:ligatures w14:val="none"/>
+        </w:rPr>
+        <w:t>finally</w:t>
+      </w:r>
+      <w:r>
+        <w:rPr>
+          <w:rFonts w:ascii="Consolas" w:eastAsia="Times New Roman" w:hAnsi="Consolas" w:cs="Times New Roman"/>
+          <w:noProof w:val="0"/>
+          <w:color w:val="BBBEBF"/>
+          <w:kern w:val="0"/>
+          <w:sz w:val="21"/>
+          <w:szCs w:val="21"/>
+          <w:lang w:val="en-US"/>
+          <w14:ligatures w14:val="none"/>
+        </w:rPr>
+        <w:t>:</w:t>
+      </w:r>
+    </w:p>
+    <w:p>
+      <w:pPr>
+        <w:shd w:val="clear" w:color="auto" w:fill="121314"/>
+        <w:spacing w:after="0" w:line="285" w:lineRule="atLeast"/>
+        <w:rPr>
+          <w:rFonts w:ascii="Consolas" w:eastAsia="Times New Roman" w:hAnsi="Consolas" w:cs="Times New Roman"/>
+          <w:noProof w:val="0"/>
+          <w:color w:val="BBBEBF"/>
+          <w:kern w:val="0"/>
+          <w:sz w:val="21"/>
+          <w:szCs w:val="21"/>
+          <w:lang w:val="en-US"/>
+          <w14:ligatures w14:val="none"/>
+        </w:rPr>
+      </w:pPr>
+      <w:r>
+        <w:rPr>
+          <w:rFonts w:ascii="Consolas" w:eastAsia="Times New Roman" w:hAnsi="Consolas" w:cs="Times New Roman"/>
+          <w:noProof w:val="0"/>
+          <w:color w:val="BBBEBF"/>
+          <w:kern w:val="0"/>
+          <w:sz w:val="21"/>
+          <w:szCs w:val="21"/>
+          <w:lang w:val="en-US"/>
+          <w14:ligatures w14:val="none"/>
+        </w:rPr>
+        <w:t>        _</w:t>
+      </w:r>
+      <w:proofErr w:type="spellStart"/>
+      <w:r>
+        <w:rPr>
+          <w:rFonts w:ascii="Consolas" w:eastAsia="Times New Roman" w:hAnsi="Consolas" w:cs="Times New Roman"/>
+          <w:noProof w:val="0"/>
+          <w:color w:val="BBBEBF"/>
+          <w:kern w:val="0"/>
+          <w:sz w:val="21"/>
+          <w:szCs w:val="21"/>
+          <w:lang w:val="en-US"/>
+          <w14:ligatures w14:val="none"/>
+        </w:rPr>
+        <w:t>get_pool</w:t>
+      </w:r>
+      <w:proofErr w:type="spellEnd"/>
+      <w:r>
+        <w:rPr>
+          <w:rFonts w:ascii="Consolas" w:eastAsia="Times New Roman" w:hAnsi="Consolas" w:cs="Times New Roman"/>
+          <w:noProof w:val="0"/>
+          <w:color w:val="BBBEBF"/>
+          <w:kern w:val="0"/>
+          <w:sz w:val="21"/>
+          <w:szCs w:val="21"/>
+          <w:lang w:val="en-US"/>
+          <w14:ligatures w14:val="none"/>
+        </w:rPr>
+        <w:t>(</w:t>
+      </w:r>
+      <w:proofErr w:type="gramStart"/>
+      <w:r>
+        <w:rPr>
+          <w:rFonts w:ascii="Consolas" w:eastAsia="Times New Roman" w:hAnsi="Consolas" w:cs="Times New Roman"/>
+          <w:noProof w:val="0"/>
+          <w:color w:val="BBBEBF"/>
+          <w:kern w:val="0"/>
+          <w:sz w:val="21"/>
+          <w:szCs w:val="21"/>
+          <w:lang w:val="en-US"/>
+          <w14:ligatures w14:val="none"/>
+        </w:rPr>
+        <w:t>).</w:t>
+      </w:r>
+      <w:proofErr w:type="spellStart"/>
+      <w:r>
+        <w:rPr>
+          <w:rFonts w:ascii="Consolas" w:eastAsia="Times New Roman" w:hAnsi="Consolas" w:cs="Times New Roman"/>
+          <w:noProof w:val="0"/>
+          <w:color w:val="BBBEBF"/>
+          <w:kern w:val="0"/>
+          <w:sz w:val="21"/>
+          <w:szCs w:val="21"/>
+          <w:lang w:val="en-US"/>
+          <w14:ligatures w14:val="none"/>
+        </w:rPr>
+        <w:t>putconn</w:t>
+      </w:r>
+      <w:proofErr w:type="spellEnd"/>
+      <w:proofErr w:type="gramEnd"/>
+      <w:r>
+        <w:rPr>
+          <w:rFonts w:ascii="Consolas" w:eastAsia="Times New Roman" w:hAnsi="Consolas" w:cs="Times New Roman"/>
+          <w:noProof w:val="0"/>
+          <w:color w:val="BBBEBF"/>
+          <w:kern w:val="0"/>
+          <w:sz w:val="21"/>
+          <w:szCs w:val="21"/>
+          <w:lang w:val="en-US"/>
+          <w14:ligatures w14:val="none"/>
+        </w:rPr>
+        <w:t>(</w:t>
+      </w:r>
+      <w:r>
+        <w:rPr>
+          <w:rFonts w:ascii="Consolas" w:eastAsia="Times New Roman" w:hAnsi="Consolas" w:cs="Times New Roman"/>
+          <w:noProof w:val="0"/>
+          <w:color w:val="C9D1D9"/>
+          <w:kern w:val="0"/>
+          <w:sz w:val="21"/>
+          <w:szCs w:val="21"/>
+          <w:lang w:val="en-US"/>
+          <w14:ligatures w14:val="none"/>
+        </w:rPr>
+        <w:t>conn</w:t>
+      </w:r>
+      <w:r>
+        <w:rPr>
+          <w:rFonts w:ascii="Consolas" w:eastAsia="Times New Roman" w:hAnsi="Consolas" w:cs="Times New Roman"/>
+          <w:noProof w:val="0"/>
+          <w:color w:val="BBBEBF"/>
+          <w:kern w:val="0"/>
+          <w:sz w:val="21"/>
+          <w:szCs w:val="21"/>
+          <w:lang w:val="en-US"/>
+          <w14:ligatures w14:val="none"/>
+        </w:rPr>
+        <w:t>)</w:t>
+      </w:r>
+    </w:p>
+    <w:p>
+      <w:pPr>
+        <w:rPr>
+          <w:rFonts w:ascii="Times New Roman" w:hAnsi="Times New Roman" w:cs="Times New Roman"/>
+        </w:rPr>
+      </w:pPr>
+    </w:p>
+    <w:p>
+      <w:pPr>
+        <w:rPr>
+          <w:rFonts w:ascii="Times New Roman" w:hAnsi="Times New Roman" w:cs="Times New Roman"/>
+        </w:rPr>
+      </w:pPr>
+      <w:r>
+        <w:rPr>
+          <w:rFonts w:ascii="Times New Roman" w:hAnsi="Times New Roman" w:cs="Times New Roman"/>
+        </w:rPr>
+        <w:t>Migracije</w:t>
+      </w:r>
+    </w:p>
+    <w:p>
+      <w:pPr>
+        <w:rPr>
+          <w:rFonts w:ascii="Times New Roman" w:hAnsi="Times New Roman" w:cs="Times New Roman"/>
+        </w:rPr>
+      </w:pPr>
+      <w:r>
+        <w:rPr>
+          <w:rFonts w:ascii="Times New Roman" w:hAnsi="Times New Roman" w:cs="Times New Roman"/>
+        </w:rPr>
+        <w:t>Za inicijalizaciju i ažuriranje sheme baze podataka koristi se skripta migrate.py. Skripta je idempotenta – sigurna za višestruko pokretanje jer koristi IF NOT EXISTS i ON CONFLICT DO NOTHING klauzule, što znači da neće duplicirati podatke nitit rušiti postojeće tablice.</w:t>
+      </w:r>
+    </w:p>
+    <w:p>
+      <w:pPr>
+        <w:rPr>
+          <w:rFonts w:ascii="Times New Roman" w:hAnsi="Times New Roman" w:cs="Times New Roman"/>
+        </w:rPr>
+      </w:pPr>
+      <w:r>
+        <w:rPr>
+          <w:rFonts w:ascii="Times New Roman" w:hAnsi="Times New Roman" w:cs="Times New Roman"/>
+        </w:rPr>
+        <w:t>Sigurnost upita</w:t>
+      </w:r>
+    </w:p>
+    <w:p>
+      <w:pPr>
+        <w:rPr>
+          <w:rFonts w:ascii="Times New Roman" w:hAnsi="Times New Roman" w:cs="Times New Roman"/>
+        </w:rPr>
+      </w:pPr>
+      <w:r>
+        <w:rPr>
+          <w:rFonts w:ascii="Times New Roman" w:hAnsi="Times New Roman" w:cs="Times New Roman"/>
+        </w:rPr>
+        <w:t>Svi SQL upiti koriste parametrizirane upite kako bi se spriječili SQL injection napadi:</w:t>
+      </w:r>
+    </w:p>
+    <w:p>
+      <w:pPr>
+        <w:rPr>
+          <w:rFonts w:ascii="Times New Roman" w:hAnsi="Times New Roman" w:cs="Times New Roman"/>
+        </w:rPr>
+      </w:pPr>
+    </w:p>
+    <w:p>
+      <w:pPr>
         <w:rPr>
           <w:rFonts w:ascii="Times New Roman" w:hAnsi="Times New Roman" w:cs="Times New Roman"/>
         </w:rPr>
@@ -811,6 +6884,56 @@
     </w:sectPr>
   </w:body>
 </w:document>
+</file>
+
+<file path=word/endnotes.xml><?xml version="1.0" encoding="utf-8"?>
+<w:endnotes xmlns:wpc="http://schemas.microsoft.com/office/word/2010/wordprocessingCanvas" xmlns:cx="http://schemas.microsoft.com/office/drawing/2014/chartex" xmlns:cx1="http://schemas.microsoft.com/office/drawing/2015/9/8/chartex" xmlns:cx2="http://schemas.microsoft.com/office/drawing/2015/10/21/chartex" xmlns:cx3="http://schemas.microsoft.com/office/drawing/2016/5/9/chartex" xmlns:cx4="http://schemas.microsoft.com/office/drawing/2016/5/10/chartex" xmlns:cx5="http://schemas.microsoft.com/office/drawing/2016/5/11/chartex" xmlns:cx6="http://schemas.microsoft.com/office/drawing/2016/5/12/chartex" xmlns:cx7="http://schemas.microsoft.com/office/drawing/2016/5/13/chartex" xmlns:cx8="http://schemas.microsoft.com/office/drawing/2016/5/14/chartex" xmlns:mc="http://schemas.openxmlformats.org/markup-compatibility/2006" xmlns:aink="http://schemas.microsoft.com/office/drawing/2016/ink" xmlns:am3d="http://schemas.microsoft.com/office/drawing/2017/model3d" xmlns:o="urn:schemas-microsoft-com:office:office" xmlns:oel="http://schemas.microsoft.com/office/2019/extlst" xmlns:r="http://schemas.openxmlformats.org/officeDocument/2006/relationships" xmlns:m="http://schemas.openxmlformats.org/officeDocument/2006/math" xmlns:v="urn:schemas-microsoft-com:vml" xmlns:wp14="http://schemas.microsoft.com/office/word/2010/wordprocessingDrawing" xmlns:wp="http://schemas.openxmlformats.org/drawingml/2006/wordprocessingDrawing" xmlns:w10="urn:schemas-microsoft-com:office:word" xmlns:w="http://schemas.openxmlformats.org/wordprocessingml/2006/main" xmlns:w14="http://schemas.microsoft.com/office/word/2010/wordml" xmlns:w15="http://schemas.microsoft.com/office/word/2012/wordml" xmlns:w16cex="http://schemas.microsoft.com/office/word/2018/wordml/cex" xmlns:w16cid="http://schemas.microsoft.com/office/word/2016/wordml/cid" xmlns:w16="http://schemas.microsoft.com/office/word/2018/wordml" xmlns:w16du="http://schemas.microsoft.com/office/word/2023/wordml/word16du" xmlns:w16sdtdh="http://schemas.microsoft.com/office/word/2020/wordml/sdtdatahash" xmlns:w16sdtfl="http://schemas.microsoft.com/office/word/2024/wordml/sdtformatlock" xmlns:w16se="http://schemas.microsoft.com/office/word/2015/wordml/symex" xmlns:wpg="http://schemas.microsoft.com/office/word/2010/wordprocessingGroup" xmlns:wpi="http://schemas.microsoft.com/office/word/2010/wordprocessingInk" xmlns:wne="http://schemas.microsoft.com/office/word/2006/wordml" xmlns:wps="http://schemas.microsoft.com/office/word/2010/wordprocessingShape" mc:Ignorable="w14 w15 w16se w16cid w16 w16cex w16sdtdh w16sdtfl w16du wp14">
+  <w:endnote w:type="separator" w:id="-1">
+    <w:p>
+      <w:pPr>
+        <w:spacing w:after="0" w:line="240" w:lineRule="auto"/>
+      </w:pPr>
+      <w:r>
+        <w:separator/>
+      </w:r>
+    </w:p>
+  </w:endnote>
+  <w:endnote w:type="continuationSeparator" w:id="0">
+    <w:p>
+      <w:pPr>
+        <w:spacing w:after="0" w:line="240" w:lineRule="auto"/>
+      </w:pPr>
+      <w:r>
+        <w:continuationSeparator/>
+      </w:r>
+    </w:p>
+  </w:endnote>
+</w:endnotes>
+</file>
+
+<file path=word/footnotes.xml><?xml version="1.0" encoding="utf-8"?>
+<w:footnotes xmlns:wpc="http://schemas.microsoft.com/office/word/2010/wordprocessingCanvas" xmlns:cx="http://schemas.microsoft.com/office/drawing/2014/chartex" xmlns:cx1="http://schemas.microsoft.com/office/drawing/2015/9/8/chartex" xmlns:cx2="http://schemas.microsoft.com/office/drawing/2015/10/21/chartex" xmlns:cx3="http://schemas.microsoft.com/office/drawing/2016/5/9/chartex" xmlns:cx4="http://schemas.microsoft.com/office/drawing/2016/5/10/chartex" xmlns:cx5="http://schemas.microsoft.com/office/drawing/2016/5/11/chartex" xmlns:cx6="http://schemas.microsoft.com/office/drawing/2016/5/12/chartex" xmlns:cx7="http://schemas.microsoft.com/office/drawing/2016/5/13/chartex" xmlns:cx8="http://schemas.microsoft.com/office/drawing/2016/5/14/chartex" xmlns:mc="http://schemas.openxmlformats.org/markup-compatibility/2006" xmlns:aink="http://schemas.microsoft.com/office/drawing/2016/ink" xmlns:am3d="http://schemas.microsoft.com/office/drawing/2017/model3d" xmlns:o="urn:schemas-microsoft-com:office:office" xmlns:oel="http://schemas.microsoft.com/office/2019/extlst" xmlns:r="http://schemas.openxmlformats.org/officeDocument/2006/relationships" xmlns:m="http://schemas.openxmlformats.org/officeDocument/2006/math" xmlns:v="urn:schemas-microsoft-com:vml" xmlns:wp14="http://schemas.microsoft.com/office/word/2010/wordprocessingDrawing" xmlns:wp="http://schemas.openxmlformats.org/drawingml/2006/wordprocessingDrawing" xmlns:w10="urn:schemas-microsoft-com:office:word" xmlns:w="http://schemas.openxmlformats.org/wordprocessingml/2006/main" xmlns:w14="http://schemas.microsoft.com/office/word/2010/wordml" xmlns:w15="http://schemas.microsoft.com/office/word/2012/wordml" xmlns:w16cex="http://schemas.microsoft.com/office/word/2018/wordml/cex" xmlns:w16cid="http://schemas.microsoft.com/office/word/2016/wordml/cid" xmlns:w16="http://schemas.microsoft.com/office/word/2018/wordml" xmlns:w16du="http://schemas.microsoft.com/office/word/2023/wordml/word16du" xmlns:w16sdtdh="http://schemas.microsoft.com/office/word/2020/wordml/sdtdatahash" xmlns:w16sdtfl="http://schemas.microsoft.com/office/word/2024/wordml/sdtformatlock" xmlns:w16se="http://schemas.microsoft.com/office/word/2015/wordml/symex" xmlns:wpg="http://schemas.microsoft.com/office/word/2010/wordprocessingGroup" xmlns:wpi="http://schemas.microsoft.com/office/word/2010/wordprocessingInk" xmlns:wne="http://schemas.microsoft.com/office/word/2006/wordml" xmlns:wps="http://schemas.microsoft.com/office/word/2010/wordprocessingShape" mc:Ignorable="w14 w15 w16se w16cid w16 w16cex w16sdtdh w16sdtfl w16du wp14">
+  <w:footnote w:type="separator" w:id="-1">
+    <w:p>
+      <w:pPr>
+        <w:spacing w:after="0" w:line="240" w:lineRule="auto"/>
+      </w:pPr>
+      <w:r>
+        <w:separator/>
+      </w:r>
+    </w:p>
+  </w:footnote>
+  <w:footnote w:type="continuationSeparator" w:id="0">
+    <w:p>
+      <w:pPr>
+        <w:spacing w:after="0" w:line="240" w:lineRule="auto"/>
+      </w:pPr>
+      <w:r>
+        <w:continuationSeparator/>
+      </w:r>
+    </w:p>
+  </w:footnote>
+</w:footnotes>
 </file>
 
 <file path=word/numbering.xml><?xml version="1.0" encoding="utf-8"?>
@@ -936,8 +7059,124 @@
       </w:rPr>
     </w:lvl>
   </w:abstractNum>
+  <w:abstractNum w:abstractNumId="1" w15:restartNumberingAfterBreak="0">
+    <w:nsid w:val="6F414FFE"/>
+    <w:multiLevelType w:val="hybridMultilevel"/>
+    <w:tmpl w:val="FED4AA0E"/>
+    <w:lvl w:ilvl="0" w:tplc="0409000B">
+      <w:start w:val="1"/>
+      <w:numFmt w:val="bullet"/>
+      <w:lvlText w:val=""/>
+      <w:lvlJc w:val="left"/>
+      <w:pPr>
+        <w:ind w:left="720" w:hanging="360"/>
+      </w:pPr>
+      <w:rPr>
+        <w:rFonts w:ascii="Wingdings" w:hAnsi="Wingdings" w:hint="default"/>
+      </w:rPr>
+    </w:lvl>
+    <w:lvl w:ilvl="1" w:tplc="04090003" w:tentative="1">
+      <w:start w:val="1"/>
+      <w:numFmt w:val="bullet"/>
+      <w:lvlText w:val="o"/>
+      <w:lvlJc w:val="left"/>
+      <w:pPr>
+        <w:ind w:left="1440" w:hanging="360"/>
+      </w:pPr>
+      <w:rPr>
+        <w:rFonts w:ascii="Courier New" w:hAnsi="Courier New" w:cs="Courier New" w:hint="default"/>
+      </w:rPr>
+    </w:lvl>
+    <w:lvl w:ilvl="2" w:tplc="04090005" w:tentative="1">
+      <w:start w:val="1"/>
+      <w:numFmt w:val="bullet"/>
+      <w:lvlText w:val=""/>
+      <w:lvlJc w:val="left"/>
+      <w:pPr>
+        <w:ind w:left="2160" w:hanging="360"/>
+      </w:pPr>
+      <w:rPr>
+        <w:rFonts w:ascii="Wingdings" w:hAnsi="Wingdings" w:hint="default"/>
+      </w:rPr>
+    </w:lvl>
+    <w:lvl w:ilvl="3" w:tplc="04090001" w:tentative="1">
+      <w:start w:val="1"/>
+      <w:numFmt w:val="bullet"/>
+      <w:lvlText w:val=""/>
+      <w:lvlJc w:val="left"/>
+      <w:pPr>
+        <w:ind w:left="2880" w:hanging="360"/>
+      </w:pPr>
+      <w:rPr>
+        <w:rFonts w:ascii="Symbol" w:hAnsi="Symbol" w:hint="default"/>
+      </w:rPr>
+    </w:lvl>
+    <w:lvl w:ilvl="4" w:tplc="04090003" w:tentative="1">
+      <w:start w:val="1"/>
+      <w:numFmt w:val="bullet"/>
+      <w:lvlText w:val="o"/>
+      <w:lvlJc w:val="left"/>
+      <w:pPr>
+        <w:ind w:left="3600" w:hanging="360"/>
+      </w:pPr>
+      <w:rPr>
+        <w:rFonts w:ascii="Courier New" w:hAnsi="Courier New" w:cs="Courier New" w:hint="default"/>
+      </w:rPr>
+    </w:lvl>
+    <w:lvl w:ilvl="5" w:tplc="04090005" w:tentative="1">
+      <w:start w:val="1"/>
+      <w:numFmt w:val="bullet"/>
+      <w:lvlText w:val=""/>
+      <w:lvlJc w:val="left"/>
+      <w:pPr>
+        <w:ind w:left="4320" w:hanging="360"/>
+      </w:pPr>
+      <w:rPr>
+        <w:rFonts w:ascii="Wingdings" w:hAnsi="Wingdings" w:hint="default"/>
+      </w:rPr>
+    </w:lvl>
+    <w:lvl w:ilvl="6" w:tplc="04090001" w:tentative="1">
+      <w:start w:val="1"/>
+      <w:numFmt w:val="bullet"/>
+      <w:lvlText w:val=""/>
+      <w:lvlJc w:val="left"/>
+      <w:pPr>
+        <w:ind w:left="5040" w:hanging="360"/>
+      </w:pPr>
+      <w:rPr>
+        <w:rFonts w:ascii="Symbol" w:hAnsi="Symbol" w:hint="default"/>
+      </w:rPr>
+    </w:lvl>
+    <w:lvl w:ilvl="7" w:tplc="04090003" w:tentative="1">
+      <w:start w:val="1"/>
+      <w:numFmt w:val="bullet"/>
+      <w:lvlText w:val="o"/>
+      <w:lvlJc w:val="left"/>
+      <w:pPr>
+        <w:ind w:left="5760" w:hanging="360"/>
+      </w:pPr>
+      <w:rPr>
+        <w:rFonts w:ascii="Courier New" w:hAnsi="Courier New" w:cs="Courier New" w:hint="default"/>
+      </w:rPr>
+    </w:lvl>
+    <w:lvl w:ilvl="8" w:tplc="04090005" w:tentative="1">
+      <w:start w:val="1"/>
+      <w:numFmt w:val="bullet"/>
+      <w:lvlText w:val=""/>
+      <w:lvlJc w:val="left"/>
+      <w:pPr>
+        <w:ind w:left="6480" w:hanging="360"/>
+      </w:pPr>
+      <w:rPr>
+        <w:rFonts w:ascii="Wingdings" w:hAnsi="Wingdings" w:hint="default"/>
+      </w:rPr>
+    </w:lvl>
+  </w:abstractNum>
   <w:num w:numId="1" w16cid:durableId="1475828170">
     <w:abstractNumId w:val="0"/>
+  </w:num>
+  <w:num w:numId="2" w16cid:durableId="68968193">
+    <w:abstractNumId w:val="1"/>
   </w:num>
 </w:numbering>
 </file>
@@ -1396,7 +7635,6 @@
     <w:next w:val="Normal"/>
     <w:link w:val="Heading3Char"/>
     <w:uiPriority w:val="9"/>
-    <w:semiHidden/>
     <w:unhideWhenUsed/>
     <w:qFormat/>
     <w:rsid w:val="00F47CF9"/>
@@ -1548,7 +7786,6 @@
   <w:style w:type="character" w:default="1" w:styleId="DefaultParagraphFont">
     <w:name w:val="Default Paragraph Font"/>
     <w:uiPriority w:val="1"/>
-    <w:semiHidden/>
     <w:unhideWhenUsed/>
   </w:style>
   <w:style w:type="table" w:default="1" w:styleId="TableNormal">
@@ -1607,7 +7844,6 @@
     <w:basedOn w:val="DefaultParagraphFont"/>
     <w:link w:val="Heading3"/>
     <w:uiPriority w:val="9"/>
-    <w:semiHidden/>
     <w:rsid w:val="00F47CF9"/>
     <w:rPr>
       <w:rFonts w:eastAsiaTheme="majorEastAsia" w:cstheme="majorBidi"/>
@@ -1929,6 +8165,103 @@
     <w:rPr>
       <w:color w:val="467886" w:themeColor="hyperlink"/>
       <w:u w:val="single"/>
+    </w:rPr>
+  </w:style>
+  <w:style w:type="table" w:styleId="TableGrid">
+    <w:name w:val="Table Grid"/>
+    <w:basedOn w:val="TableNormal"/>
+    <w:uiPriority w:val="39"/>
+    <w:rsid w:val="000E01BC"/>
+    <w:pPr>
+      <w:spacing w:after="0" w:line="240" w:lineRule="auto"/>
+    </w:pPr>
+    <w:tblPr>
+      <w:tblBorders>
+        <w:top w:val="single" w:sz="4" w:space="0" w:color="auto"/>
+        <w:left w:val="single" w:sz="4" w:space="0" w:color="auto"/>
+        <w:bottom w:val="single" w:sz="4" w:space="0" w:color="auto"/>
+        <w:right w:val="single" w:sz="4" w:space="0" w:color="auto"/>
+        <w:insideH w:val="single" w:sz="4" w:space="0" w:color="auto"/>
+        <w:insideV w:val="single" w:sz="4" w:space="0" w:color="auto"/>
+      </w:tblBorders>
+    </w:tblPr>
+  </w:style>
+  <w:style w:type="paragraph" w:styleId="TOC2">
+    <w:name w:val="toc 2"/>
+    <w:basedOn w:val="Normal"/>
+    <w:next w:val="Normal"/>
+    <w:autoRedefine/>
+    <w:uiPriority w:val="39"/>
+    <w:unhideWhenUsed/>
+    <w:rsid w:val="00FD3546"/>
+    <w:pPr>
+      <w:spacing w:after="100"/>
+      <w:ind w:left="240"/>
+    </w:pPr>
+  </w:style>
+  <w:style w:type="paragraph" w:styleId="TOC3">
+    <w:name w:val="toc 3"/>
+    <w:basedOn w:val="Normal"/>
+    <w:next w:val="Normal"/>
+    <w:autoRedefine/>
+    <w:uiPriority w:val="39"/>
+    <w:unhideWhenUsed/>
+    <w:rsid w:val="00FD3546"/>
+    <w:pPr>
+      <w:spacing w:after="100"/>
+      <w:ind w:left="480"/>
+    </w:pPr>
+  </w:style>
+  <w:style w:type="paragraph" w:styleId="Header">
+    <w:name w:val="header"/>
+    <w:basedOn w:val="Normal"/>
+    <w:link w:val="HeaderChar"/>
+    <w:uiPriority w:val="99"/>
+    <w:unhideWhenUsed/>
+    <w:rsid w:val="009A0128"/>
+    <w:pPr>
+      <w:tabs>
+        <w:tab w:val="center" w:pos="4680"/>
+        <w:tab w:val="right" w:pos="9360"/>
+      </w:tabs>
+      <w:spacing w:after="0" w:line="240" w:lineRule="auto"/>
+    </w:pPr>
+  </w:style>
+  <w:style w:type="character" w:customStyle="1" w:styleId="HeaderChar">
+    <w:name w:val="Header Char"/>
+    <w:basedOn w:val="DefaultParagraphFont"/>
+    <w:link w:val="Header"/>
+    <w:uiPriority w:val="99"/>
+    <w:rsid w:val="009A0128"/>
+    <w:rPr>
+      <w:noProof/>
+      <w:lang w:val="hr-HR"/>
+    </w:rPr>
+  </w:style>
+  <w:style w:type="paragraph" w:styleId="Footer">
+    <w:name w:val="footer"/>
+    <w:basedOn w:val="Normal"/>
+    <w:link w:val="FooterChar"/>
+    <w:uiPriority w:val="99"/>
+    <w:unhideWhenUsed/>
+    <w:rsid w:val="009A0128"/>
+    <w:pPr>
+      <w:tabs>
+        <w:tab w:val="center" w:pos="4680"/>
+        <w:tab w:val="right" w:pos="9360"/>
+      </w:tabs>
+      <w:spacing w:after="0" w:line="240" w:lineRule="auto"/>
+    </w:pPr>
+  </w:style>
+  <w:style w:type="character" w:customStyle="1" w:styleId="FooterChar">
+    <w:name w:val="Footer Char"/>
+    <w:basedOn w:val="DefaultParagraphFont"/>
+    <w:link w:val="Footer"/>
+    <w:uiPriority w:val="99"/>
+    <w:rsid w:val="009A0128"/>
+    <w:rPr>
+      <w:noProof/>
+      <w:lang w:val="hr-HR"/>
     </w:rPr>
   </w:style>
 </w:styles>
